--- a/HIGUCHI FRACTAL DIMENSION FOR BIOLOGICAL AGE ESTIMATION.docx
+++ b/HIGUCHI FRACTAL DIMENSION FOR BIOLOGICAL AGE ESTIMATION.docx
@@ -5511,7 +5511,61 @@
           <w:sz w:val="28"/>
           <w:szCs w:val="28"/>
         </w:rPr>
-        <w:t xml:space="preserve">It can be used in predictive models to estimate biological age </w:t>
+        <w:t xml:space="preserve">It can be used in predictive models to </w:t>
+      </w:r>
+      <w:proofErr w:type="spellStart"/>
+      <w:r>
+        <w:rPr>
+          <w:rFonts w:ascii="Times New Roman" w:hAnsi="Times New Roman" w:cs="Times New Roman"/>
+          <w:sz w:val="28"/>
+          <w:szCs w:val="28"/>
+        </w:rPr>
+        <w:t>estimate</w:t>
+      </w:r>
+      <w:proofErr w:type="spellEnd"/>
+      <w:r>
+        <w:rPr>
+          <w:rFonts w:ascii="Times New Roman" w:hAnsi="Times New Roman" w:cs="Times New Roman"/>
+          <w:sz w:val="28"/>
+          <w:szCs w:val="28"/>
+        </w:rPr>
+        <w:t xml:space="preserve"> </w:t>
+      </w:r>
+      <w:proofErr w:type="spellStart"/>
+      <w:r>
+        <w:rPr>
+          <w:rFonts w:ascii="Times New Roman" w:hAnsi="Times New Roman" w:cs="Times New Roman"/>
+          <w:sz w:val="28"/>
+          <w:szCs w:val="28"/>
+        </w:rPr>
+        <w:t>biological</w:t>
+      </w:r>
+      <w:proofErr w:type="spellEnd"/>
+      <w:r>
+        <w:rPr>
+          <w:rFonts w:ascii="Times New Roman" w:hAnsi="Times New Roman" w:cs="Times New Roman"/>
+          <w:sz w:val="28"/>
+          <w:szCs w:val="28"/>
+        </w:rPr>
+        <w:t xml:space="preserve"> </w:t>
+      </w:r>
+      <w:proofErr w:type="spellStart"/>
+      <w:r>
+        <w:rPr>
+          <w:rFonts w:ascii="Times New Roman" w:hAnsi="Times New Roman" w:cs="Times New Roman"/>
+          <w:sz w:val="28"/>
+          <w:szCs w:val="28"/>
+        </w:rPr>
+        <w:t>age</w:t>
+      </w:r>
+      <w:proofErr w:type="spellEnd"/>
+      <w:r>
+        <w:rPr>
+          <w:rFonts w:ascii="Times New Roman" w:hAnsi="Times New Roman" w:cs="Times New Roman"/>
+          <w:sz w:val="28"/>
+          <w:szCs w:val="28"/>
+        </w:rPr>
+        <w:t xml:space="preserve"> </w:t>
       </w:r>
       <w:proofErr w:type="spellStart"/>
       <w:r>
@@ -5636,18 +5690,7 @@
           <w:szCs w:val="28"/>
           <w:lang w:val="en-US"/>
         </w:rPr>
-        <w:t>O</w:t>
-      </w:r>
-      <w:r>
-        <w:rPr>
-          <w:rFonts w:ascii="Times New Roman" w:hAnsi="Times New Roman" w:cs="Times New Roman"/>
-          <w:b/>
-          <w:bCs/>
-          <w:sz w:val="28"/>
-          <w:szCs w:val="28"/>
-          <w:lang w:val="en-US"/>
-        </w:rPr>
-        <w:t>bjective</w:t>
+        <w:t>Objective</w:t>
       </w:r>
     </w:p>
     <w:p>
@@ -7245,16 +7288,7 @@
           <w:szCs w:val="28"/>
           <w:lang w:val="en-US"/>
         </w:rPr>
-        <w:t xml:space="preserve"> </w:t>
-      </w:r>
-      <w:r>
-        <w:rPr>
-          <w:rFonts w:ascii="Times New Roman" w:hAnsi="Times New Roman" w:cs="Times New Roman"/>
-          <w:sz w:val="28"/>
-          <w:szCs w:val="28"/>
-          <w:lang w:val="en-US"/>
-        </w:rPr>
-        <w:t>In the article [6], biological age was estimated based on heart rate variability.</w:t>
+        <w:t xml:space="preserve"> In the article [6], biological age was estimated based on heart rate variability.</w:t>
       </w:r>
       <w:r>
         <w:rPr>
@@ -8906,7 +8940,79 @@
           <w:szCs w:val="28"/>
           <w14:ligatures w14:val="none"/>
         </w:rPr>
-        <w:t xml:space="preserve"> cardiovascular autonomic function during healthy aging</w:t>
+        <w:t xml:space="preserve"> </w:t>
+      </w:r>
+      <w:proofErr w:type="spellStart"/>
+      <w:r>
+        <w:rPr>
+          <w:rFonts w:ascii="Times New Roman" w:eastAsia="Times New Roman" w:hAnsi="Times New Roman" w:cs="Times New Roman"/>
+          <w:color w:val="212529"/>
+          <w:kern w:val="36"/>
+          <w:sz w:val="28"/>
+          <w:szCs w:val="28"/>
+          <w14:ligatures w14:val="none"/>
+        </w:rPr>
+        <w:t>cardiovascular</w:t>
+      </w:r>
+      <w:proofErr w:type="spellEnd"/>
+      <w:r>
+        <w:rPr>
+          <w:rFonts w:ascii="Times New Roman" w:eastAsia="Times New Roman" w:hAnsi="Times New Roman" w:cs="Times New Roman"/>
+          <w:color w:val="212529"/>
+          <w:kern w:val="36"/>
+          <w:sz w:val="28"/>
+          <w:szCs w:val="28"/>
+          <w14:ligatures w14:val="none"/>
+        </w:rPr>
+        <w:t xml:space="preserve"> </w:t>
+      </w:r>
+      <w:proofErr w:type="spellStart"/>
+      <w:r>
+        <w:rPr>
+          <w:rFonts w:ascii="Times New Roman" w:eastAsia="Times New Roman" w:hAnsi="Times New Roman" w:cs="Times New Roman"/>
+          <w:color w:val="212529"/>
+          <w:kern w:val="36"/>
+          <w:sz w:val="28"/>
+          <w:szCs w:val="28"/>
+          <w14:ligatures w14:val="none"/>
+        </w:rPr>
+        <w:t>autonomic</w:t>
+      </w:r>
+      <w:proofErr w:type="spellEnd"/>
+      <w:r>
+        <w:rPr>
+          <w:rFonts w:ascii="Times New Roman" w:eastAsia="Times New Roman" w:hAnsi="Times New Roman" w:cs="Times New Roman"/>
+          <w:color w:val="212529"/>
+          <w:kern w:val="36"/>
+          <w:sz w:val="28"/>
+          <w:szCs w:val="28"/>
+          <w14:ligatures w14:val="none"/>
+        </w:rPr>
+        <w:t xml:space="preserve"> </w:t>
+      </w:r>
+      <w:proofErr w:type="spellStart"/>
+      <w:r>
+        <w:rPr>
+          <w:rFonts w:ascii="Times New Roman" w:eastAsia="Times New Roman" w:hAnsi="Times New Roman" w:cs="Times New Roman"/>
+          <w:color w:val="212529"/>
+          <w:kern w:val="36"/>
+          <w:sz w:val="28"/>
+          <w:szCs w:val="28"/>
+          <w14:ligatures w14:val="none"/>
+        </w:rPr>
+        <w:t>function</w:t>
+      </w:r>
+      <w:proofErr w:type="spellEnd"/>
+      <w:r>
+        <w:rPr>
+          <w:rFonts w:ascii="Times New Roman" w:eastAsia="Times New Roman" w:hAnsi="Times New Roman" w:cs="Times New Roman"/>
+          <w:color w:val="212529"/>
+          <w:kern w:val="36"/>
+          <w:sz w:val="28"/>
+          <w:szCs w:val="28"/>
+          <w14:ligatures w14:val="none"/>
+        </w:rPr>
+        <w:t xml:space="preserve"> during healthy aging</w:t>
       </w:r>
       <w:r>
         <w:rPr>
@@ -11116,16 +11222,7 @@
           <w:szCs w:val="28"/>
           <w:lang w:val="en-US"/>
         </w:rPr>
-        <w:t>Figure 4 – Output and filtered signals</w:t>
-      </w:r>
-      <w:r>
-        <w:rPr>
-          <w:rFonts w:ascii="Times New Roman" w:hAnsi="Times New Roman" w:cs="Times New Roman"/>
-          <w:sz w:val="28"/>
-          <w:szCs w:val="28"/>
-          <w:lang w:val="en-US"/>
-        </w:rPr>
-        <w:t xml:space="preserve"> (</w:t>
+        <w:t>Figure 4 – Output and filtered signals (</w:t>
       </w:r>
       <w:r>
         <w:rPr>
@@ -11470,7 +11567,6 @@
           <w14:ligatures w14:val="none"/>
         </w:rPr>
       </w:pPr>
-      <w:proofErr w:type="spellStart"/>
       <w:r>
         <w:rPr>
           <w:rFonts w:ascii="Times New Roman" w:eastAsia="Times New Roman" w:hAnsi="Times New Roman" w:cs="Times New Roman"/>
@@ -11478,12 +11574,12 @@
           <w:kern w:val="36"/>
           <w:sz w:val="28"/>
           <w:szCs w:val="28"/>
-          <w:lang w:val="ru-RU"/>
+          <w:lang w:val="en-US"/>
           <w14:ligatures w14:val="none"/>
         </w:rPr>
-        <w:t>Figure</w:t>
-      </w:r>
-      <w:proofErr w:type="spellEnd"/>
+        <w:t xml:space="preserve">Figure 5 - </w:t>
+      </w:r>
+      <w:proofErr w:type="spellStart"/>
       <w:r>
         <w:rPr>
           <w:rFonts w:ascii="Times New Roman" w:eastAsia="Times New Roman" w:hAnsi="Times New Roman" w:cs="Times New Roman"/>
@@ -11491,20 +11587,7 @@
           <w:kern w:val="36"/>
           <w:sz w:val="28"/>
           <w:szCs w:val="28"/>
-          <w:lang w:val="ru-RU"/>
-          <w14:ligatures w14:val="none"/>
-        </w:rPr>
-        <w:t xml:space="preserve"> 5 - </w:t>
-      </w:r>
-      <w:proofErr w:type="spellStart"/>
-      <w:r>
-        <w:rPr>
-          <w:rFonts w:ascii="Times New Roman" w:eastAsia="Times New Roman" w:hAnsi="Times New Roman" w:cs="Times New Roman"/>
-          <w:color w:val="212529"/>
-          <w:kern w:val="36"/>
-          <w:sz w:val="28"/>
-          <w:szCs w:val="28"/>
-          <w:lang w:val="ru-RU"/>
+          <w:lang w:val="en-US"/>
           <w14:ligatures w14:val="none"/>
         </w:rPr>
         <w:t>Rhythmogram</w:t>
@@ -12472,25 +12555,7 @@
           <w:sz w:val="28"/>
           <w:szCs w:val="28"/>
         </w:rPr>
-        <w:t xml:space="preserve"> </w:t>
-      </w:r>
-      <w:proofErr w:type="spellStart"/>
-      <w:r>
-        <w:rPr>
-          <w:rFonts w:ascii="Times New Roman" w:hAnsi="Times New Roman" w:cs="Times New Roman"/>
-          <w:sz w:val="28"/>
-          <w:szCs w:val="28"/>
-        </w:rPr>
-        <w:t>as</w:t>
-      </w:r>
-      <w:proofErr w:type="spellEnd"/>
-      <w:r>
-        <w:rPr>
-          <w:rFonts w:ascii="Times New Roman" w:hAnsi="Times New Roman" w:cs="Times New Roman"/>
-          <w:sz w:val="28"/>
-          <w:szCs w:val="28"/>
-        </w:rPr>
-        <w:t xml:space="preserve"> </w:t>
+        <w:t xml:space="preserve"> as </w:t>
       </w:r>
       <w:r>
         <w:rPr>
@@ -15023,167 +15088,7 @@
           <w:sz w:val="28"/>
           <w:szCs w:val="28"/>
         </w:rPr>
-        <w:t xml:space="preserve"> </w:t>
-      </w:r>
-      <w:proofErr w:type="spellStart"/>
-      <w:r>
-        <w:rPr>
-          <w:rFonts w:ascii="Times New Roman" w:hAnsi="Times New Roman" w:cs="Times New Roman"/>
-          <w:iCs/>
-          <w:sz w:val="28"/>
-          <w:szCs w:val="28"/>
-        </w:rPr>
-        <w:t>then</w:t>
-      </w:r>
-      <w:proofErr w:type="spellEnd"/>
-      <w:r>
-        <w:rPr>
-          <w:rFonts w:ascii="Times New Roman" w:hAnsi="Times New Roman" w:cs="Times New Roman"/>
-          <w:iCs/>
-          <w:sz w:val="28"/>
-          <w:szCs w:val="28"/>
-        </w:rPr>
-        <w:t xml:space="preserve"> </w:t>
-      </w:r>
-      <w:proofErr w:type="spellStart"/>
-      <w:r>
-        <w:rPr>
-          <w:rFonts w:ascii="Times New Roman" w:hAnsi="Times New Roman" w:cs="Times New Roman"/>
-          <w:iCs/>
-          <w:sz w:val="28"/>
-          <w:szCs w:val="28"/>
-        </w:rPr>
-        <w:t>the</w:t>
-      </w:r>
-      <w:proofErr w:type="spellEnd"/>
-      <w:r>
-        <w:rPr>
-          <w:rFonts w:ascii="Times New Roman" w:hAnsi="Times New Roman" w:cs="Times New Roman"/>
-          <w:iCs/>
-          <w:sz w:val="28"/>
-          <w:szCs w:val="28"/>
-        </w:rPr>
-        <w:t xml:space="preserve"> </w:t>
-      </w:r>
-      <w:proofErr w:type="spellStart"/>
-      <w:r>
-        <w:rPr>
-          <w:rFonts w:ascii="Times New Roman" w:hAnsi="Times New Roman" w:cs="Times New Roman"/>
-          <w:iCs/>
-          <w:sz w:val="28"/>
-          <w:szCs w:val="28"/>
-        </w:rPr>
-        <w:t>curve</w:t>
-      </w:r>
-      <w:proofErr w:type="spellEnd"/>
-      <w:r>
-        <w:rPr>
-          <w:rFonts w:ascii="Times New Roman" w:hAnsi="Times New Roman" w:cs="Times New Roman"/>
-          <w:iCs/>
-          <w:sz w:val="28"/>
-          <w:szCs w:val="28"/>
-        </w:rPr>
-        <w:t xml:space="preserve"> </w:t>
-      </w:r>
-      <w:proofErr w:type="spellStart"/>
-      <w:r>
-        <w:rPr>
-          <w:rFonts w:ascii="Times New Roman" w:hAnsi="Times New Roman" w:cs="Times New Roman"/>
-          <w:iCs/>
-          <w:sz w:val="28"/>
-          <w:szCs w:val="28"/>
-        </w:rPr>
-        <w:t>is</w:t>
-      </w:r>
-      <w:proofErr w:type="spellEnd"/>
-      <w:r>
-        <w:rPr>
-          <w:rFonts w:ascii="Times New Roman" w:hAnsi="Times New Roman" w:cs="Times New Roman"/>
-          <w:iCs/>
-          <w:sz w:val="28"/>
-          <w:szCs w:val="28"/>
-        </w:rPr>
-        <w:t xml:space="preserve"> </w:t>
-      </w:r>
-      <w:proofErr w:type="spellStart"/>
-      <w:r>
-        <w:rPr>
-          <w:rFonts w:ascii="Times New Roman" w:hAnsi="Times New Roman" w:cs="Times New Roman"/>
-          <w:iCs/>
-          <w:sz w:val="28"/>
-          <w:szCs w:val="28"/>
-        </w:rPr>
-        <w:t>fractal</w:t>
-      </w:r>
-      <w:proofErr w:type="spellEnd"/>
-      <w:r>
-        <w:rPr>
-          <w:rFonts w:ascii="Times New Roman" w:hAnsi="Times New Roman" w:cs="Times New Roman"/>
-          <w:iCs/>
-          <w:sz w:val="28"/>
-          <w:szCs w:val="28"/>
-        </w:rPr>
-        <w:t xml:space="preserve"> </w:t>
-      </w:r>
-      <w:proofErr w:type="spellStart"/>
-      <w:r>
-        <w:rPr>
-          <w:rFonts w:ascii="Times New Roman" w:hAnsi="Times New Roman" w:cs="Times New Roman"/>
-          <w:iCs/>
-          <w:sz w:val="28"/>
-          <w:szCs w:val="28"/>
-        </w:rPr>
-        <w:t>with</w:t>
-      </w:r>
-      <w:proofErr w:type="spellEnd"/>
-      <w:r>
-        <w:rPr>
-          <w:rFonts w:ascii="Times New Roman" w:hAnsi="Times New Roman" w:cs="Times New Roman"/>
-          <w:iCs/>
-          <w:sz w:val="28"/>
-          <w:szCs w:val="28"/>
-        </w:rPr>
-        <w:t xml:space="preserve"> </w:t>
-      </w:r>
-      <w:proofErr w:type="spellStart"/>
-      <w:r>
-        <w:rPr>
-          <w:rFonts w:ascii="Times New Roman" w:hAnsi="Times New Roman" w:cs="Times New Roman"/>
-          <w:iCs/>
-          <w:sz w:val="28"/>
-          <w:szCs w:val="28"/>
-        </w:rPr>
-        <w:t>the</w:t>
-      </w:r>
-      <w:proofErr w:type="spellEnd"/>
-      <w:r>
-        <w:rPr>
-          <w:rFonts w:ascii="Times New Roman" w:hAnsi="Times New Roman" w:cs="Times New Roman"/>
-          <w:iCs/>
-          <w:sz w:val="28"/>
-          <w:szCs w:val="28"/>
-        </w:rPr>
-        <w:t xml:space="preserve"> </w:t>
-      </w:r>
-      <w:proofErr w:type="spellStart"/>
-      <w:r>
-        <w:rPr>
-          <w:rFonts w:ascii="Times New Roman" w:hAnsi="Times New Roman" w:cs="Times New Roman"/>
-          <w:iCs/>
-          <w:sz w:val="28"/>
-          <w:szCs w:val="28"/>
-        </w:rPr>
-        <w:t>dimension</w:t>
-      </w:r>
-      <w:proofErr w:type="spellEnd"/>
-      <w:r>
-        <w:rPr>
-          <w:rFonts w:ascii="Times New Roman" w:hAnsi="Times New Roman" w:cs="Times New Roman"/>
-          <w:iCs/>
-          <w:sz w:val="28"/>
-          <w:szCs w:val="28"/>
-        </w:rPr>
-        <w:t xml:space="preserve"> D.</w:t>
+        <w:t xml:space="preserve"> then the curve is fractal with the dimension D.</w:t>
       </w:r>
       <w:r>
         <w:rPr>
@@ -15651,8 +15556,2200 @@
     </w:p>
     <w:p>
       <w:pPr>
+        <w:spacing w:after="0" w:line="360" w:lineRule="auto"/>
         <w:ind w:firstLine="708"/>
         <w:jc w:val="both"/>
+        <w:rPr>
+          <w:rFonts w:ascii="Times New Roman" w:hAnsi="Times New Roman" w:cs="Times New Roman"/>
+          <w:sz w:val="28"/>
+          <w:szCs w:val="28"/>
+        </w:rPr>
+      </w:pPr>
+      <w:proofErr w:type="spellStart"/>
+      <w:r>
+        <w:rPr>
+          <w:rFonts w:ascii="Times New Roman" w:hAnsi="Times New Roman" w:cs="Times New Roman"/>
+          <w:sz w:val="28"/>
+          <w:szCs w:val="28"/>
+        </w:rPr>
+        <w:t>To</w:t>
+      </w:r>
+      <w:proofErr w:type="spellEnd"/>
+      <w:r>
+        <w:rPr>
+          <w:rFonts w:ascii="Times New Roman" w:hAnsi="Times New Roman" w:cs="Times New Roman"/>
+          <w:sz w:val="28"/>
+          <w:szCs w:val="28"/>
+        </w:rPr>
+        <w:t xml:space="preserve"> </w:t>
+      </w:r>
+      <w:proofErr w:type="spellStart"/>
+      <w:r>
+        <w:rPr>
+          <w:rFonts w:ascii="Times New Roman" w:hAnsi="Times New Roman" w:cs="Times New Roman"/>
+          <w:sz w:val="28"/>
+          <w:szCs w:val="28"/>
+        </w:rPr>
+        <w:t>obtain</w:t>
+      </w:r>
+      <w:proofErr w:type="spellEnd"/>
+      <w:r>
+        <w:rPr>
+          <w:rFonts w:ascii="Times New Roman" w:hAnsi="Times New Roman" w:cs="Times New Roman"/>
+          <w:sz w:val="28"/>
+          <w:szCs w:val="28"/>
+        </w:rPr>
+        <w:t xml:space="preserve"> </w:t>
+      </w:r>
+      <w:proofErr w:type="spellStart"/>
+      <w:r>
+        <w:rPr>
+          <w:rFonts w:ascii="Times New Roman" w:hAnsi="Times New Roman" w:cs="Times New Roman"/>
+          <w:sz w:val="28"/>
+          <w:szCs w:val="28"/>
+        </w:rPr>
+        <w:t>the</w:t>
+      </w:r>
+      <w:proofErr w:type="spellEnd"/>
+      <w:r>
+        <w:rPr>
+          <w:rFonts w:ascii="Times New Roman" w:hAnsi="Times New Roman" w:cs="Times New Roman"/>
+          <w:sz w:val="28"/>
+          <w:szCs w:val="28"/>
+        </w:rPr>
+        <w:t xml:space="preserve"> p-</w:t>
+      </w:r>
+      <w:proofErr w:type="spellStart"/>
+      <w:r>
+        <w:rPr>
+          <w:rFonts w:ascii="Times New Roman" w:hAnsi="Times New Roman" w:cs="Times New Roman"/>
+          <w:sz w:val="28"/>
+          <w:szCs w:val="28"/>
+        </w:rPr>
+        <w:t>value</w:t>
+      </w:r>
+      <w:proofErr w:type="spellEnd"/>
+      <w:r>
+        <w:rPr>
+          <w:rFonts w:ascii="Times New Roman" w:hAnsi="Times New Roman" w:cs="Times New Roman"/>
+          <w:sz w:val="28"/>
+          <w:szCs w:val="28"/>
+        </w:rPr>
+        <w:t xml:space="preserve">, </w:t>
+      </w:r>
+      <w:proofErr w:type="spellStart"/>
+      <w:r>
+        <w:rPr>
+          <w:rFonts w:ascii="Times New Roman" w:hAnsi="Times New Roman" w:cs="Times New Roman"/>
+          <w:sz w:val="28"/>
+          <w:szCs w:val="28"/>
+        </w:rPr>
+        <w:t>the</w:t>
+      </w:r>
+      <w:proofErr w:type="spellEnd"/>
+      <w:r>
+        <w:rPr>
+          <w:rFonts w:ascii="Times New Roman" w:hAnsi="Times New Roman" w:cs="Times New Roman"/>
+          <w:sz w:val="28"/>
+          <w:szCs w:val="28"/>
+        </w:rPr>
+        <w:t xml:space="preserve"> </w:t>
+      </w:r>
+      <w:proofErr w:type="spellStart"/>
+      <w:r>
+        <w:rPr>
+          <w:rFonts w:ascii="Times New Roman" w:hAnsi="Times New Roman" w:cs="Times New Roman"/>
+          <w:sz w:val="28"/>
+          <w:szCs w:val="28"/>
+        </w:rPr>
+        <w:t>value</w:t>
+      </w:r>
+      <w:proofErr w:type="spellEnd"/>
+      <w:r>
+        <w:rPr>
+          <w:rFonts w:ascii="Times New Roman" w:hAnsi="Times New Roman" w:cs="Times New Roman"/>
+          <w:sz w:val="28"/>
+          <w:szCs w:val="28"/>
+        </w:rPr>
+        <w:t xml:space="preserve"> </w:t>
+      </w:r>
+      <w:proofErr w:type="spellStart"/>
+      <w:r>
+        <w:rPr>
+          <w:rFonts w:ascii="Times New Roman" w:hAnsi="Times New Roman" w:cs="Times New Roman"/>
+          <w:sz w:val="28"/>
+          <w:szCs w:val="28"/>
+        </w:rPr>
+        <w:t>of</w:t>
+      </w:r>
+      <w:proofErr w:type="spellEnd"/>
+      <w:r>
+        <w:rPr>
+          <w:rFonts w:ascii="Times New Roman" w:hAnsi="Times New Roman" w:cs="Times New Roman"/>
+          <w:sz w:val="28"/>
+          <w:szCs w:val="28"/>
+        </w:rPr>
+        <w:t xml:space="preserve"> t-</w:t>
+      </w:r>
+      <w:proofErr w:type="spellStart"/>
+      <w:r>
+        <w:rPr>
+          <w:rFonts w:ascii="Times New Roman" w:hAnsi="Times New Roman" w:cs="Times New Roman"/>
+          <w:sz w:val="28"/>
+          <w:szCs w:val="28"/>
+        </w:rPr>
+        <w:t>statistics</w:t>
+      </w:r>
+      <w:proofErr w:type="spellEnd"/>
+      <w:r>
+        <w:rPr>
+          <w:rFonts w:ascii="Times New Roman" w:hAnsi="Times New Roman" w:cs="Times New Roman"/>
+          <w:sz w:val="28"/>
+          <w:szCs w:val="28"/>
+        </w:rPr>
+        <w:t xml:space="preserve"> </w:t>
+      </w:r>
+      <w:proofErr w:type="spellStart"/>
+      <w:r>
+        <w:rPr>
+          <w:rFonts w:ascii="Times New Roman" w:hAnsi="Times New Roman" w:cs="Times New Roman"/>
+          <w:sz w:val="28"/>
+          <w:szCs w:val="28"/>
+        </w:rPr>
+        <w:t>is</w:t>
+      </w:r>
+      <w:proofErr w:type="spellEnd"/>
+      <w:r>
+        <w:rPr>
+          <w:rFonts w:ascii="Times New Roman" w:hAnsi="Times New Roman" w:cs="Times New Roman"/>
+          <w:sz w:val="28"/>
+          <w:szCs w:val="28"/>
+        </w:rPr>
+        <w:t xml:space="preserve"> </w:t>
+      </w:r>
+      <w:proofErr w:type="spellStart"/>
+      <w:r>
+        <w:rPr>
+          <w:rFonts w:ascii="Times New Roman" w:hAnsi="Times New Roman" w:cs="Times New Roman"/>
+          <w:sz w:val="28"/>
+          <w:szCs w:val="28"/>
+        </w:rPr>
+        <w:t>first</w:t>
+      </w:r>
+      <w:proofErr w:type="spellEnd"/>
+      <w:r>
+        <w:rPr>
+          <w:rFonts w:ascii="Times New Roman" w:hAnsi="Times New Roman" w:cs="Times New Roman"/>
+          <w:sz w:val="28"/>
+          <w:szCs w:val="28"/>
+        </w:rPr>
+        <w:t xml:space="preserve"> </w:t>
+      </w:r>
+      <w:proofErr w:type="spellStart"/>
+      <w:r>
+        <w:rPr>
+          <w:rFonts w:ascii="Times New Roman" w:hAnsi="Times New Roman" w:cs="Times New Roman"/>
+          <w:sz w:val="28"/>
+          <w:szCs w:val="28"/>
+        </w:rPr>
+        <w:t>calculated</w:t>
+      </w:r>
+      <w:proofErr w:type="spellEnd"/>
+      <w:r>
+        <w:rPr>
+          <w:rFonts w:ascii="Times New Roman" w:hAnsi="Times New Roman" w:cs="Times New Roman"/>
+          <w:sz w:val="28"/>
+          <w:szCs w:val="28"/>
+        </w:rPr>
+        <w:t xml:space="preserve">. </w:t>
+      </w:r>
+      <w:proofErr w:type="spellStart"/>
+      <w:r>
+        <w:rPr>
+          <w:rFonts w:ascii="Times New Roman" w:hAnsi="Times New Roman" w:cs="Times New Roman"/>
+          <w:sz w:val="28"/>
+          <w:szCs w:val="28"/>
+        </w:rPr>
+        <w:t>It</w:t>
+      </w:r>
+      <w:proofErr w:type="spellEnd"/>
+      <w:r>
+        <w:rPr>
+          <w:rFonts w:ascii="Times New Roman" w:hAnsi="Times New Roman" w:cs="Times New Roman"/>
+          <w:sz w:val="28"/>
+          <w:szCs w:val="28"/>
+        </w:rPr>
+        <w:t xml:space="preserve"> </w:t>
+      </w:r>
+      <w:proofErr w:type="spellStart"/>
+      <w:r>
+        <w:rPr>
+          <w:rFonts w:ascii="Times New Roman" w:hAnsi="Times New Roman" w:cs="Times New Roman"/>
+          <w:sz w:val="28"/>
+          <w:szCs w:val="28"/>
+        </w:rPr>
+        <w:t>quantifies</w:t>
+      </w:r>
+      <w:proofErr w:type="spellEnd"/>
+      <w:r>
+        <w:rPr>
+          <w:rFonts w:ascii="Times New Roman" w:hAnsi="Times New Roman" w:cs="Times New Roman"/>
+          <w:sz w:val="28"/>
+          <w:szCs w:val="28"/>
+        </w:rPr>
+        <w:t xml:space="preserve"> </w:t>
+      </w:r>
+      <w:proofErr w:type="spellStart"/>
+      <w:r>
+        <w:rPr>
+          <w:rFonts w:ascii="Times New Roman" w:hAnsi="Times New Roman" w:cs="Times New Roman"/>
+          <w:sz w:val="28"/>
+          <w:szCs w:val="28"/>
+        </w:rPr>
+        <w:t>how</w:t>
+      </w:r>
+      <w:proofErr w:type="spellEnd"/>
+      <w:r>
+        <w:rPr>
+          <w:rFonts w:ascii="Times New Roman" w:hAnsi="Times New Roman" w:cs="Times New Roman"/>
+          <w:sz w:val="28"/>
+          <w:szCs w:val="28"/>
+        </w:rPr>
+        <w:t xml:space="preserve"> </w:t>
+      </w:r>
+      <w:proofErr w:type="spellStart"/>
+      <w:r>
+        <w:rPr>
+          <w:rFonts w:ascii="Times New Roman" w:hAnsi="Times New Roman" w:cs="Times New Roman"/>
+          <w:sz w:val="28"/>
+          <w:szCs w:val="28"/>
+        </w:rPr>
+        <w:t>much</w:t>
+      </w:r>
+      <w:proofErr w:type="spellEnd"/>
+      <w:r>
+        <w:rPr>
+          <w:rFonts w:ascii="Times New Roman" w:hAnsi="Times New Roman" w:cs="Times New Roman"/>
+          <w:sz w:val="28"/>
+          <w:szCs w:val="28"/>
+        </w:rPr>
+        <w:t xml:space="preserve"> </w:t>
+      </w:r>
+      <w:proofErr w:type="spellStart"/>
+      <w:r>
+        <w:rPr>
+          <w:rFonts w:ascii="Times New Roman" w:hAnsi="Times New Roman" w:cs="Times New Roman"/>
+          <w:sz w:val="28"/>
+          <w:szCs w:val="28"/>
+        </w:rPr>
+        <w:t>the</w:t>
+      </w:r>
+      <w:proofErr w:type="spellEnd"/>
+      <w:r>
+        <w:rPr>
+          <w:rFonts w:ascii="Times New Roman" w:hAnsi="Times New Roman" w:cs="Times New Roman"/>
+          <w:sz w:val="28"/>
+          <w:szCs w:val="28"/>
+        </w:rPr>
+        <w:t xml:space="preserve"> </w:t>
+      </w:r>
+      <w:proofErr w:type="spellStart"/>
+      <w:r>
+        <w:rPr>
+          <w:rFonts w:ascii="Times New Roman" w:hAnsi="Times New Roman" w:cs="Times New Roman"/>
+          <w:sz w:val="28"/>
+          <w:szCs w:val="28"/>
+        </w:rPr>
+        <w:t>observed</w:t>
+      </w:r>
+      <w:proofErr w:type="spellEnd"/>
+      <w:r>
+        <w:rPr>
+          <w:rFonts w:ascii="Times New Roman" w:hAnsi="Times New Roman" w:cs="Times New Roman"/>
+          <w:sz w:val="28"/>
+          <w:szCs w:val="28"/>
+        </w:rPr>
+        <w:t xml:space="preserve"> </w:t>
+      </w:r>
+      <w:proofErr w:type="spellStart"/>
+      <w:r>
+        <w:rPr>
+          <w:rFonts w:ascii="Times New Roman" w:hAnsi="Times New Roman" w:cs="Times New Roman"/>
+          <w:sz w:val="28"/>
+          <w:szCs w:val="28"/>
+        </w:rPr>
+        <w:t>correlation</w:t>
+      </w:r>
+      <w:proofErr w:type="spellEnd"/>
+      <w:r>
+        <w:rPr>
+          <w:rFonts w:ascii="Times New Roman" w:hAnsi="Times New Roman" w:cs="Times New Roman"/>
+          <w:sz w:val="28"/>
+          <w:szCs w:val="28"/>
+        </w:rPr>
+        <w:t xml:space="preserve"> </w:t>
+      </w:r>
+      <w:proofErr w:type="spellStart"/>
+      <w:r>
+        <w:rPr>
+          <w:rFonts w:ascii="Times New Roman" w:hAnsi="Times New Roman" w:cs="Times New Roman"/>
+          <w:sz w:val="28"/>
+          <w:szCs w:val="28"/>
+        </w:rPr>
+        <w:t>deviates</w:t>
+      </w:r>
+      <w:proofErr w:type="spellEnd"/>
+      <w:r>
+        <w:rPr>
+          <w:rFonts w:ascii="Times New Roman" w:hAnsi="Times New Roman" w:cs="Times New Roman"/>
+          <w:sz w:val="28"/>
+          <w:szCs w:val="28"/>
+        </w:rPr>
+        <w:t xml:space="preserve"> </w:t>
+      </w:r>
+      <w:proofErr w:type="spellStart"/>
+      <w:r>
+        <w:rPr>
+          <w:rFonts w:ascii="Times New Roman" w:hAnsi="Times New Roman" w:cs="Times New Roman"/>
+          <w:sz w:val="28"/>
+          <w:szCs w:val="28"/>
+        </w:rPr>
+        <w:t>from</w:t>
+      </w:r>
+      <w:proofErr w:type="spellEnd"/>
+      <w:r>
+        <w:rPr>
+          <w:rFonts w:ascii="Times New Roman" w:hAnsi="Times New Roman" w:cs="Times New Roman"/>
+          <w:sz w:val="28"/>
+          <w:szCs w:val="28"/>
+        </w:rPr>
+        <w:t xml:space="preserve"> </w:t>
+      </w:r>
+      <w:proofErr w:type="spellStart"/>
+      <w:r>
+        <w:rPr>
+          <w:rFonts w:ascii="Times New Roman" w:hAnsi="Times New Roman" w:cs="Times New Roman"/>
+          <w:sz w:val="28"/>
+          <w:szCs w:val="28"/>
+        </w:rPr>
+        <w:t>zero</w:t>
+      </w:r>
+      <w:proofErr w:type="spellEnd"/>
+      <w:r>
+        <w:rPr>
+          <w:rFonts w:ascii="Times New Roman" w:hAnsi="Times New Roman" w:cs="Times New Roman"/>
+          <w:sz w:val="28"/>
+          <w:szCs w:val="28"/>
+        </w:rPr>
+        <w:t xml:space="preserve"> </w:t>
+      </w:r>
+      <w:proofErr w:type="spellStart"/>
+      <w:r>
+        <w:rPr>
+          <w:rFonts w:ascii="Times New Roman" w:hAnsi="Times New Roman" w:cs="Times New Roman"/>
+          <w:sz w:val="28"/>
+          <w:szCs w:val="28"/>
+        </w:rPr>
+        <w:t>in</w:t>
+      </w:r>
+      <w:proofErr w:type="spellEnd"/>
+      <w:r>
+        <w:rPr>
+          <w:rFonts w:ascii="Times New Roman" w:hAnsi="Times New Roman" w:cs="Times New Roman"/>
+          <w:sz w:val="28"/>
+          <w:szCs w:val="28"/>
+        </w:rPr>
+        <w:t xml:space="preserve"> </w:t>
+      </w:r>
+      <w:proofErr w:type="spellStart"/>
+      <w:r>
+        <w:rPr>
+          <w:rFonts w:ascii="Times New Roman" w:hAnsi="Times New Roman" w:cs="Times New Roman"/>
+          <w:sz w:val="28"/>
+          <w:szCs w:val="28"/>
+        </w:rPr>
+        <w:t>terms</w:t>
+      </w:r>
+      <w:proofErr w:type="spellEnd"/>
+      <w:r>
+        <w:rPr>
+          <w:rFonts w:ascii="Times New Roman" w:hAnsi="Times New Roman" w:cs="Times New Roman"/>
+          <w:sz w:val="28"/>
+          <w:szCs w:val="28"/>
+        </w:rPr>
+        <w:t xml:space="preserve"> </w:t>
+      </w:r>
+      <w:proofErr w:type="spellStart"/>
+      <w:r>
+        <w:rPr>
+          <w:rFonts w:ascii="Times New Roman" w:hAnsi="Times New Roman" w:cs="Times New Roman"/>
+          <w:sz w:val="28"/>
+          <w:szCs w:val="28"/>
+        </w:rPr>
+        <w:t>of</w:t>
+      </w:r>
+      <w:proofErr w:type="spellEnd"/>
+      <w:r>
+        <w:rPr>
+          <w:rFonts w:ascii="Times New Roman" w:hAnsi="Times New Roman" w:cs="Times New Roman"/>
+          <w:sz w:val="28"/>
+          <w:szCs w:val="28"/>
+        </w:rPr>
+        <w:t xml:space="preserve"> </w:t>
+      </w:r>
+      <w:proofErr w:type="spellStart"/>
+      <w:r>
+        <w:rPr>
+          <w:rFonts w:ascii="Times New Roman" w:hAnsi="Times New Roman" w:cs="Times New Roman"/>
+          <w:sz w:val="28"/>
+          <w:szCs w:val="28"/>
+        </w:rPr>
+        <w:t>standard</w:t>
+      </w:r>
+      <w:proofErr w:type="spellEnd"/>
+      <w:r>
+        <w:rPr>
+          <w:rFonts w:ascii="Times New Roman" w:hAnsi="Times New Roman" w:cs="Times New Roman"/>
+          <w:sz w:val="28"/>
+          <w:szCs w:val="28"/>
+        </w:rPr>
+        <w:t xml:space="preserve"> </w:t>
+      </w:r>
+      <w:proofErr w:type="spellStart"/>
+      <w:r>
+        <w:rPr>
+          <w:rFonts w:ascii="Times New Roman" w:hAnsi="Times New Roman" w:cs="Times New Roman"/>
+          <w:sz w:val="28"/>
+          <w:szCs w:val="28"/>
+        </w:rPr>
+        <w:t>error</w:t>
+      </w:r>
+      <w:proofErr w:type="spellEnd"/>
+      <w:r>
+        <w:rPr>
+          <w:rFonts w:ascii="Times New Roman" w:hAnsi="Times New Roman" w:cs="Times New Roman"/>
+          <w:sz w:val="28"/>
+          <w:szCs w:val="28"/>
+        </w:rPr>
+        <w:t xml:space="preserve"> [1</w:t>
+      </w:r>
+      <w:r>
+        <w:rPr>
+          <w:rFonts w:ascii="Times New Roman" w:hAnsi="Times New Roman" w:cs="Times New Roman"/>
+          <w:sz w:val="28"/>
+          <w:szCs w:val="28"/>
+        </w:rPr>
+        <w:t>0</w:t>
+      </w:r>
+      <w:r>
+        <w:rPr>
+          <w:rFonts w:ascii="Times New Roman" w:hAnsi="Times New Roman" w:cs="Times New Roman"/>
+          <w:sz w:val="28"/>
+          <w:szCs w:val="28"/>
+        </w:rPr>
+        <w:t>].</w:t>
+      </w:r>
+    </w:p>
+    <w:p>
+      <w:pPr>
+        <w:spacing w:after="0" w:line="360" w:lineRule="auto"/>
+        <w:jc w:val="both"/>
+        <w:rPr>
+          <w:rFonts w:ascii="Times New Roman" w:hAnsi="Times New Roman" w:cs="Times New Roman"/>
+          <w:sz w:val="28"/>
+          <w:szCs w:val="28"/>
+        </w:rPr>
+      </w:pPr>
+      <w:proofErr w:type="spellStart"/>
+      <w:r>
+        <w:rPr>
+          <w:rFonts w:ascii="Times New Roman" w:hAnsi="Times New Roman" w:cs="Times New Roman"/>
+          <w:sz w:val="28"/>
+          <w:szCs w:val="28"/>
+        </w:rPr>
+        <w:t>Larger</w:t>
+      </w:r>
+      <w:proofErr w:type="spellEnd"/>
+      <w:r>
+        <w:rPr>
+          <w:rFonts w:ascii="Times New Roman" w:hAnsi="Times New Roman" w:cs="Times New Roman"/>
+          <w:sz w:val="28"/>
+          <w:szCs w:val="28"/>
+        </w:rPr>
+        <w:t xml:space="preserve"> </w:t>
+      </w:r>
+      <w:proofErr w:type="spellStart"/>
+      <w:r>
+        <w:rPr>
+          <w:rFonts w:ascii="Times New Roman" w:hAnsi="Times New Roman" w:cs="Times New Roman"/>
+          <w:sz w:val="28"/>
+          <w:szCs w:val="28"/>
+        </w:rPr>
+        <w:t>absolute</w:t>
+      </w:r>
+      <w:proofErr w:type="spellEnd"/>
+      <w:r>
+        <w:rPr>
+          <w:rFonts w:ascii="Times New Roman" w:hAnsi="Times New Roman" w:cs="Times New Roman"/>
+          <w:sz w:val="28"/>
+          <w:szCs w:val="28"/>
+        </w:rPr>
+        <w:t xml:space="preserve"> </w:t>
+      </w:r>
+      <w:proofErr w:type="spellStart"/>
+      <w:r>
+        <w:rPr>
+          <w:rFonts w:ascii="Times New Roman" w:hAnsi="Times New Roman" w:cs="Times New Roman"/>
+          <w:sz w:val="28"/>
+          <w:szCs w:val="28"/>
+        </w:rPr>
+        <w:t>values</w:t>
+      </w:r>
+      <w:proofErr w:type="spellEnd"/>
+      <w:r>
+        <w:rPr>
+          <w:rFonts w:ascii="Times New Roman" w:hAnsi="Times New Roman" w:cs="Times New Roman"/>
+          <w:sz w:val="28"/>
+          <w:szCs w:val="28"/>
+        </w:rPr>
+        <w:t xml:space="preserve"> </w:t>
+      </w:r>
+      <w:proofErr w:type="spellStart"/>
+      <w:r>
+        <w:rPr>
+          <w:rFonts w:ascii="Times New Roman" w:hAnsi="Times New Roman" w:cs="Times New Roman"/>
+          <w:sz w:val="28"/>
+          <w:szCs w:val="28"/>
+        </w:rPr>
+        <w:t>of</w:t>
+      </w:r>
+      <w:proofErr w:type="spellEnd"/>
+      <w:r>
+        <w:rPr>
+          <w:rFonts w:ascii="Times New Roman" w:hAnsi="Times New Roman" w:cs="Times New Roman"/>
+          <w:sz w:val="28"/>
+          <w:szCs w:val="28"/>
+        </w:rPr>
+        <w:t xml:space="preserve"> t-</w:t>
+      </w:r>
+      <w:proofErr w:type="spellStart"/>
+      <w:r>
+        <w:rPr>
+          <w:rFonts w:ascii="Times New Roman" w:hAnsi="Times New Roman" w:cs="Times New Roman"/>
+          <w:sz w:val="28"/>
+          <w:szCs w:val="28"/>
+        </w:rPr>
+        <w:t>statistics</w:t>
+      </w:r>
+      <w:proofErr w:type="spellEnd"/>
+      <w:r>
+        <w:rPr>
+          <w:rFonts w:ascii="Times New Roman" w:hAnsi="Times New Roman" w:cs="Times New Roman"/>
+          <w:sz w:val="28"/>
+          <w:szCs w:val="28"/>
+        </w:rPr>
+        <w:t xml:space="preserve"> </w:t>
+      </w:r>
+      <w:proofErr w:type="spellStart"/>
+      <w:r>
+        <w:rPr>
+          <w:rFonts w:ascii="Times New Roman" w:hAnsi="Times New Roman" w:cs="Times New Roman"/>
+          <w:sz w:val="28"/>
+          <w:szCs w:val="28"/>
+        </w:rPr>
+        <w:t>indicate</w:t>
+      </w:r>
+      <w:proofErr w:type="spellEnd"/>
+      <w:r>
+        <w:rPr>
+          <w:rFonts w:ascii="Times New Roman" w:hAnsi="Times New Roman" w:cs="Times New Roman"/>
+          <w:sz w:val="28"/>
+          <w:szCs w:val="28"/>
+        </w:rPr>
+        <w:t xml:space="preserve"> </w:t>
+      </w:r>
+      <w:proofErr w:type="spellStart"/>
+      <w:r>
+        <w:rPr>
+          <w:rFonts w:ascii="Times New Roman" w:hAnsi="Times New Roman" w:cs="Times New Roman"/>
+          <w:sz w:val="28"/>
+          <w:szCs w:val="28"/>
+        </w:rPr>
+        <w:t>stronger</w:t>
+      </w:r>
+      <w:proofErr w:type="spellEnd"/>
+      <w:r>
+        <w:rPr>
+          <w:rFonts w:ascii="Times New Roman" w:hAnsi="Times New Roman" w:cs="Times New Roman"/>
+          <w:sz w:val="28"/>
+          <w:szCs w:val="28"/>
+        </w:rPr>
+        <w:t xml:space="preserve"> </w:t>
+      </w:r>
+      <w:proofErr w:type="spellStart"/>
+      <w:r>
+        <w:rPr>
+          <w:rFonts w:ascii="Times New Roman" w:hAnsi="Times New Roman" w:cs="Times New Roman"/>
+          <w:sz w:val="28"/>
+          <w:szCs w:val="28"/>
+        </w:rPr>
+        <w:t>evidence</w:t>
+      </w:r>
+      <w:proofErr w:type="spellEnd"/>
+      <w:r>
+        <w:rPr>
+          <w:rFonts w:ascii="Times New Roman" w:hAnsi="Times New Roman" w:cs="Times New Roman"/>
+          <w:sz w:val="28"/>
+          <w:szCs w:val="28"/>
+        </w:rPr>
+        <w:t xml:space="preserve"> </w:t>
+      </w:r>
+      <w:proofErr w:type="spellStart"/>
+      <w:r>
+        <w:rPr>
+          <w:rFonts w:ascii="Times New Roman" w:hAnsi="Times New Roman" w:cs="Times New Roman"/>
+          <w:sz w:val="28"/>
+          <w:szCs w:val="28"/>
+        </w:rPr>
+        <w:t>of</w:t>
+      </w:r>
+      <w:proofErr w:type="spellEnd"/>
+      <w:r>
+        <w:rPr>
+          <w:rFonts w:ascii="Times New Roman" w:hAnsi="Times New Roman" w:cs="Times New Roman"/>
+          <w:sz w:val="28"/>
+          <w:szCs w:val="28"/>
+        </w:rPr>
+        <w:t xml:space="preserve"> a </w:t>
+      </w:r>
+      <w:proofErr w:type="spellStart"/>
+      <w:r>
+        <w:rPr>
+          <w:rFonts w:ascii="Times New Roman" w:hAnsi="Times New Roman" w:cs="Times New Roman"/>
+          <w:sz w:val="28"/>
+          <w:szCs w:val="28"/>
+        </w:rPr>
+        <w:t>significant</w:t>
+      </w:r>
+      <w:proofErr w:type="spellEnd"/>
+      <w:r>
+        <w:rPr>
+          <w:rFonts w:ascii="Times New Roman" w:hAnsi="Times New Roman" w:cs="Times New Roman" w:hint="eastAsia"/>
+          <w:sz w:val="28"/>
+          <w:szCs w:val="28"/>
+        </w:rPr>
+        <w:t xml:space="preserve"> </w:t>
+      </w:r>
+      <w:proofErr w:type="spellStart"/>
+      <w:r>
+        <w:rPr>
+          <w:rFonts w:ascii="Times New Roman" w:hAnsi="Times New Roman" w:cs="Times New Roman"/>
+          <w:sz w:val="28"/>
+          <w:szCs w:val="28"/>
+        </w:rPr>
+        <w:t>correlation</w:t>
+      </w:r>
+      <w:proofErr w:type="spellEnd"/>
+      <w:r>
+        <w:rPr>
+          <w:rFonts w:ascii="Times New Roman" w:hAnsi="Times New Roman" w:cs="Times New Roman"/>
+          <w:sz w:val="28"/>
+          <w:szCs w:val="28"/>
+        </w:rPr>
+        <w:t xml:space="preserve">. </w:t>
+      </w:r>
+      <w:proofErr w:type="spellStart"/>
+      <w:r>
+        <w:rPr>
+          <w:rFonts w:ascii="Times New Roman" w:hAnsi="Times New Roman" w:cs="Times New Roman"/>
+          <w:sz w:val="28"/>
+          <w:szCs w:val="28"/>
+        </w:rPr>
+        <w:t>It</w:t>
+      </w:r>
+      <w:proofErr w:type="spellEnd"/>
+      <w:r>
+        <w:rPr>
+          <w:rFonts w:ascii="Times New Roman" w:hAnsi="Times New Roman" w:cs="Times New Roman"/>
+          <w:sz w:val="28"/>
+          <w:szCs w:val="28"/>
+        </w:rPr>
+        <w:t xml:space="preserve"> </w:t>
+      </w:r>
+      <w:proofErr w:type="spellStart"/>
+      <w:r>
+        <w:rPr>
+          <w:rFonts w:ascii="Times New Roman" w:hAnsi="Times New Roman" w:cs="Times New Roman"/>
+          <w:sz w:val="28"/>
+          <w:szCs w:val="28"/>
+        </w:rPr>
+        <w:t>is</w:t>
+      </w:r>
+      <w:proofErr w:type="spellEnd"/>
+      <w:r>
+        <w:rPr>
+          <w:rFonts w:ascii="Times New Roman" w:hAnsi="Times New Roman" w:cs="Times New Roman"/>
+          <w:sz w:val="28"/>
+          <w:szCs w:val="28"/>
+        </w:rPr>
+        <w:t xml:space="preserve"> </w:t>
+      </w:r>
+      <w:proofErr w:type="spellStart"/>
+      <w:r>
+        <w:rPr>
+          <w:rFonts w:ascii="Times New Roman" w:hAnsi="Times New Roman" w:cs="Times New Roman"/>
+          <w:sz w:val="28"/>
+          <w:szCs w:val="28"/>
+        </w:rPr>
+        <w:t>calculated</w:t>
+      </w:r>
+      <w:proofErr w:type="spellEnd"/>
+      <w:r>
+        <w:rPr>
+          <w:rFonts w:ascii="Times New Roman" w:hAnsi="Times New Roman" w:cs="Times New Roman"/>
+          <w:sz w:val="28"/>
+          <w:szCs w:val="28"/>
+        </w:rPr>
+        <w:t xml:space="preserve"> </w:t>
+      </w:r>
+      <w:proofErr w:type="spellStart"/>
+      <w:r>
+        <w:rPr>
+          <w:rFonts w:ascii="Times New Roman" w:hAnsi="Times New Roman" w:cs="Times New Roman"/>
+          <w:sz w:val="28"/>
+          <w:szCs w:val="28"/>
+        </w:rPr>
+        <w:t>as</w:t>
+      </w:r>
+      <w:proofErr w:type="spellEnd"/>
+      <w:r>
+        <w:rPr>
+          <w:rFonts w:ascii="Times New Roman" w:hAnsi="Times New Roman" w:cs="Times New Roman" w:hint="eastAsia"/>
+          <w:sz w:val="28"/>
+          <w:szCs w:val="28"/>
+        </w:rPr>
+        <w:t xml:space="preserve"> (4).</w:t>
+      </w:r>
+    </w:p>
+    <w:tbl>
+      <w:tblPr>
+        <w:tblStyle w:val="af2"/>
+        <w:tblW w:w="0" w:type="auto"/>
+        <w:tblBorders>
+          <w:top w:val="none" w:sz="0" w:space="0" w:color="auto"/>
+          <w:left w:val="none" w:sz="0" w:space="0" w:color="auto"/>
+          <w:bottom w:val="none" w:sz="0" w:space="0" w:color="auto"/>
+          <w:right w:val="none" w:sz="0" w:space="0" w:color="auto"/>
+          <w:insideH w:val="none" w:sz="0" w:space="0" w:color="auto"/>
+          <w:insideV w:val="none" w:sz="0" w:space="0" w:color="auto"/>
+        </w:tblBorders>
+        <w:tblLook w:val="04A0" w:firstRow="1" w:lastRow="0" w:firstColumn="1" w:lastColumn="0" w:noHBand="0" w:noVBand="1"/>
+      </w:tblPr>
+      <w:tblGrid>
+        <w:gridCol w:w="3209"/>
+        <w:gridCol w:w="3210"/>
+        <w:gridCol w:w="3210"/>
+      </w:tblGrid>
+      <w:tr>
+        <w:tc>
+          <w:tcPr>
+            <w:tcW w:w="3209" w:type="dxa"/>
+          </w:tcPr>
+          <w:p>
+            <w:pPr>
+              <w:spacing w:line="360" w:lineRule="auto"/>
+              <w:jc w:val="both"/>
+              <w:rPr>
+                <w:rFonts w:ascii="Times New Roman" w:hAnsi="Times New Roman" w:cs="Times New Roman"/>
+                <w:sz w:val="28"/>
+                <w:szCs w:val="28"/>
+              </w:rPr>
+            </w:pPr>
+          </w:p>
+        </w:tc>
+        <w:tc>
+          <w:tcPr>
+            <w:tcW w:w="3210" w:type="dxa"/>
+          </w:tcPr>
+          <w:p>
+            <w:pPr>
+              <w:spacing w:line="360" w:lineRule="auto"/>
+              <w:jc w:val="both"/>
+              <w:rPr>
+                <w:rFonts w:ascii="Times New Roman" w:hAnsi="Times New Roman" w:cs="Times New Roman" w:hint="eastAsia"/>
+                <w:sz w:val="28"/>
+                <w:szCs w:val="28"/>
+              </w:rPr>
+            </w:pPr>
+            <m:oMathPara>
+              <m:oMath>
+                <m:r>
+                  <w:rPr>
+                    <w:rFonts w:ascii="Cambria Math" w:hAnsi="Cambria Math" w:cs="Times New Roman"/>
+                    <w:sz w:val="28"/>
+                    <w:szCs w:val="28"/>
+                  </w:rPr>
+                  <m:t>t=</m:t>
+                </m:r>
+                <m:f>
+                  <m:fPr>
+                    <m:ctrlPr>
+                      <w:rPr>
+                        <w:rFonts w:ascii="Cambria Math" w:hAnsi="Cambria Math" w:cs="Times New Roman"/>
+                        <w:i/>
+                        <w:sz w:val="28"/>
+                        <w:szCs w:val="28"/>
+                      </w:rPr>
+                    </m:ctrlPr>
+                  </m:fPr>
+                  <m:num>
+                    <m:r>
+                      <w:rPr>
+                        <w:rFonts w:ascii="Cambria Math" w:hAnsi="Cambria Math" w:cs="Times New Roman"/>
+                        <w:sz w:val="28"/>
+                        <w:szCs w:val="28"/>
+                      </w:rPr>
+                      <m:t>r</m:t>
+                    </m:r>
+                    <m:rad>
+                      <m:radPr>
+                        <m:degHide m:val="1"/>
+                        <m:ctrlPr>
+                          <w:rPr>
+                            <w:rFonts w:ascii="Cambria Math" w:hAnsi="Cambria Math" w:cs="Times New Roman"/>
+                            <w:i/>
+                            <w:sz w:val="28"/>
+                            <w:szCs w:val="28"/>
+                          </w:rPr>
+                        </m:ctrlPr>
+                      </m:radPr>
+                      <m:deg/>
+                      <m:e>
+                        <m:r>
+                          <w:rPr>
+                            <w:rFonts w:ascii="Cambria Math" w:hAnsi="Cambria Math" w:cs="Times New Roman"/>
+                            <w:sz w:val="28"/>
+                            <w:szCs w:val="28"/>
+                          </w:rPr>
+                          <m:t>n-2</m:t>
+                        </m:r>
+                      </m:e>
+                    </m:rad>
+                  </m:num>
+                  <m:den>
+                    <m:rad>
+                      <m:radPr>
+                        <m:degHide m:val="1"/>
+                        <m:ctrlPr>
+                          <w:rPr>
+                            <w:rFonts w:ascii="Cambria Math" w:hAnsi="Cambria Math" w:cs="Times New Roman"/>
+                            <w:i/>
+                            <w:sz w:val="28"/>
+                            <w:szCs w:val="28"/>
+                          </w:rPr>
+                        </m:ctrlPr>
+                      </m:radPr>
+                      <m:deg/>
+                      <m:e>
+                        <m:r>
+                          <w:rPr>
+                            <w:rFonts w:ascii="Cambria Math" w:hAnsi="Cambria Math" w:cs="Times New Roman"/>
+                            <w:sz w:val="28"/>
+                            <w:szCs w:val="28"/>
+                          </w:rPr>
+                          <m:t>1-</m:t>
+                        </m:r>
+                        <m:sSup>
+                          <m:sSupPr>
+                            <m:ctrlPr>
+                              <w:rPr>
+                                <w:rFonts w:ascii="Cambria Math" w:hAnsi="Cambria Math" w:cs="Times New Roman"/>
+                                <w:i/>
+                                <w:sz w:val="28"/>
+                                <w:szCs w:val="28"/>
+                              </w:rPr>
+                            </m:ctrlPr>
+                          </m:sSupPr>
+                          <m:e>
+                            <m:r>
+                              <w:rPr>
+                                <w:rFonts w:ascii="Cambria Math" w:hAnsi="Cambria Math" w:cs="Times New Roman"/>
+                                <w:sz w:val="28"/>
+                                <w:szCs w:val="28"/>
+                              </w:rPr>
+                              <m:t>r</m:t>
+                            </m:r>
+                          </m:e>
+                          <m:sup>
+                            <m:r>
+                              <w:rPr>
+                                <w:rFonts w:ascii="Cambria Math" w:hAnsi="Cambria Math" w:cs="Times New Roman"/>
+                                <w:sz w:val="28"/>
+                                <w:szCs w:val="28"/>
+                              </w:rPr>
+                              <m:t>2</m:t>
+                            </m:r>
+                          </m:sup>
+                        </m:sSup>
+                      </m:e>
+                    </m:rad>
+                  </m:den>
+                </m:f>
+                <m:r>
+                  <w:rPr>
+                    <w:rFonts w:ascii="Cambria Math" w:hAnsi="Cambria Math" w:cs="Times New Roman"/>
+                    <w:sz w:val="28"/>
+                    <w:szCs w:val="28"/>
+                  </w:rPr>
+                  <m:t>,</m:t>
+                </m:r>
+              </m:oMath>
+            </m:oMathPara>
+          </w:p>
+        </w:tc>
+        <w:tc>
+          <w:tcPr>
+            <w:tcW w:w="3210" w:type="dxa"/>
+          </w:tcPr>
+          <w:p>
+            <w:pPr>
+              <w:spacing w:line="360" w:lineRule="auto"/>
+              <w:jc w:val="right"/>
+              <w:rPr>
+                <w:rFonts w:ascii="Times New Roman" w:hAnsi="Times New Roman" w:cs="Times New Roman"/>
+                <w:sz w:val="28"/>
+                <w:szCs w:val="28"/>
+              </w:rPr>
+            </w:pPr>
+          </w:p>
+          <w:p>
+            <w:pPr>
+              <w:spacing w:line="360" w:lineRule="auto"/>
+              <w:jc w:val="right"/>
+              <w:rPr>
+                <w:rFonts w:ascii="Times New Roman" w:hAnsi="Times New Roman" w:cs="Times New Roman" w:hint="eastAsia"/>
+                <w:sz w:val="28"/>
+                <w:szCs w:val="28"/>
+              </w:rPr>
+            </w:pPr>
+            <w:r>
+              <w:rPr>
+                <w:rFonts w:ascii="Times New Roman" w:hAnsi="Times New Roman" w:cs="Times New Roman" w:hint="eastAsia"/>
+                <w:sz w:val="28"/>
+                <w:szCs w:val="28"/>
+              </w:rPr>
+              <w:t>(4)</w:t>
+            </w:r>
+          </w:p>
+        </w:tc>
+      </w:tr>
+    </w:tbl>
+    <w:p>
+      <w:pPr>
+        <w:spacing w:after="0" w:line="360" w:lineRule="auto"/>
+        <w:jc w:val="both"/>
+        <w:rPr>
+          <w:rFonts w:ascii="Times New Roman" w:hAnsi="Times New Roman" w:cs="Times New Roman"/>
+          <w:sz w:val="28"/>
+          <w:szCs w:val="28"/>
+        </w:rPr>
+      </w:pPr>
+      <w:proofErr w:type="spellStart"/>
+      <w:r>
+        <w:rPr>
+          <w:rFonts w:ascii="Times New Roman" w:hAnsi="Times New Roman" w:cs="Times New Roman"/>
+          <w:sz w:val="28"/>
+          <w:szCs w:val="28"/>
+        </w:rPr>
+        <w:t>where</w:t>
+      </w:r>
+      <w:proofErr w:type="spellEnd"/>
+      <w:r>
+        <w:rPr>
+          <w:rFonts w:ascii="Times New Roman" w:hAnsi="Times New Roman" w:cs="Times New Roman"/>
+          <w:sz w:val="28"/>
+          <w:szCs w:val="28"/>
+        </w:rPr>
+        <w:t xml:space="preserve"> </w:t>
+      </w:r>
+      <w:r>
+        <w:rPr>
+          <w:rFonts w:ascii="Cambria Math" w:hAnsi="Cambria Math" w:cs="Cambria Math"/>
+          <w:sz w:val="28"/>
+          <w:szCs w:val="28"/>
+        </w:rPr>
+        <w:t>𝑟</w:t>
+      </w:r>
+      <w:r>
+        <w:rPr>
+          <w:rFonts w:ascii="Times New Roman" w:hAnsi="Times New Roman" w:cs="Times New Roman"/>
+          <w:sz w:val="28"/>
+          <w:szCs w:val="28"/>
+        </w:rPr>
+        <w:t xml:space="preserve"> </w:t>
+      </w:r>
+      <w:proofErr w:type="spellStart"/>
+      <w:r>
+        <w:rPr>
+          <w:rFonts w:ascii="Times New Roman" w:hAnsi="Times New Roman" w:cs="Times New Roman"/>
+          <w:sz w:val="28"/>
+          <w:szCs w:val="28"/>
+        </w:rPr>
+        <w:t>is</w:t>
+      </w:r>
+      <w:proofErr w:type="spellEnd"/>
+      <w:r>
+        <w:rPr>
+          <w:rFonts w:ascii="Times New Roman" w:hAnsi="Times New Roman" w:cs="Times New Roman"/>
+          <w:sz w:val="28"/>
+          <w:szCs w:val="28"/>
+        </w:rPr>
+        <w:t xml:space="preserve"> </w:t>
+      </w:r>
+      <w:proofErr w:type="spellStart"/>
+      <w:r>
+        <w:rPr>
+          <w:rFonts w:ascii="Times New Roman" w:hAnsi="Times New Roman" w:cs="Times New Roman"/>
+          <w:sz w:val="28"/>
+          <w:szCs w:val="28"/>
+        </w:rPr>
+        <w:t>the</w:t>
+      </w:r>
+      <w:proofErr w:type="spellEnd"/>
+      <w:r>
+        <w:rPr>
+          <w:rFonts w:ascii="Times New Roman" w:hAnsi="Times New Roman" w:cs="Times New Roman"/>
+          <w:sz w:val="28"/>
+          <w:szCs w:val="28"/>
+        </w:rPr>
+        <w:t xml:space="preserve"> </w:t>
+      </w:r>
+      <w:proofErr w:type="spellStart"/>
+      <w:r>
+        <w:rPr>
+          <w:rFonts w:ascii="Times New Roman" w:hAnsi="Times New Roman" w:cs="Times New Roman"/>
+          <w:sz w:val="28"/>
+          <w:szCs w:val="28"/>
+        </w:rPr>
+        <w:t>correlation</w:t>
+      </w:r>
+      <w:proofErr w:type="spellEnd"/>
+      <w:r>
+        <w:rPr>
+          <w:rFonts w:ascii="Times New Roman" w:hAnsi="Times New Roman" w:cs="Times New Roman"/>
+          <w:sz w:val="28"/>
+          <w:szCs w:val="28"/>
+        </w:rPr>
+        <w:t xml:space="preserve"> </w:t>
+      </w:r>
+      <w:proofErr w:type="spellStart"/>
+      <w:r>
+        <w:rPr>
+          <w:rFonts w:ascii="Times New Roman" w:hAnsi="Times New Roman" w:cs="Times New Roman"/>
+          <w:sz w:val="28"/>
+          <w:szCs w:val="28"/>
+        </w:rPr>
+        <w:t>coefficient</w:t>
+      </w:r>
+      <w:proofErr w:type="spellEnd"/>
+      <w:r>
+        <w:rPr>
+          <w:rFonts w:ascii="Times New Roman" w:hAnsi="Times New Roman" w:cs="Times New Roman"/>
+          <w:sz w:val="28"/>
+          <w:szCs w:val="28"/>
+        </w:rPr>
+        <w:t xml:space="preserve"> (</w:t>
+      </w:r>
+      <w:proofErr w:type="spellStart"/>
+      <w:r>
+        <w:rPr>
+          <w:rFonts w:ascii="Times New Roman" w:hAnsi="Times New Roman" w:cs="Times New Roman"/>
+          <w:sz w:val="28"/>
+          <w:szCs w:val="28"/>
+        </w:rPr>
+        <w:t>Pearson</w:t>
+      </w:r>
+      <w:proofErr w:type="spellEnd"/>
+      <w:r>
+        <w:rPr>
+          <w:rFonts w:ascii="Times New Roman" w:hAnsi="Times New Roman" w:cs="Times New Roman"/>
+          <w:sz w:val="28"/>
+          <w:szCs w:val="28"/>
+        </w:rPr>
+        <w:t xml:space="preserve">); </w:t>
+      </w:r>
+      <w:proofErr w:type="spellStart"/>
+      <w:r>
+        <w:rPr>
+          <w:rFonts w:ascii="Times New Roman" w:hAnsi="Times New Roman" w:cs="Times New Roman"/>
+          <w:sz w:val="28"/>
+          <w:szCs w:val="28"/>
+        </w:rPr>
+        <w:t>and</w:t>
+      </w:r>
+      <w:proofErr w:type="spellEnd"/>
+      <w:r>
+        <w:rPr>
+          <w:rFonts w:ascii="Times New Roman" w:hAnsi="Times New Roman" w:cs="Times New Roman"/>
+          <w:sz w:val="28"/>
+          <w:szCs w:val="28"/>
+        </w:rPr>
+        <w:t xml:space="preserve"> </w:t>
+      </w:r>
+      <w:r>
+        <w:rPr>
+          <w:rFonts w:ascii="Times New Roman" w:hAnsi="Times New Roman" w:cs="Times New Roman"/>
+          <w:i/>
+          <w:iCs/>
+          <w:sz w:val="28"/>
+          <w:szCs w:val="28"/>
+        </w:rPr>
+        <w:t xml:space="preserve">n </w:t>
+      </w:r>
+      <w:proofErr w:type="spellStart"/>
+      <w:r>
+        <w:rPr>
+          <w:rFonts w:ascii="Times New Roman" w:hAnsi="Times New Roman" w:cs="Times New Roman"/>
+          <w:sz w:val="28"/>
+          <w:szCs w:val="28"/>
+        </w:rPr>
+        <w:t>is</w:t>
+      </w:r>
+      <w:proofErr w:type="spellEnd"/>
+      <w:r>
+        <w:rPr>
+          <w:rFonts w:ascii="Times New Roman" w:hAnsi="Times New Roman" w:cs="Times New Roman"/>
+          <w:sz w:val="28"/>
+          <w:szCs w:val="28"/>
+        </w:rPr>
+        <w:t xml:space="preserve"> </w:t>
+      </w:r>
+      <w:proofErr w:type="spellStart"/>
+      <w:r>
+        <w:rPr>
+          <w:rFonts w:ascii="Times New Roman" w:hAnsi="Times New Roman" w:cs="Times New Roman"/>
+          <w:sz w:val="28"/>
+          <w:szCs w:val="28"/>
+        </w:rPr>
+        <w:t>the</w:t>
+      </w:r>
+      <w:proofErr w:type="spellEnd"/>
+      <w:r>
+        <w:rPr>
+          <w:rFonts w:ascii="Times New Roman" w:hAnsi="Times New Roman" w:cs="Times New Roman"/>
+          <w:sz w:val="28"/>
+          <w:szCs w:val="28"/>
+        </w:rPr>
+        <w:t xml:space="preserve"> </w:t>
+      </w:r>
+      <w:proofErr w:type="spellStart"/>
+      <w:r>
+        <w:rPr>
+          <w:rFonts w:ascii="Times New Roman" w:hAnsi="Times New Roman" w:cs="Times New Roman"/>
+          <w:sz w:val="28"/>
+          <w:szCs w:val="28"/>
+        </w:rPr>
+        <w:t>sample</w:t>
+      </w:r>
+      <w:proofErr w:type="spellEnd"/>
+      <w:r>
+        <w:rPr>
+          <w:rFonts w:ascii="Times New Roman" w:hAnsi="Times New Roman" w:cs="Times New Roman"/>
+          <w:sz w:val="28"/>
+          <w:szCs w:val="28"/>
+        </w:rPr>
+        <w:t xml:space="preserve"> </w:t>
+      </w:r>
+      <w:proofErr w:type="spellStart"/>
+      <w:r>
+        <w:rPr>
+          <w:rFonts w:ascii="Times New Roman" w:hAnsi="Times New Roman" w:cs="Times New Roman"/>
+          <w:sz w:val="28"/>
+          <w:szCs w:val="28"/>
+        </w:rPr>
+        <w:t>size</w:t>
+      </w:r>
+      <w:proofErr w:type="spellEnd"/>
+      <w:r>
+        <w:rPr>
+          <w:rFonts w:ascii="Times New Roman" w:hAnsi="Times New Roman" w:cs="Times New Roman"/>
+          <w:sz w:val="28"/>
+          <w:szCs w:val="28"/>
+        </w:rPr>
+        <w:t>.</w:t>
+      </w:r>
+      <w:r>
+        <w:rPr>
+          <w:rFonts w:ascii="Times New Roman" w:hAnsi="Times New Roman" w:cs="Times New Roman" w:hint="eastAsia"/>
+          <w:sz w:val="28"/>
+          <w:szCs w:val="28"/>
+        </w:rPr>
+        <w:t xml:space="preserve"> </w:t>
+      </w:r>
+      <w:proofErr w:type="spellStart"/>
+      <w:r>
+        <w:rPr>
+          <w:rFonts w:ascii="Times New Roman" w:hAnsi="Times New Roman" w:cs="Times New Roman"/>
+          <w:sz w:val="28"/>
+          <w:szCs w:val="28"/>
+        </w:rPr>
+        <w:t>After</w:t>
+      </w:r>
+      <w:proofErr w:type="spellEnd"/>
+      <w:r>
+        <w:rPr>
+          <w:rFonts w:ascii="Times New Roman" w:hAnsi="Times New Roman" w:cs="Times New Roman"/>
+          <w:sz w:val="28"/>
+          <w:szCs w:val="28"/>
+        </w:rPr>
+        <w:t xml:space="preserve"> </w:t>
+      </w:r>
+      <w:proofErr w:type="spellStart"/>
+      <w:r>
+        <w:rPr>
+          <w:rFonts w:ascii="Times New Roman" w:hAnsi="Times New Roman" w:cs="Times New Roman"/>
+          <w:sz w:val="28"/>
+          <w:szCs w:val="28"/>
+        </w:rPr>
+        <w:t>obtaining</w:t>
+      </w:r>
+      <w:proofErr w:type="spellEnd"/>
+      <w:r>
+        <w:rPr>
+          <w:rFonts w:ascii="Times New Roman" w:hAnsi="Times New Roman" w:cs="Times New Roman"/>
+          <w:sz w:val="28"/>
+          <w:szCs w:val="28"/>
+        </w:rPr>
+        <w:t xml:space="preserve"> </w:t>
+      </w:r>
+      <w:proofErr w:type="spellStart"/>
+      <w:r>
+        <w:rPr>
+          <w:rFonts w:ascii="Times New Roman" w:hAnsi="Times New Roman" w:cs="Times New Roman"/>
+          <w:sz w:val="28"/>
+          <w:szCs w:val="28"/>
+        </w:rPr>
+        <w:t>this</w:t>
+      </w:r>
+      <w:proofErr w:type="spellEnd"/>
+      <w:r>
+        <w:rPr>
+          <w:rFonts w:ascii="Times New Roman" w:hAnsi="Times New Roman" w:cs="Times New Roman"/>
+          <w:sz w:val="28"/>
+          <w:szCs w:val="28"/>
+        </w:rPr>
+        <w:t xml:space="preserve"> </w:t>
+      </w:r>
+      <w:proofErr w:type="spellStart"/>
+      <w:r>
+        <w:rPr>
+          <w:rFonts w:ascii="Times New Roman" w:hAnsi="Times New Roman" w:cs="Times New Roman"/>
+          <w:sz w:val="28"/>
+          <w:szCs w:val="28"/>
+        </w:rPr>
+        <w:t>value</w:t>
+      </w:r>
+      <w:proofErr w:type="spellEnd"/>
+      <w:r>
+        <w:rPr>
+          <w:rFonts w:ascii="Times New Roman" w:hAnsi="Times New Roman" w:cs="Times New Roman"/>
+          <w:sz w:val="28"/>
+          <w:szCs w:val="28"/>
+        </w:rPr>
+        <w:t xml:space="preserve">, </w:t>
+      </w:r>
+      <w:proofErr w:type="spellStart"/>
+      <w:r>
+        <w:rPr>
+          <w:rFonts w:ascii="Times New Roman" w:hAnsi="Times New Roman" w:cs="Times New Roman"/>
+          <w:sz w:val="28"/>
+          <w:szCs w:val="28"/>
+        </w:rPr>
+        <w:t>the</w:t>
+      </w:r>
+      <w:proofErr w:type="spellEnd"/>
+      <w:r>
+        <w:rPr>
+          <w:rFonts w:ascii="Times New Roman" w:hAnsi="Times New Roman" w:cs="Times New Roman"/>
+          <w:sz w:val="28"/>
+          <w:szCs w:val="28"/>
+        </w:rPr>
+        <w:t xml:space="preserve"> p-</w:t>
+      </w:r>
+      <w:proofErr w:type="spellStart"/>
+      <w:r>
+        <w:rPr>
+          <w:rFonts w:ascii="Times New Roman" w:hAnsi="Times New Roman" w:cs="Times New Roman"/>
+          <w:sz w:val="28"/>
+          <w:szCs w:val="28"/>
+        </w:rPr>
+        <w:t>value</w:t>
+      </w:r>
+      <w:proofErr w:type="spellEnd"/>
+      <w:r>
+        <w:rPr>
+          <w:rFonts w:ascii="Times New Roman" w:hAnsi="Times New Roman" w:cs="Times New Roman"/>
+          <w:sz w:val="28"/>
+          <w:szCs w:val="28"/>
+        </w:rPr>
+        <w:t xml:space="preserve"> </w:t>
+      </w:r>
+      <w:proofErr w:type="spellStart"/>
+      <w:r>
+        <w:rPr>
+          <w:rFonts w:ascii="Times New Roman" w:hAnsi="Times New Roman" w:cs="Times New Roman"/>
+          <w:sz w:val="28"/>
+          <w:szCs w:val="28"/>
+        </w:rPr>
+        <w:t>is</w:t>
+      </w:r>
+      <w:proofErr w:type="spellEnd"/>
+      <w:r>
+        <w:rPr>
+          <w:rFonts w:ascii="Times New Roman" w:hAnsi="Times New Roman" w:cs="Times New Roman"/>
+          <w:sz w:val="28"/>
+          <w:szCs w:val="28"/>
+        </w:rPr>
+        <w:t xml:space="preserve"> </w:t>
+      </w:r>
+      <w:proofErr w:type="spellStart"/>
+      <w:r>
+        <w:rPr>
+          <w:rFonts w:ascii="Times New Roman" w:hAnsi="Times New Roman" w:cs="Times New Roman"/>
+          <w:sz w:val="28"/>
+          <w:szCs w:val="28"/>
+        </w:rPr>
+        <w:t>derived</w:t>
+      </w:r>
+      <w:proofErr w:type="spellEnd"/>
+      <w:r>
+        <w:rPr>
+          <w:rFonts w:ascii="Times New Roman" w:hAnsi="Times New Roman" w:cs="Times New Roman"/>
+          <w:sz w:val="28"/>
+          <w:szCs w:val="28"/>
+        </w:rPr>
+        <w:t xml:space="preserve"> </w:t>
+      </w:r>
+      <w:proofErr w:type="spellStart"/>
+      <w:r>
+        <w:rPr>
+          <w:rFonts w:ascii="Times New Roman" w:hAnsi="Times New Roman" w:cs="Times New Roman"/>
+          <w:sz w:val="28"/>
+          <w:szCs w:val="28"/>
+        </w:rPr>
+        <w:t>from</w:t>
+      </w:r>
+      <w:proofErr w:type="spellEnd"/>
+      <w:r>
+        <w:rPr>
+          <w:rFonts w:ascii="Times New Roman" w:hAnsi="Times New Roman" w:cs="Times New Roman"/>
+          <w:sz w:val="28"/>
+          <w:szCs w:val="28"/>
+        </w:rPr>
+        <w:t xml:space="preserve"> </w:t>
+      </w:r>
+      <w:proofErr w:type="spellStart"/>
+      <w:r>
+        <w:rPr>
+          <w:rFonts w:ascii="Times New Roman" w:hAnsi="Times New Roman" w:cs="Times New Roman"/>
+          <w:sz w:val="28"/>
+          <w:szCs w:val="28"/>
+        </w:rPr>
+        <w:t>the</w:t>
+      </w:r>
+      <w:proofErr w:type="spellEnd"/>
+      <w:r>
+        <w:rPr>
+          <w:rFonts w:ascii="Times New Roman" w:hAnsi="Times New Roman" w:cs="Times New Roman"/>
+          <w:sz w:val="28"/>
+          <w:szCs w:val="28"/>
+        </w:rPr>
+        <w:t xml:space="preserve"> t-</w:t>
+      </w:r>
+      <w:proofErr w:type="spellStart"/>
+      <w:r>
+        <w:rPr>
+          <w:rFonts w:ascii="Times New Roman" w:hAnsi="Times New Roman" w:cs="Times New Roman"/>
+          <w:sz w:val="28"/>
+          <w:szCs w:val="28"/>
+        </w:rPr>
+        <w:t>distribution</w:t>
+      </w:r>
+      <w:proofErr w:type="spellEnd"/>
+      <w:r>
+        <w:rPr>
+          <w:rFonts w:ascii="Times New Roman" w:hAnsi="Times New Roman" w:cs="Times New Roman"/>
+          <w:sz w:val="28"/>
+          <w:szCs w:val="28"/>
+        </w:rPr>
+        <w:t>,</w:t>
+      </w:r>
+      <w:r>
+        <w:rPr>
+          <w:rFonts w:ascii="Times New Roman" w:hAnsi="Times New Roman" w:cs="Times New Roman"/>
+          <w:sz w:val="28"/>
+          <w:szCs w:val="28"/>
+        </w:rPr>
+        <w:t xml:space="preserve"> </w:t>
+      </w:r>
+      <w:proofErr w:type="spellStart"/>
+      <w:r>
+        <w:rPr>
+          <w:rFonts w:ascii="Times New Roman" w:hAnsi="Times New Roman" w:cs="Times New Roman"/>
+          <w:sz w:val="28"/>
+          <w:szCs w:val="28"/>
+        </w:rPr>
+        <w:t>considering</w:t>
+      </w:r>
+      <w:proofErr w:type="spellEnd"/>
+      <w:r>
+        <w:rPr>
+          <w:rFonts w:ascii="Times New Roman" w:hAnsi="Times New Roman" w:cs="Times New Roman"/>
+          <w:sz w:val="28"/>
+          <w:szCs w:val="28"/>
+        </w:rPr>
+        <w:t xml:space="preserve"> </w:t>
+      </w:r>
+      <w:proofErr w:type="spellStart"/>
+      <w:r>
+        <w:rPr>
+          <w:rFonts w:ascii="Times New Roman" w:hAnsi="Times New Roman" w:cs="Times New Roman"/>
+          <w:sz w:val="28"/>
+          <w:szCs w:val="28"/>
+        </w:rPr>
+        <w:t>that</w:t>
+      </w:r>
+      <w:proofErr w:type="spellEnd"/>
+      <w:r>
+        <w:rPr>
+          <w:rFonts w:ascii="Times New Roman" w:hAnsi="Times New Roman" w:cs="Times New Roman"/>
+          <w:sz w:val="28"/>
+          <w:szCs w:val="28"/>
+        </w:rPr>
+        <w:t xml:space="preserve"> </w:t>
+      </w:r>
+      <w:proofErr w:type="spellStart"/>
+      <w:r>
+        <w:rPr>
+          <w:rFonts w:ascii="Times New Roman" w:hAnsi="Times New Roman" w:cs="Times New Roman"/>
+          <w:sz w:val="28"/>
+          <w:szCs w:val="28"/>
+        </w:rPr>
+        <w:t>the</w:t>
+      </w:r>
+      <w:proofErr w:type="spellEnd"/>
+      <w:r>
+        <w:rPr>
+          <w:rFonts w:ascii="Times New Roman" w:hAnsi="Times New Roman" w:cs="Times New Roman"/>
+          <w:sz w:val="28"/>
+          <w:szCs w:val="28"/>
+        </w:rPr>
+        <w:t xml:space="preserve"> </w:t>
+      </w:r>
+      <w:proofErr w:type="spellStart"/>
+      <w:r>
+        <w:rPr>
+          <w:rFonts w:ascii="Times New Roman" w:hAnsi="Times New Roman" w:cs="Times New Roman"/>
+          <w:sz w:val="28"/>
+          <w:szCs w:val="28"/>
+        </w:rPr>
+        <w:t>degrees</w:t>
+      </w:r>
+      <w:proofErr w:type="spellEnd"/>
+      <w:r>
+        <w:rPr>
+          <w:rFonts w:ascii="Times New Roman" w:hAnsi="Times New Roman" w:cs="Times New Roman"/>
+          <w:sz w:val="28"/>
+          <w:szCs w:val="28"/>
+        </w:rPr>
+        <w:t xml:space="preserve"> </w:t>
+      </w:r>
+      <w:proofErr w:type="spellStart"/>
+      <w:r>
+        <w:rPr>
+          <w:rFonts w:ascii="Times New Roman" w:hAnsi="Times New Roman" w:cs="Times New Roman"/>
+          <w:sz w:val="28"/>
+          <w:szCs w:val="28"/>
+        </w:rPr>
+        <w:t>of</w:t>
+      </w:r>
+      <w:proofErr w:type="spellEnd"/>
+      <w:r>
+        <w:rPr>
+          <w:rFonts w:ascii="Times New Roman" w:hAnsi="Times New Roman" w:cs="Times New Roman"/>
+          <w:sz w:val="28"/>
+          <w:szCs w:val="28"/>
+        </w:rPr>
+        <w:t xml:space="preserve"> </w:t>
+      </w:r>
+      <w:proofErr w:type="spellStart"/>
+      <w:r>
+        <w:rPr>
+          <w:rFonts w:ascii="Times New Roman" w:hAnsi="Times New Roman" w:cs="Times New Roman"/>
+          <w:sz w:val="28"/>
+          <w:szCs w:val="28"/>
+        </w:rPr>
+        <w:t>freedom</w:t>
+      </w:r>
+      <w:proofErr w:type="spellEnd"/>
+      <w:r>
+        <w:rPr>
+          <w:rFonts w:ascii="Times New Roman" w:hAnsi="Times New Roman" w:cs="Times New Roman"/>
+          <w:sz w:val="28"/>
+          <w:szCs w:val="28"/>
+        </w:rPr>
+        <w:t xml:space="preserve"> </w:t>
+      </w:r>
+      <w:proofErr w:type="spellStart"/>
+      <w:r>
+        <w:rPr>
+          <w:rFonts w:ascii="Times New Roman" w:hAnsi="Times New Roman" w:cs="Times New Roman"/>
+          <w:sz w:val="28"/>
+          <w:szCs w:val="28"/>
+        </w:rPr>
+        <w:t>two</w:t>
+      </w:r>
+      <w:proofErr w:type="spellEnd"/>
+      <w:r>
+        <w:rPr>
+          <w:rFonts w:ascii="Times New Roman" w:hAnsi="Times New Roman" w:cs="Times New Roman"/>
+          <w:sz w:val="28"/>
+          <w:szCs w:val="28"/>
+        </w:rPr>
+        <w:t xml:space="preserve"> </w:t>
+      </w:r>
+      <w:proofErr w:type="spellStart"/>
+      <w:r>
+        <w:rPr>
+          <w:rFonts w:ascii="Times New Roman" w:hAnsi="Times New Roman" w:cs="Times New Roman"/>
+          <w:sz w:val="28"/>
+          <w:szCs w:val="28"/>
+        </w:rPr>
+        <w:t>less</w:t>
+      </w:r>
+      <w:proofErr w:type="spellEnd"/>
+      <w:r>
+        <w:rPr>
+          <w:rFonts w:ascii="Times New Roman" w:hAnsi="Times New Roman" w:cs="Times New Roman"/>
+          <w:sz w:val="28"/>
+          <w:szCs w:val="28"/>
+        </w:rPr>
+        <w:t xml:space="preserve"> </w:t>
+      </w:r>
+      <w:proofErr w:type="spellStart"/>
+      <w:r>
+        <w:rPr>
+          <w:rFonts w:ascii="Times New Roman" w:hAnsi="Times New Roman" w:cs="Times New Roman"/>
+          <w:sz w:val="28"/>
+          <w:szCs w:val="28"/>
+        </w:rPr>
+        <w:t>than</w:t>
+      </w:r>
+      <w:proofErr w:type="spellEnd"/>
+      <w:r>
+        <w:rPr>
+          <w:rFonts w:ascii="Times New Roman" w:hAnsi="Times New Roman" w:cs="Times New Roman"/>
+          <w:sz w:val="28"/>
+          <w:szCs w:val="28"/>
+        </w:rPr>
+        <w:t xml:space="preserve"> </w:t>
+      </w:r>
+      <w:proofErr w:type="spellStart"/>
+      <w:r>
+        <w:rPr>
+          <w:rFonts w:ascii="Times New Roman" w:hAnsi="Times New Roman" w:cs="Times New Roman"/>
+          <w:sz w:val="28"/>
+          <w:szCs w:val="28"/>
+        </w:rPr>
+        <w:t>sample</w:t>
+      </w:r>
+      <w:proofErr w:type="spellEnd"/>
+      <w:r>
+        <w:rPr>
+          <w:rFonts w:ascii="Times New Roman" w:hAnsi="Times New Roman" w:cs="Times New Roman"/>
+          <w:sz w:val="28"/>
+          <w:szCs w:val="28"/>
+        </w:rPr>
+        <w:t xml:space="preserve"> </w:t>
+      </w:r>
+      <w:proofErr w:type="spellStart"/>
+      <w:r>
+        <w:rPr>
+          <w:rFonts w:ascii="Times New Roman" w:hAnsi="Times New Roman" w:cs="Times New Roman"/>
+          <w:sz w:val="28"/>
+          <w:szCs w:val="28"/>
+        </w:rPr>
+        <w:t>size</w:t>
+      </w:r>
+      <w:proofErr w:type="spellEnd"/>
+      <w:r>
+        <w:rPr>
+          <w:rFonts w:ascii="Times New Roman" w:hAnsi="Times New Roman" w:cs="Times New Roman"/>
+          <w:sz w:val="28"/>
+          <w:szCs w:val="28"/>
+        </w:rPr>
+        <w:t>.</w:t>
+      </w:r>
+    </w:p>
+    <w:p>
+      <w:pPr>
+        <w:spacing w:after="0"/>
+        <w:ind w:firstLine="709"/>
+        <w:jc w:val="both"/>
+        <w:rPr>
+          <w:rFonts w:ascii="Times New Roman" w:hAnsi="Times New Roman" w:cs="Times New Roman"/>
+          <w:color w:val="000000"/>
+          <w:kern w:val="0"/>
+          <w:sz w:val="28"/>
+          <w:szCs w:val="28"/>
+          <w:lang w:val="en-US"/>
+          <w14:ligatures w14:val="none"/>
+        </w:rPr>
+      </w:pPr>
+      <w:proofErr w:type="spellStart"/>
+      <w:r>
+        <w:rPr>
+          <w:rFonts w:ascii="Times New Roman" w:hAnsi="Times New Roman" w:cs="Times New Roman"/>
+          <w:sz w:val="28"/>
+          <w:szCs w:val="28"/>
+        </w:rPr>
+        <w:t>For</w:t>
+      </w:r>
+      <w:proofErr w:type="spellEnd"/>
+      <w:r>
+        <w:rPr>
+          <w:rFonts w:ascii="Times New Roman" w:hAnsi="Times New Roman" w:cs="Times New Roman"/>
+          <w:sz w:val="28"/>
+          <w:szCs w:val="28"/>
+        </w:rPr>
+        <w:t xml:space="preserve"> </w:t>
+      </w:r>
+      <w:proofErr w:type="spellStart"/>
+      <w:r>
+        <w:rPr>
+          <w:rFonts w:ascii="Times New Roman" w:hAnsi="Times New Roman" w:cs="Times New Roman"/>
+          <w:sz w:val="28"/>
+          <w:szCs w:val="28"/>
+        </w:rPr>
+        <w:t>each</w:t>
+      </w:r>
+      <w:proofErr w:type="spellEnd"/>
+      <w:r>
+        <w:rPr>
+          <w:rFonts w:ascii="Times New Roman" w:hAnsi="Times New Roman" w:cs="Times New Roman"/>
+          <w:sz w:val="28"/>
+          <w:szCs w:val="28"/>
+        </w:rPr>
+        <w:t xml:space="preserve"> </w:t>
+      </w:r>
+      <w:proofErr w:type="spellStart"/>
+      <w:r>
+        <w:rPr>
+          <w:rFonts w:ascii="Times New Roman" w:hAnsi="Times New Roman" w:cs="Times New Roman"/>
+          <w:sz w:val="28"/>
+          <w:szCs w:val="28"/>
+        </w:rPr>
+        <w:t>patient</w:t>
+      </w:r>
+      <w:proofErr w:type="spellEnd"/>
+      <w:r>
+        <w:rPr>
+          <w:rFonts w:ascii="Times New Roman" w:hAnsi="Times New Roman" w:cs="Times New Roman"/>
+          <w:sz w:val="28"/>
+          <w:szCs w:val="28"/>
+        </w:rPr>
+        <w:t xml:space="preserve">, </w:t>
+      </w:r>
+      <w:proofErr w:type="spellStart"/>
+      <w:r>
+        <w:rPr>
+          <w:rFonts w:ascii="Times New Roman" w:hAnsi="Times New Roman" w:cs="Times New Roman"/>
+          <w:sz w:val="28"/>
+          <w:szCs w:val="28"/>
+        </w:rPr>
+        <w:t>the</w:t>
+      </w:r>
+      <w:proofErr w:type="spellEnd"/>
+      <w:r>
+        <w:rPr>
+          <w:rFonts w:ascii="Times New Roman" w:hAnsi="Times New Roman" w:cs="Times New Roman"/>
+          <w:sz w:val="28"/>
+          <w:szCs w:val="28"/>
+        </w:rPr>
+        <w:t xml:space="preserve"> </w:t>
+      </w:r>
+      <w:proofErr w:type="spellStart"/>
+      <w:r>
+        <w:rPr>
+          <w:rFonts w:ascii="Times New Roman" w:hAnsi="Times New Roman" w:cs="Times New Roman"/>
+          <w:sz w:val="28"/>
+          <w:szCs w:val="28"/>
+        </w:rPr>
+        <w:t>expected</w:t>
+      </w:r>
+      <w:proofErr w:type="spellEnd"/>
+      <w:r>
+        <w:rPr>
+          <w:rFonts w:ascii="Times New Roman" w:hAnsi="Times New Roman" w:cs="Times New Roman"/>
+          <w:sz w:val="28"/>
+          <w:szCs w:val="28"/>
+        </w:rPr>
+        <w:t xml:space="preserve"> </w:t>
+      </w:r>
+      <w:proofErr w:type="spellStart"/>
+      <w:r>
+        <w:rPr>
+          <w:rFonts w:ascii="Times New Roman" w:hAnsi="Times New Roman" w:cs="Times New Roman"/>
+          <w:sz w:val="28"/>
+          <w:szCs w:val="28"/>
+        </w:rPr>
+        <w:t>age</w:t>
+      </w:r>
+      <w:proofErr w:type="spellEnd"/>
+      <w:r>
+        <w:rPr>
+          <w:rFonts w:ascii="Times New Roman" w:hAnsi="Times New Roman" w:cs="Times New Roman"/>
+          <w:sz w:val="28"/>
+          <w:szCs w:val="28"/>
+        </w:rPr>
+        <w:t xml:space="preserve"> </w:t>
+      </w:r>
+      <w:proofErr w:type="spellStart"/>
+      <w:r>
+        <w:rPr>
+          <w:rFonts w:ascii="Times New Roman" w:hAnsi="Times New Roman" w:cs="Times New Roman"/>
+          <w:sz w:val="28"/>
+          <w:szCs w:val="28"/>
+        </w:rPr>
+        <w:t>was</w:t>
+      </w:r>
+      <w:proofErr w:type="spellEnd"/>
+      <w:r>
+        <w:rPr>
+          <w:rFonts w:ascii="Times New Roman" w:hAnsi="Times New Roman" w:cs="Times New Roman"/>
+          <w:sz w:val="28"/>
+          <w:szCs w:val="28"/>
+        </w:rPr>
+        <w:t xml:space="preserve"> </w:t>
+      </w:r>
+      <w:proofErr w:type="spellStart"/>
+      <w:r>
+        <w:rPr>
+          <w:rFonts w:ascii="Times New Roman" w:hAnsi="Times New Roman" w:cs="Times New Roman"/>
+          <w:sz w:val="28"/>
+          <w:szCs w:val="28"/>
+        </w:rPr>
+        <w:t>determined</w:t>
+      </w:r>
+      <w:proofErr w:type="spellEnd"/>
+      <w:r>
+        <w:rPr>
+          <w:rFonts w:ascii="Times New Roman" w:hAnsi="Times New Roman" w:cs="Times New Roman"/>
+          <w:sz w:val="28"/>
+          <w:szCs w:val="28"/>
+        </w:rPr>
+        <w:t xml:space="preserve"> </w:t>
+      </w:r>
+      <w:proofErr w:type="spellStart"/>
+      <w:r>
+        <w:rPr>
+          <w:rFonts w:ascii="Times New Roman" w:hAnsi="Times New Roman" w:cs="Times New Roman"/>
+          <w:sz w:val="28"/>
+          <w:szCs w:val="28"/>
+        </w:rPr>
+        <w:t>by</w:t>
+      </w:r>
+      <w:proofErr w:type="spellEnd"/>
+      <w:r>
+        <w:rPr>
+          <w:rFonts w:ascii="Times New Roman" w:hAnsi="Times New Roman" w:cs="Times New Roman"/>
+          <w:sz w:val="28"/>
+          <w:szCs w:val="28"/>
+        </w:rPr>
+        <w:t xml:space="preserve"> </w:t>
+      </w:r>
+      <w:proofErr w:type="spellStart"/>
+      <w:r>
+        <w:rPr>
+          <w:rFonts w:ascii="Times New Roman" w:hAnsi="Times New Roman" w:cs="Times New Roman"/>
+          <w:sz w:val="28"/>
+          <w:szCs w:val="28"/>
+        </w:rPr>
+        <w:t>averaging</w:t>
+      </w:r>
+      <w:proofErr w:type="spellEnd"/>
+      <w:r>
+        <w:rPr>
+          <w:rFonts w:ascii="Times New Roman" w:hAnsi="Times New Roman" w:cs="Times New Roman"/>
+          <w:sz w:val="28"/>
+          <w:szCs w:val="28"/>
+        </w:rPr>
+        <w:t xml:space="preserve"> </w:t>
+      </w:r>
+      <w:proofErr w:type="spellStart"/>
+      <w:r>
+        <w:rPr>
+          <w:rFonts w:ascii="Times New Roman" w:hAnsi="Times New Roman" w:cs="Times New Roman"/>
+          <w:sz w:val="28"/>
+          <w:szCs w:val="28"/>
+        </w:rPr>
+        <w:t>the</w:t>
+      </w:r>
+      <w:proofErr w:type="spellEnd"/>
+      <w:r>
+        <w:rPr>
+          <w:rFonts w:ascii="Times New Roman" w:hAnsi="Times New Roman" w:cs="Times New Roman"/>
+          <w:sz w:val="28"/>
+          <w:szCs w:val="28"/>
+        </w:rPr>
+        <w:t xml:space="preserve"> </w:t>
+      </w:r>
+      <w:proofErr w:type="spellStart"/>
+      <w:r>
+        <w:rPr>
+          <w:rFonts w:ascii="Times New Roman" w:hAnsi="Times New Roman" w:cs="Times New Roman"/>
+          <w:sz w:val="28"/>
+          <w:szCs w:val="28"/>
+        </w:rPr>
+        <w:t>values</w:t>
+      </w:r>
+      <w:proofErr w:type="spellEnd"/>
+      <w:r>
+        <w:rPr>
+          <w:rFonts w:ascii="Times New Roman" w:hAnsi="Times New Roman" w:cs="Times New Roman"/>
+          <w:sz w:val="28"/>
+          <w:szCs w:val="28"/>
+        </w:rPr>
+        <w:t xml:space="preserve"> ​​</w:t>
+      </w:r>
+      <w:proofErr w:type="spellStart"/>
+      <w:r>
+        <w:rPr>
+          <w:rFonts w:ascii="Times New Roman" w:hAnsi="Times New Roman" w:cs="Times New Roman"/>
+          <w:sz w:val="28"/>
+          <w:szCs w:val="28"/>
+        </w:rPr>
+        <w:t>of</w:t>
+      </w:r>
+      <w:proofErr w:type="spellEnd"/>
+      <w:r>
+        <w:rPr>
+          <w:rFonts w:ascii="Times New Roman" w:hAnsi="Times New Roman" w:cs="Times New Roman"/>
+          <w:sz w:val="28"/>
+          <w:szCs w:val="28"/>
+        </w:rPr>
+        <w:t xml:space="preserve"> </w:t>
+      </w:r>
+      <w:proofErr w:type="spellStart"/>
+      <w:r>
+        <w:rPr>
+          <w:rFonts w:ascii="Times New Roman" w:hAnsi="Times New Roman" w:cs="Times New Roman"/>
+          <w:sz w:val="28"/>
+          <w:szCs w:val="28"/>
+        </w:rPr>
+        <w:t>the</w:t>
+      </w:r>
+      <w:proofErr w:type="spellEnd"/>
+      <w:r>
+        <w:rPr>
+          <w:rFonts w:ascii="Times New Roman" w:hAnsi="Times New Roman" w:cs="Times New Roman"/>
+          <w:sz w:val="28"/>
+          <w:szCs w:val="28"/>
+        </w:rPr>
+        <w:t xml:space="preserve"> </w:t>
+      </w:r>
+      <w:proofErr w:type="spellStart"/>
+      <w:r>
+        <w:rPr>
+          <w:rFonts w:ascii="Times New Roman" w:hAnsi="Times New Roman" w:cs="Times New Roman"/>
+          <w:sz w:val="28"/>
+          <w:szCs w:val="28"/>
+        </w:rPr>
+        <w:t>age</w:t>
+      </w:r>
+      <w:proofErr w:type="spellEnd"/>
+      <w:r>
+        <w:rPr>
+          <w:rFonts w:ascii="Times New Roman" w:hAnsi="Times New Roman" w:cs="Times New Roman"/>
+          <w:sz w:val="28"/>
+          <w:szCs w:val="28"/>
+        </w:rPr>
+        <w:t xml:space="preserve"> </w:t>
+      </w:r>
+      <w:proofErr w:type="spellStart"/>
+      <w:r>
+        <w:rPr>
+          <w:rFonts w:ascii="Times New Roman" w:hAnsi="Times New Roman" w:cs="Times New Roman"/>
+          <w:sz w:val="28"/>
+          <w:szCs w:val="28"/>
+        </w:rPr>
+        <w:t>range</w:t>
+      </w:r>
+      <w:proofErr w:type="spellEnd"/>
+      <w:r>
+        <w:rPr>
+          <w:rFonts w:ascii="Times New Roman" w:hAnsi="Times New Roman" w:cs="Times New Roman"/>
+          <w:sz w:val="28"/>
+          <w:szCs w:val="28"/>
+        </w:rPr>
+        <w:t>.</w:t>
+      </w:r>
+      <w:r>
+        <w:rPr>
+          <w:rFonts w:ascii="Times New Roman" w:hAnsi="Times New Roman" w:cs="Times New Roman"/>
+          <w:sz w:val="28"/>
+          <w:szCs w:val="28"/>
+        </w:rPr>
+        <w:t xml:space="preserve"> </w:t>
+      </w:r>
+      <w:proofErr w:type="spellStart"/>
+      <w:r>
+        <w:rPr>
+          <w:rFonts w:ascii="Times New Roman" w:hAnsi="Times New Roman" w:cs="Times New Roman"/>
+          <w:sz w:val="28"/>
+          <w:szCs w:val="28"/>
+        </w:rPr>
+        <w:t>Higuchi</w:t>
+      </w:r>
+      <w:proofErr w:type="spellEnd"/>
+      <w:r>
+        <w:rPr>
+          <w:rFonts w:ascii="Times New Roman" w:hAnsi="Times New Roman" w:cs="Times New Roman"/>
+          <w:sz w:val="28"/>
+          <w:szCs w:val="28"/>
+        </w:rPr>
+        <w:t xml:space="preserve"> </w:t>
+      </w:r>
+      <w:proofErr w:type="spellStart"/>
+      <w:r>
+        <w:rPr>
+          <w:rFonts w:ascii="Times New Roman" w:hAnsi="Times New Roman" w:cs="Times New Roman"/>
+          <w:sz w:val="28"/>
+          <w:szCs w:val="28"/>
+        </w:rPr>
+        <w:t>fractal</w:t>
+      </w:r>
+      <w:proofErr w:type="spellEnd"/>
+      <w:r>
+        <w:rPr>
+          <w:rFonts w:ascii="Times New Roman" w:hAnsi="Times New Roman" w:cs="Times New Roman"/>
+          <w:sz w:val="28"/>
+          <w:szCs w:val="28"/>
+        </w:rPr>
+        <w:t xml:space="preserve"> </w:t>
+      </w:r>
+      <w:proofErr w:type="spellStart"/>
+      <w:r>
+        <w:rPr>
+          <w:rFonts w:ascii="Times New Roman" w:hAnsi="Times New Roman" w:cs="Times New Roman"/>
+          <w:sz w:val="28"/>
+          <w:szCs w:val="28"/>
+        </w:rPr>
+        <w:t>dimension</w:t>
+      </w:r>
+      <w:proofErr w:type="spellEnd"/>
+      <w:r>
+        <w:rPr>
+          <w:rFonts w:ascii="Times New Roman" w:hAnsi="Times New Roman" w:cs="Times New Roman"/>
+          <w:sz w:val="28"/>
+          <w:szCs w:val="28"/>
+        </w:rPr>
+        <w:t xml:space="preserve"> (HFD) </w:t>
+      </w:r>
+      <w:proofErr w:type="spellStart"/>
+      <w:r>
+        <w:rPr>
+          <w:rFonts w:ascii="Times New Roman" w:hAnsi="Times New Roman" w:cs="Times New Roman"/>
+          <w:sz w:val="28"/>
+          <w:szCs w:val="28"/>
+        </w:rPr>
+        <w:t>was</w:t>
+      </w:r>
+      <w:proofErr w:type="spellEnd"/>
+      <w:r>
+        <w:rPr>
+          <w:rFonts w:ascii="Times New Roman" w:hAnsi="Times New Roman" w:cs="Times New Roman"/>
+          <w:sz w:val="28"/>
+          <w:szCs w:val="28"/>
+        </w:rPr>
+        <w:t xml:space="preserve"> </w:t>
+      </w:r>
+      <w:proofErr w:type="spellStart"/>
+      <w:r>
+        <w:rPr>
+          <w:rFonts w:ascii="Times New Roman" w:hAnsi="Times New Roman" w:cs="Times New Roman"/>
+          <w:sz w:val="28"/>
+          <w:szCs w:val="28"/>
+        </w:rPr>
+        <w:t>calculated</w:t>
+      </w:r>
+      <w:proofErr w:type="spellEnd"/>
+      <w:r>
+        <w:rPr>
+          <w:rFonts w:ascii="Times New Roman" w:hAnsi="Times New Roman" w:cs="Times New Roman"/>
+          <w:sz w:val="28"/>
+          <w:szCs w:val="28"/>
+        </w:rPr>
+        <w:t xml:space="preserve"> </w:t>
+      </w:r>
+      <w:proofErr w:type="spellStart"/>
+      <w:r>
+        <w:rPr>
+          <w:rFonts w:ascii="Times New Roman" w:hAnsi="Times New Roman" w:cs="Times New Roman"/>
+          <w:sz w:val="28"/>
+          <w:szCs w:val="28"/>
+        </w:rPr>
+        <w:t>for</w:t>
+      </w:r>
+      <w:proofErr w:type="spellEnd"/>
+      <w:r>
+        <w:rPr>
+          <w:rFonts w:ascii="Times New Roman" w:hAnsi="Times New Roman" w:cs="Times New Roman"/>
+          <w:sz w:val="28"/>
+          <w:szCs w:val="28"/>
+        </w:rPr>
+        <w:t xml:space="preserve"> 593 </w:t>
+      </w:r>
+      <w:proofErr w:type="spellStart"/>
+      <w:r>
+        <w:rPr>
+          <w:rFonts w:ascii="Times New Roman" w:hAnsi="Times New Roman" w:cs="Times New Roman"/>
+          <w:sz w:val="28"/>
+          <w:szCs w:val="28"/>
+        </w:rPr>
+        <w:t>women</w:t>
+      </w:r>
+      <w:proofErr w:type="spellEnd"/>
+      <w:r>
+        <w:rPr>
+          <w:rFonts w:ascii="Times New Roman" w:hAnsi="Times New Roman" w:cs="Times New Roman"/>
+          <w:sz w:val="28"/>
+          <w:szCs w:val="28"/>
+        </w:rPr>
+        <w:t xml:space="preserve"> </w:t>
+      </w:r>
+      <w:proofErr w:type="spellStart"/>
+      <w:r>
+        <w:rPr>
+          <w:rFonts w:ascii="Times New Roman" w:hAnsi="Times New Roman" w:cs="Times New Roman"/>
+          <w:sz w:val="28"/>
+          <w:szCs w:val="28"/>
+        </w:rPr>
+        <w:t>and</w:t>
+      </w:r>
+      <w:proofErr w:type="spellEnd"/>
+      <w:r>
+        <w:rPr>
+          <w:rFonts w:ascii="Times New Roman" w:hAnsi="Times New Roman" w:cs="Times New Roman"/>
+          <w:sz w:val="28"/>
+          <w:szCs w:val="28"/>
+        </w:rPr>
+        <w:t xml:space="preserve"> </w:t>
+      </w:r>
+      <w:proofErr w:type="spellStart"/>
+      <w:r>
+        <w:rPr>
+          <w:rFonts w:ascii="Times New Roman" w:hAnsi="Times New Roman" w:cs="Times New Roman"/>
+          <w:sz w:val="28"/>
+          <w:szCs w:val="28"/>
+        </w:rPr>
+        <w:t>correlated</w:t>
+      </w:r>
+      <w:proofErr w:type="spellEnd"/>
+      <w:r>
+        <w:rPr>
+          <w:rFonts w:ascii="Times New Roman" w:hAnsi="Times New Roman" w:cs="Times New Roman"/>
+          <w:sz w:val="28"/>
+          <w:szCs w:val="28"/>
+        </w:rPr>
+        <w:t xml:space="preserve"> </w:t>
+      </w:r>
+      <w:proofErr w:type="spellStart"/>
+      <w:r>
+        <w:rPr>
+          <w:rFonts w:ascii="Times New Roman" w:hAnsi="Times New Roman" w:cs="Times New Roman"/>
+          <w:sz w:val="28"/>
+          <w:szCs w:val="28"/>
+        </w:rPr>
+        <w:t>with</w:t>
+      </w:r>
+      <w:proofErr w:type="spellEnd"/>
+      <w:r>
+        <w:rPr>
+          <w:rFonts w:ascii="Times New Roman" w:hAnsi="Times New Roman" w:cs="Times New Roman"/>
+          <w:sz w:val="28"/>
+          <w:szCs w:val="28"/>
+        </w:rPr>
+        <w:t xml:space="preserve"> </w:t>
+      </w:r>
+      <w:proofErr w:type="spellStart"/>
+      <w:r>
+        <w:rPr>
+          <w:rFonts w:ascii="Times New Roman" w:hAnsi="Times New Roman" w:cs="Times New Roman"/>
+          <w:sz w:val="28"/>
+          <w:szCs w:val="28"/>
+        </w:rPr>
+        <w:t>age</w:t>
+      </w:r>
+      <w:proofErr w:type="spellEnd"/>
+      <w:r>
+        <w:rPr>
+          <w:rFonts w:ascii="Times New Roman" w:hAnsi="Times New Roman" w:cs="Times New Roman"/>
+          <w:sz w:val="28"/>
+          <w:szCs w:val="28"/>
+        </w:rPr>
+        <w:t xml:space="preserve"> </w:t>
+      </w:r>
+      <w:r>
+        <w:rPr>
+          <w:rFonts w:ascii="Times New Roman" w:hAnsi="Times New Roman" w:cs="Times New Roman"/>
+          <w:sz w:val="28"/>
+          <w:szCs w:val="28"/>
+          <w:lang w:val="en-US"/>
+        </w:rPr>
+        <w:t xml:space="preserve">with </w:t>
+      </w:r>
+      <w:r>
+        <w:rPr>
+          <w:rFonts w:ascii="Times New Roman" w:hAnsi="Times New Roman" w:cs="Times New Roman"/>
+          <w:sz w:val="28"/>
+          <w:szCs w:val="28"/>
+        </w:rPr>
+        <w:t>r</w:t>
+      </w:r>
+      <w:r>
+        <w:rPr>
+          <w:rFonts w:ascii="Times New Roman" w:hAnsi="Times New Roman" w:cs="Times New Roman"/>
+          <w:sz w:val="28"/>
+          <w:szCs w:val="28"/>
+          <w:lang w:val="en-US"/>
+        </w:rPr>
+        <w:t xml:space="preserve"> = </w:t>
+      </w:r>
+      <w:r>
+        <w:rPr>
+          <w:rFonts w:ascii="Times New Roman" w:eastAsia="Times New Roman" w:hAnsi="Times New Roman" w:cs="Times New Roman"/>
+          <w:color w:val="000000"/>
+          <w:kern w:val="0"/>
+          <w:sz w:val="28"/>
+          <w:szCs w:val="28"/>
+          <w14:ligatures w14:val="none"/>
+        </w:rPr>
+        <w:t>-0,2769</w:t>
+      </w:r>
+      <w:r>
+        <w:rPr>
+          <w:rFonts w:ascii="Times New Roman" w:eastAsia="Times New Roman" w:hAnsi="Times New Roman" w:cs="Times New Roman"/>
+          <w:color w:val="000000"/>
+          <w:kern w:val="0"/>
+          <w:sz w:val="28"/>
+          <w:szCs w:val="28"/>
+          <w:lang w:val="en-US"/>
+          <w14:ligatures w14:val="none"/>
+        </w:rPr>
+        <w:t xml:space="preserve"> (</w:t>
+      </w:r>
+      <w:r>
         <w:rPr>
           <w:rFonts w:ascii="Times New Roman" w:hAnsi="Times New Roman" w:cs="Times New Roman" w:hint="eastAsia"/>
           <w:color w:val="000000"/>
@@ -15662,542 +17759,19 @@
           <w:lang w:val="en-US"/>
           <w14:ligatures w14:val="none"/>
         </w:rPr>
-      </w:pPr>
-      <w:proofErr w:type="spellStart"/>
-      <w:r>
-        <w:rPr>
-          <w:rFonts w:ascii="Times New Roman" w:hAnsi="Times New Roman" w:cs="Times New Roman"/>
-          <w:sz w:val="28"/>
-          <w:szCs w:val="28"/>
-        </w:rPr>
-        <w:t>For</w:t>
-      </w:r>
-      <w:proofErr w:type="spellEnd"/>
-      <w:r>
-        <w:rPr>
-          <w:rFonts w:ascii="Times New Roman" w:hAnsi="Times New Roman" w:cs="Times New Roman"/>
-          <w:sz w:val="28"/>
-          <w:szCs w:val="28"/>
-        </w:rPr>
-        <w:t xml:space="preserve"> </w:t>
-      </w:r>
-      <w:proofErr w:type="spellStart"/>
-      <w:r>
-        <w:rPr>
-          <w:rFonts w:ascii="Times New Roman" w:hAnsi="Times New Roman" w:cs="Times New Roman"/>
-          <w:sz w:val="28"/>
-          <w:szCs w:val="28"/>
-        </w:rPr>
-        <w:t>each</w:t>
-      </w:r>
-      <w:proofErr w:type="spellEnd"/>
-      <w:r>
-        <w:rPr>
-          <w:rFonts w:ascii="Times New Roman" w:hAnsi="Times New Roman" w:cs="Times New Roman"/>
-          <w:sz w:val="28"/>
-          <w:szCs w:val="28"/>
-        </w:rPr>
-        <w:t xml:space="preserve"> </w:t>
-      </w:r>
-      <w:proofErr w:type="spellStart"/>
-      <w:r>
-        <w:rPr>
-          <w:rFonts w:ascii="Times New Roman" w:hAnsi="Times New Roman" w:cs="Times New Roman"/>
-          <w:sz w:val="28"/>
-          <w:szCs w:val="28"/>
-        </w:rPr>
-        <w:t>patient</w:t>
-      </w:r>
-      <w:proofErr w:type="spellEnd"/>
-      <w:r>
-        <w:rPr>
-          <w:rFonts w:ascii="Times New Roman" w:hAnsi="Times New Roman" w:cs="Times New Roman"/>
-          <w:sz w:val="28"/>
-          <w:szCs w:val="28"/>
-        </w:rPr>
-        <w:t xml:space="preserve">, </w:t>
-      </w:r>
-      <w:proofErr w:type="spellStart"/>
-      <w:r>
-        <w:rPr>
-          <w:rFonts w:ascii="Times New Roman" w:hAnsi="Times New Roman" w:cs="Times New Roman"/>
-          <w:sz w:val="28"/>
-          <w:szCs w:val="28"/>
-        </w:rPr>
-        <w:t>the</w:t>
-      </w:r>
-      <w:proofErr w:type="spellEnd"/>
-      <w:r>
-        <w:rPr>
-          <w:rFonts w:ascii="Times New Roman" w:hAnsi="Times New Roman" w:cs="Times New Roman"/>
-          <w:sz w:val="28"/>
-          <w:szCs w:val="28"/>
-        </w:rPr>
-        <w:t xml:space="preserve"> </w:t>
-      </w:r>
-      <w:proofErr w:type="spellStart"/>
-      <w:r>
-        <w:rPr>
-          <w:rFonts w:ascii="Times New Roman" w:hAnsi="Times New Roman" w:cs="Times New Roman"/>
-          <w:sz w:val="28"/>
-          <w:szCs w:val="28"/>
-        </w:rPr>
-        <w:t>expected</w:t>
-      </w:r>
-      <w:proofErr w:type="spellEnd"/>
-      <w:r>
-        <w:rPr>
-          <w:rFonts w:ascii="Times New Roman" w:hAnsi="Times New Roman" w:cs="Times New Roman"/>
-          <w:sz w:val="28"/>
-          <w:szCs w:val="28"/>
-        </w:rPr>
-        <w:t xml:space="preserve"> </w:t>
-      </w:r>
-      <w:proofErr w:type="spellStart"/>
-      <w:r>
-        <w:rPr>
-          <w:rFonts w:ascii="Times New Roman" w:hAnsi="Times New Roman" w:cs="Times New Roman"/>
-          <w:sz w:val="28"/>
-          <w:szCs w:val="28"/>
-        </w:rPr>
-        <w:t>age</w:t>
-      </w:r>
-      <w:proofErr w:type="spellEnd"/>
-      <w:r>
-        <w:rPr>
-          <w:rFonts w:ascii="Times New Roman" w:hAnsi="Times New Roman" w:cs="Times New Roman"/>
-          <w:sz w:val="28"/>
-          <w:szCs w:val="28"/>
-        </w:rPr>
-        <w:t xml:space="preserve"> </w:t>
-      </w:r>
-      <w:proofErr w:type="spellStart"/>
-      <w:r>
-        <w:rPr>
-          <w:rFonts w:ascii="Times New Roman" w:hAnsi="Times New Roman" w:cs="Times New Roman"/>
-          <w:sz w:val="28"/>
-          <w:szCs w:val="28"/>
-        </w:rPr>
-        <w:t>was</w:t>
-      </w:r>
-      <w:proofErr w:type="spellEnd"/>
-      <w:r>
-        <w:rPr>
-          <w:rFonts w:ascii="Times New Roman" w:hAnsi="Times New Roman" w:cs="Times New Roman"/>
-          <w:sz w:val="28"/>
-          <w:szCs w:val="28"/>
-        </w:rPr>
-        <w:t xml:space="preserve"> </w:t>
-      </w:r>
-      <w:proofErr w:type="spellStart"/>
-      <w:r>
-        <w:rPr>
-          <w:rFonts w:ascii="Times New Roman" w:hAnsi="Times New Roman" w:cs="Times New Roman"/>
-          <w:sz w:val="28"/>
-          <w:szCs w:val="28"/>
-        </w:rPr>
-        <w:t>determined</w:t>
-      </w:r>
-      <w:proofErr w:type="spellEnd"/>
-      <w:r>
-        <w:rPr>
-          <w:rFonts w:ascii="Times New Roman" w:hAnsi="Times New Roman" w:cs="Times New Roman"/>
-          <w:sz w:val="28"/>
-          <w:szCs w:val="28"/>
-        </w:rPr>
-        <w:t xml:space="preserve"> </w:t>
-      </w:r>
-      <w:proofErr w:type="spellStart"/>
-      <w:r>
-        <w:rPr>
-          <w:rFonts w:ascii="Times New Roman" w:hAnsi="Times New Roman" w:cs="Times New Roman"/>
-          <w:sz w:val="28"/>
-          <w:szCs w:val="28"/>
-        </w:rPr>
-        <w:t>by</w:t>
-      </w:r>
-      <w:proofErr w:type="spellEnd"/>
-      <w:r>
-        <w:rPr>
-          <w:rFonts w:ascii="Times New Roman" w:hAnsi="Times New Roman" w:cs="Times New Roman"/>
-          <w:sz w:val="28"/>
-          <w:szCs w:val="28"/>
-        </w:rPr>
-        <w:t xml:space="preserve"> </w:t>
-      </w:r>
-      <w:proofErr w:type="spellStart"/>
-      <w:r>
-        <w:rPr>
-          <w:rFonts w:ascii="Times New Roman" w:hAnsi="Times New Roman" w:cs="Times New Roman"/>
-          <w:sz w:val="28"/>
-          <w:szCs w:val="28"/>
-        </w:rPr>
-        <w:t>averaging</w:t>
-      </w:r>
-      <w:proofErr w:type="spellEnd"/>
-      <w:r>
-        <w:rPr>
-          <w:rFonts w:ascii="Times New Roman" w:hAnsi="Times New Roman" w:cs="Times New Roman"/>
-          <w:sz w:val="28"/>
-          <w:szCs w:val="28"/>
-        </w:rPr>
-        <w:t xml:space="preserve"> </w:t>
-      </w:r>
-      <w:proofErr w:type="spellStart"/>
-      <w:r>
-        <w:rPr>
-          <w:rFonts w:ascii="Times New Roman" w:hAnsi="Times New Roman" w:cs="Times New Roman"/>
-          <w:sz w:val="28"/>
-          <w:szCs w:val="28"/>
-        </w:rPr>
-        <w:t>the</w:t>
-      </w:r>
-      <w:proofErr w:type="spellEnd"/>
-      <w:r>
-        <w:rPr>
-          <w:rFonts w:ascii="Times New Roman" w:hAnsi="Times New Roman" w:cs="Times New Roman"/>
-          <w:sz w:val="28"/>
-          <w:szCs w:val="28"/>
-        </w:rPr>
-        <w:t xml:space="preserve"> </w:t>
-      </w:r>
-      <w:proofErr w:type="spellStart"/>
-      <w:r>
-        <w:rPr>
-          <w:rFonts w:ascii="Times New Roman" w:hAnsi="Times New Roman" w:cs="Times New Roman"/>
-          <w:sz w:val="28"/>
-          <w:szCs w:val="28"/>
-        </w:rPr>
-        <w:t>values</w:t>
-      </w:r>
-      <w:proofErr w:type="spellEnd"/>
-      <w:r>
-        <w:rPr>
-          <w:rFonts w:ascii="Times New Roman" w:hAnsi="Times New Roman" w:cs="Times New Roman"/>
-          <w:sz w:val="28"/>
-          <w:szCs w:val="28"/>
-        </w:rPr>
-        <w:t xml:space="preserve"> ​​</w:t>
-      </w:r>
-      <w:proofErr w:type="spellStart"/>
-      <w:r>
-        <w:rPr>
-          <w:rFonts w:ascii="Times New Roman" w:hAnsi="Times New Roman" w:cs="Times New Roman"/>
-          <w:sz w:val="28"/>
-          <w:szCs w:val="28"/>
-        </w:rPr>
-        <w:t>of</w:t>
-      </w:r>
-      <w:proofErr w:type="spellEnd"/>
-      <w:r>
-        <w:rPr>
-          <w:rFonts w:ascii="Times New Roman" w:hAnsi="Times New Roman" w:cs="Times New Roman"/>
-          <w:sz w:val="28"/>
-          <w:szCs w:val="28"/>
-        </w:rPr>
-        <w:t xml:space="preserve"> </w:t>
-      </w:r>
-      <w:proofErr w:type="spellStart"/>
-      <w:r>
-        <w:rPr>
-          <w:rFonts w:ascii="Times New Roman" w:hAnsi="Times New Roman" w:cs="Times New Roman"/>
-          <w:sz w:val="28"/>
-          <w:szCs w:val="28"/>
-        </w:rPr>
-        <w:t>the</w:t>
-      </w:r>
-      <w:proofErr w:type="spellEnd"/>
-      <w:r>
-        <w:rPr>
-          <w:rFonts w:ascii="Times New Roman" w:hAnsi="Times New Roman" w:cs="Times New Roman"/>
-          <w:sz w:val="28"/>
-          <w:szCs w:val="28"/>
-        </w:rPr>
-        <w:t xml:space="preserve"> </w:t>
-      </w:r>
-      <w:proofErr w:type="spellStart"/>
-      <w:r>
-        <w:rPr>
-          <w:rFonts w:ascii="Times New Roman" w:hAnsi="Times New Roman" w:cs="Times New Roman"/>
-          <w:sz w:val="28"/>
-          <w:szCs w:val="28"/>
-        </w:rPr>
-        <w:t>age</w:t>
-      </w:r>
-      <w:proofErr w:type="spellEnd"/>
-      <w:r>
-        <w:rPr>
-          <w:rFonts w:ascii="Times New Roman" w:hAnsi="Times New Roman" w:cs="Times New Roman"/>
-          <w:sz w:val="28"/>
-          <w:szCs w:val="28"/>
-        </w:rPr>
-        <w:t xml:space="preserve"> </w:t>
-      </w:r>
-      <w:proofErr w:type="spellStart"/>
-      <w:r>
-        <w:rPr>
-          <w:rFonts w:ascii="Times New Roman" w:hAnsi="Times New Roman" w:cs="Times New Roman"/>
-          <w:sz w:val="28"/>
-          <w:szCs w:val="28"/>
-        </w:rPr>
-        <w:t>range</w:t>
-      </w:r>
-      <w:proofErr w:type="spellEnd"/>
-      <w:r>
-        <w:rPr>
-          <w:rFonts w:ascii="Times New Roman" w:hAnsi="Times New Roman" w:cs="Times New Roman"/>
-          <w:sz w:val="28"/>
-          <w:szCs w:val="28"/>
-        </w:rPr>
-        <w:t>.</w:t>
-      </w:r>
-      <w:r>
-        <w:rPr>
-          <w:rFonts w:ascii="Times New Roman" w:hAnsi="Times New Roman" w:cs="Times New Roman"/>
-          <w:sz w:val="28"/>
-          <w:szCs w:val="28"/>
-        </w:rPr>
-        <w:t xml:space="preserve"> </w:t>
-      </w:r>
-      <w:proofErr w:type="spellStart"/>
-      <w:r>
-        <w:rPr>
-          <w:rFonts w:ascii="Times New Roman" w:hAnsi="Times New Roman" w:cs="Times New Roman"/>
-          <w:sz w:val="28"/>
-          <w:szCs w:val="28"/>
-        </w:rPr>
-        <w:t>Higuchi</w:t>
-      </w:r>
-      <w:proofErr w:type="spellEnd"/>
-      <w:r>
-        <w:rPr>
-          <w:rFonts w:ascii="Times New Roman" w:hAnsi="Times New Roman" w:cs="Times New Roman"/>
-          <w:sz w:val="28"/>
-          <w:szCs w:val="28"/>
-        </w:rPr>
-        <w:t xml:space="preserve"> </w:t>
-      </w:r>
-      <w:proofErr w:type="spellStart"/>
-      <w:r>
-        <w:rPr>
-          <w:rFonts w:ascii="Times New Roman" w:hAnsi="Times New Roman" w:cs="Times New Roman"/>
-          <w:sz w:val="28"/>
-          <w:szCs w:val="28"/>
-        </w:rPr>
-        <w:t>fractal</w:t>
-      </w:r>
-      <w:proofErr w:type="spellEnd"/>
-      <w:r>
-        <w:rPr>
-          <w:rFonts w:ascii="Times New Roman" w:hAnsi="Times New Roman" w:cs="Times New Roman"/>
-          <w:sz w:val="28"/>
-          <w:szCs w:val="28"/>
-        </w:rPr>
-        <w:t xml:space="preserve"> </w:t>
-      </w:r>
-      <w:proofErr w:type="spellStart"/>
-      <w:r>
-        <w:rPr>
-          <w:rFonts w:ascii="Times New Roman" w:hAnsi="Times New Roman" w:cs="Times New Roman"/>
-          <w:sz w:val="28"/>
-          <w:szCs w:val="28"/>
-        </w:rPr>
-        <w:t>dimension</w:t>
-      </w:r>
-      <w:proofErr w:type="spellEnd"/>
-      <w:r>
-        <w:rPr>
-          <w:rFonts w:ascii="Times New Roman" w:hAnsi="Times New Roman" w:cs="Times New Roman"/>
-          <w:sz w:val="28"/>
-          <w:szCs w:val="28"/>
-        </w:rPr>
-        <w:t xml:space="preserve"> </w:t>
-      </w:r>
-      <w:r>
-        <w:rPr>
-          <w:rFonts w:ascii="Times New Roman" w:hAnsi="Times New Roman" w:cs="Times New Roman"/>
-          <w:sz w:val="28"/>
-          <w:szCs w:val="28"/>
-        </w:rPr>
-        <w:t xml:space="preserve">(HFD) </w:t>
-      </w:r>
-      <w:proofErr w:type="spellStart"/>
-      <w:r>
-        <w:rPr>
-          <w:rFonts w:ascii="Times New Roman" w:hAnsi="Times New Roman" w:cs="Times New Roman"/>
-          <w:sz w:val="28"/>
-          <w:szCs w:val="28"/>
-        </w:rPr>
-        <w:t>was</w:t>
-      </w:r>
-      <w:proofErr w:type="spellEnd"/>
-      <w:r>
-        <w:rPr>
-          <w:rFonts w:ascii="Times New Roman" w:hAnsi="Times New Roman" w:cs="Times New Roman"/>
-          <w:sz w:val="28"/>
-          <w:szCs w:val="28"/>
-        </w:rPr>
-        <w:t xml:space="preserve"> </w:t>
-      </w:r>
-      <w:proofErr w:type="spellStart"/>
-      <w:r>
-        <w:rPr>
-          <w:rFonts w:ascii="Times New Roman" w:hAnsi="Times New Roman" w:cs="Times New Roman"/>
-          <w:sz w:val="28"/>
-          <w:szCs w:val="28"/>
-        </w:rPr>
-        <w:t>calculated</w:t>
-      </w:r>
-      <w:proofErr w:type="spellEnd"/>
-      <w:r>
-        <w:rPr>
-          <w:rFonts w:ascii="Times New Roman" w:hAnsi="Times New Roman" w:cs="Times New Roman"/>
-          <w:sz w:val="28"/>
-          <w:szCs w:val="28"/>
-        </w:rPr>
-        <w:t xml:space="preserve"> </w:t>
-      </w:r>
-      <w:proofErr w:type="spellStart"/>
-      <w:r>
-        <w:rPr>
-          <w:rFonts w:ascii="Times New Roman" w:hAnsi="Times New Roman" w:cs="Times New Roman"/>
-          <w:sz w:val="28"/>
-          <w:szCs w:val="28"/>
-        </w:rPr>
-        <w:t>for</w:t>
-      </w:r>
-      <w:proofErr w:type="spellEnd"/>
-      <w:r>
-        <w:rPr>
-          <w:rFonts w:ascii="Times New Roman" w:hAnsi="Times New Roman" w:cs="Times New Roman"/>
-          <w:sz w:val="28"/>
-          <w:szCs w:val="28"/>
-        </w:rPr>
-        <w:t xml:space="preserve"> </w:t>
-      </w:r>
-      <w:r>
-        <w:rPr>
-          <w:rFonts w:ascii="Times New Roman" w:hAnsi="Times New Roman" w:cs="Times New Roman"/>
-          <w:sz w:val="28"/>
-          <w:szCs w:val="28"/>
-        </w:rPr>
-        <w:t xml:space="preserve">593 </w:t>
-      </w:r>
-      <w:proofErr w:type="spellStart"/>
-      <w:r>
-        <w:rPr>
-          <w:rFonts w:ascii="Times New Roman" w:hAnsi="Times New Roman" w:cs="Times New Roman"/>
-          <w:sz w:val="28"/>
-          <w:szCs w:val="28"/>
-        </w:rPr>
-        <w:t>women</w:t>
-      </w:r>
-      <w:proofErr w:type="spellEnd"/>
-      <w:r>
-        <w:rPr>
-          <w:rFonts w:ascii="Times New Roman" w:hAnsi="Times New Roman" w:cs="Times New Roman"/>
-          <w:sz w:val="28"/>
-          <w:szCs w:val="28"/>
-        </w:rPr>
-        <w:t xml:space="preserve"> </w:t>
-      </w:r>
-      <w:proofErr w:type="spellStart"/>
-      <w:r>
-        <w:rPr>
-          <w:rFonts w:ascii="Times New Roman" w:hAnsi="Times New Roman" w:cs="Times New Roman"/>
-          <w:sz w:val="28"/>
-          <w:szCs w:val="28"/>
-        </w:rPr>
-        <w:t>and</w:t>
-      </w:r>
-      <w:proofErr w:type="spellEnd"/>
-      <w:r>
-        <w:rPr>
-          <w:rFonts w:ascii="Times New Roman" w:hAnsi="Times New Roman" w:cs="Times New Roman"/>
-          <w:sz w:val="28"/>
-          <w:szCs w:val="28"/>
-        </w:rPr>
-        <w:t xml:space="preserve"> </w:t>
-      </w:r>
-      <w:proofErr w:type="spellStart"/>
-      <w:r>
-        <w:rPr>
-          <w:rFonts w:ascii="Times New Roman" w:hAnsi="Times New Roman" w:cs="Times New Roman"/>
-          <w:sz w:val="28"/>
-          <w:szCs w:val="28"/>
-        </w:rPr>
-        <w:t>correlated</w:t>
-      </w:r>
-      <w:proofErr w:type="spellEnd"/>
-      <w:r>
-        <w:rPr>
-          <w:rFonts w:ascii="Times New Roman" w:hAnsi="Times New Roman" w:cs="Times New Roman"/>
-          <w:sz w:val="28"/>
-          <w:szCs w:val="28"/>
-        </w:rPr>
-        <w:t xml:space="preserve"> </w:t>
-      </w:r>
-      <w:proofErr w:type="spellStart"/>
-      <w:r>
-        <w:rPr>
-          <w:rFonts w:ascii="Times New Roman" w:hAnsi="Times New Roman" w:cs="Times New Roman"/>
-          <w:sz w:val="28"/>
-          <w:szCs w:val="28"/>
-        </w:rPr>
-        <w:t>with</w:t>
-      </w:r>
-      <w:proofErr w:type="spellEnd"/>
-      <w:r>
-        <w:rPr>
-          <w:rFonts w:ascii="Times New Roman" w:hAnsi="Times New Roman" w:cs="Times New Roman"/>
-          <w:sz w:val="28"/>
-          <w:szCs w:val="28"/>
-        </w:rPr>
-        <w:t xml:space="preserve"> </w:t>
-      </w:r>
-      <w:proofErr w:type="spellStart"/>
-      <w:r>
-        <w:rPr>
-          <w:rFonts w:ascii="Times New Roman" w:hAnsi="Times New Roman" w:cs="Times New Roman"/>
-          <w:sz w:val="28"/>
-          <w:szCs w:val="28"/>
-        </w:rPr>
-        <w:t>age</w:t>
-      </w:r>
-      <w:proofErr w:type="spellEnd"/>
-      <w:r>
-        <w:rPr>
-          <w:rFonts w:ascii="Times New Roman" w:hAnsi="Times New Roman" w:cs="Times New Roman"/>
-          <w:sz w:val="28"/>
-          <w:szCs w:val="28"/>
-        </w:rPr>
-        <w:t xml:space="preserve"> </w:t>
-      </w:r>
-      <w:r>
-        <w:rPr>
-          <w:rFonts w:ascii="Times New Roman" w:hAnsi="Times New Roman" w:cs="Times New Roman"/>
+        <w:t>p</w:t>
+      </w:r>
+      <w:r>
+        <w:rPr>
+          <w:rFonts w:ascii="Times New Roman" w:hAnsi="Times New Roman" w:cs="Times New Roman" w:hint="eastAsia"/>
+          <w:color w:val="000000"/>
+          <w:kern w:val="0"/>
           <w:sz w:val="28"/>
           <w:szCs w:val="28"/>
           <w:lang w:val="en-US"/>
-        </w:rPr>
-        <w:t xml:space="preserve">with </w:t>
-      </w:r>
-      <w:r>
-        <w:rPr>
-          <w:rFonts w:ascii="Times New Roman" w:hAnsi="Times New Roman" w:cs="Times New Roman"/>
-          <w:sz w:val="28"/>
-          <w:szCs w:val="28"/>
-        </w:rPr>
-        <w:t>r</w:t>
-      </w:r>
-      <w:r>
-        <w:rPr>
-          <w:rFonts w:ascii="Times New Roman" w:hAnsi="Times New Roman" w:cs="Times New Roman"/>
-          <w:sz w:val="28"/>
-          <w:szCs w:val="28"/>
-          <w:lang w:val="en-US"/>
-        </w:rPr>
-        <w:t xml:space="preserve"> = </w:t>
+          <w14:ligatures w14:val="none"/>
+        </w:rPr>
+        <w:t xml:space="preserve">-value = </w:t>
       </w:r>
       <w:r>
         <w:rPr>
@@ -16208,7 +17782,7 @@
           <w:szCs w:val="28"/>
           <w14:ligatures w14:val="none"/>
         </w:rPr>
-        <w:t>-0,2769</w:t>
+        <w:t>7,29297</w:t>
       </w:r>
       <w:r>
         <w:rPr>
@@ -16217,48 +17791,77 @@
           <w:kern w:val="0"/>
           <w:sz w:val="28"/>
           <w:szCs w:val="28"/>
-          <w:lang w:val="en-US"/>
           <w14:ligatures w14:val="none"/>
         </w:rPr>
-        <w:t xml:space="preserve">. </w:t>
-      </w:r>
-      <w:proofErr w:type="gramStart"/>
-      <w:r>
-        <w:rPr>
-          <w:rFonts w:ascii="Times New Roman" w:hAnsi="Times New Roman" w:cs="Times New Roman"/>
+        <w:t>∙</w:t>
+      </w:r>
+      <m:oMath>
+        <m:sSup>
+          <m:sSupPr>
+            <m:ctrlPr>
+              <w:rPr>
+                <w:rFonts w:ascii="Cambria Math" w:eastAsia="Times New Roman" w:hAnsi="Cambria Math" w:cs="Times New Roman"/>
+                <w:i/>
+                <w:color w:val="000000"/>
+                <w:kern w:val="0"/>
+                <w:sz w:val="28"/>
+                <w:szCs w:val="28"/>
+                <w14:ligatures w14:val="none"/>
+              </w:rPr>
+            </m:ctrlPr>
+          </m:sSupPr>
+          <m:e>
+            <m:r>
+              <w:rPr>
+                <w:rFonts w:ascii="Cambria Math" w:eastAsia="Times New Roman" w:hAnsi="Cambria Math" w:cs="Times New Roman"/>
+                <w:color w:val="000000"/>
+                <w:kern w:val="0"/>
+                <w:sz w:val="28"/>
+                <w:szCs w:val="28"/>
+                <w14:ligatures w14:val="none"/>
+              </w:rPr>
+              <m:t>1</m:t>
+            </m:r>
+            <m:r>
+              <w:rPr>
+                <w:rFonts w:ascii="Cambria Math" w:hAnsi="Cambria Math" w:cs="Times New Roman"/>
+                <w:color w:val="000000"/>
+                <w:kern w:val="0"/>
+                <w:sz w:val="28"/>
+                <w:szCs w:val="28"/>
+                <w14:ligatures w14:val="none"/>
+              </w:rPr>
+              <m:t>0</m:t>
+            </m:r>
+          </m:e>
+          <m:sup>
+            <m:r>
+              <m:rPr>
+                <m:sty m:val="p"/>
+              </m:rPr>
+              <w:rPr>
+                <w:rFonts w:ascii="Cambria Math" w:eastAsia="Times New Roman" w:hAnsi="Cambria Math" w:cs="Times New Roman"/>
+                <w:color w:val="000000"/>
+                <w:kern w:val="0"/>
+                <w:sz w:val="28"/>
+                <w:szCs w:val="28"/>
+                <w14:ligatures w14:val="none"/>
+              </w:rPr>
+              <m:t>-12</m:t>
+            </m:r>
+          </m:sup>
+        </m:sSup>
+      </m:oMath>
+      <w:r>
+        <w:rPr>
+          <w:rFonts w:ascii="Times New Roman" w:hAnsi="Times New Roman" w:cs="Times New Roman" w:hint="eastAsia"/>
           <w:color w:val="000000"/>
           <w:kern w:val="0"/>
           <w:sz w:val="28"/>
           <w:szCs w:val="28"/>
-          <w:lang w:val="en-US"/>
           <w14:ligatures w14:val="none"/>
         </w:rPr>
-        <w:t>Also</w:t>
-      </w:r>
-      <w:proofErr w:type="gramEnd"/>
-      <w:r>
-        <w:rPr>
-          <w:rFonts w:ascii="Times New Roman" w:hAnsi="Times New Roman" w:cs="Times New Roman"/>
-          <w:color w:val="000000"/>
-          <w:kern w:val="0"/>
-          <w:sz w:val="28"/>
-          <w:szCs w:val="28"/>
-          <w:lang w:val="en-US"/>
-          <w14:ligatures w14:val="none"/>
-        </w:rPr>
-        <w:t xml:space="preserve"> HFD was calculated for 368 </w:t>
-      </w:r>
-      <w:r>
-        <w:rPr>
-          <w:rFonts w:ascii="Times New Roman" w:hAnsi="Times New Roman" w:cs="Times New Roman"/>
-          <w:color w:val="000000"/>
-          <w:kern w:val="0"/>
-          <w:sz w:val="28"/>
-          <w:szCs w:val="28"/>
-          <w:lang w:val="en-US"/>
-          <w14:ligatures w14:val="none"/>
-        </w:rPr>
-        <w:t xml:space="preserve">men and correlated with age with r = </w:t>
+        <w:t>)</w:t>
       </w:r>
       <w:r>
         <w:rPr>
@@ -16267,9 +17870,48 @@
           <w:kern w:val="0"/>
           <w:sz w:val="28"/>
           <w:szCs w:val="28"/>
+          <w:lang w:val="en-US"/>
           <w14:ligatures w14:val="none"/>
         </w:rPr>
-        <w:t>-0,23918</w:t>
+        <w:t xml:space="preserve">. </w:t>
+      </w:r>
+      <w:proofErr w:type="gramStart"/>
+      <w:r>
+        <w:rPr>
+          <w:rFonts w:ascii="Times New Roman" w:hAnsi="Times New Roman" w:cs="Times New Roman"/>
+          <w:color w:val="000000"/>
+          <w:kern w:val="0"/>
+          <w:sz w:val="28"/>
+          <w:szCs w:val="28"/>
+          <w:lang w:val="en-US"/>
+          <w14:ligatures w14:val="none"/>
+        </w:rPr>
+        <w:t>Also</w:t>
+      </w:r>
+      <w:proofErr w:type="gramEnd"/>
+      <w:r>
+        <w:rPr>
+          <w:rFonts w:ascii="Times New Roman" w:hAnsi="Times New Roman" w:cs="Times New Roman"/>
+          <w:color w:val="000000"/>
+          <w:kern w:val="0"/>
+          <w:sz w:val="28"/>
+          <w:szCs w:val="28"/>
+          <w:lang w:val="en-US"/>
+          <w14:ligatures w14:val="none"/>
+        </w:rPr>
+        <w:t xml:space="preserve"> HFD was calculated for 368 </w:t>
+      </w:r>
+      <w:r>
+        <w:rPr>
+          <w:rFonts w:ascii="Times New Roman" w:hAnsi="Times New Roman" w:cs="Times New Roman"/>
+          <w:color w:val="000000"/>
+          <w:kern w:val="0"/>
+          <w:sz w:val="28"/>
+          <w:szCs w:val="28"/>
+          <w:lang w:val="en-US"/>
+          <w14:ligatures w14:val="none"/>
+        </w:rPr>
+        <w:t xml:space="preserve">men and correlated with age with r = </w:t>
       </w:r>
       <w:r>
         <w:rPr>
@@ -16278,10 +17920,20 @@
           <w:kern w:val="0"/>
           <w:sz w:val="28"/>
           <w:szCs w:val="28"/>
-          <w:lang w:val="en-US"/>
           <w14:ligatures w14:val="none"/>
         </w:rPr>
-        <w:t xml:space="preserve">. </w:t>
+        <w:t>-0,23918</w:t>
+      </w:r>
+      <w:r>
+        <w:rPr>
+          <w:rFonts w:ascii="Times New Roman" w:hAnsi="Times New Roman" w:cs="Times New Roman" w:hint="eastAsia"/>
+          <w:color w:val="000000"/>
+          <w:kern w:val="0"/>
+          <w:sz w:val="28"/>
+          <w:szCs w:val="28"/>
+          <w14:ligatures w14:val="none"/>
+        </w:rPr>
+        <w:t xml:space="preserve"> </w:t>
       </w:r>
       <w:r>
         <w:rPr>
@@ -16293,7 +17945,31 @@
           <w:lang w:val="en-US"/>
           <w14:ligatures w14:val="none"/>
         </w:rPr>
-        <w:t>Then a regression model with one factor was built</w:t>
+        <w:t>(</w:t>
+      </w:r>
+      <w:r>
+        <w:rPr>
+          <w:rFonts w:ascii="Times New Roman" w:hAnsi="Times New Roman" w:cs="Times New Roman" w:hint="eastAsia"/>
+          <w:color w:val="000000"/>
+          <w:kern w:val="0"/>
+          <w:sz w:val="28"/>
+          <w:szCs w:val="28"/>
+          <w:lang w:val="en-US"/>
+          <w14:ligatures w14:val="none"/>
+        </w:rPr>
+        <w:t>p</w:t>
+      </w:r>
+      <w:r>
+        <w:rPr>
+          <w:rFonts w:ascii="Times New Roman" w:hAnsi="Times New Roman" w:cs="Times New Roman" w:hint="eastAsia"/>
+          <w:color w:val="000000"/>
+          <w:kern w:val="0"/>
+          <w:sz w:val="28"/>
+          <w:szCs w:val="28"/>
+          <w:lang w:val="en-US"/>
+          <w14:ligatures w14:val="none"/>
+        </w:rPr>
+        <w:t xml:space="preserve">-value = </w:t>
       </w:r>
       <w:r>
         <w:rPr>
@@ -16302,11 +17978,92 @@
           <w:kern w:val="0"/>
           <w:sz w:val="28"/>
           <w:szCs w:val="28"/>
-          <w:lang w:val="en-US"/>
           <w14:ligatures w14:val="none"/>
         </w:rPr>
-        <w:t xml:space="preserve"> </w:t>
-      </w:r>
+        <w:t>3,48121</w:t>
+      </w:r>
+      <w:r>
+        <w:rPr>
+          <w:rFonts w:ascii="Times New Roman" w:eastAsia="Times New Roman" w:hAnsi="Times New Roman" w:cs="Times New Roman"/>
+          <w:color w:val="000000"/>
+          <w:kern w:val="0"/>
+          <w:sz w:val="28"/>
+          <w:szCs w:val="28"/>
+          <w14:ligatures w14:val="none"/>
+        </w:rPr>
+        <w:t>∙</w:t>
+      </w:r>
+      <m:oMath>
+        <m:sSup>
+          <m:sSupPr>
+            <m:ctrlPr>
+              <w:rPr>
+                <w:rFonts w:ascii="Cambria Math" w:eastAsia="Times New Roman" w:hAnsi="Cambria Math" w:cs="Times New Roman"/>
+                <w:i/>
+                <w:color w:val="000000"/>
+                <w:kern w:val="0"/>
+                <w:sz w:val="28"/>
+                <w:szCs w:val="28"/>
+                <w14:ligatures w14:val="none"/>
+              </w:rPr>
+            </m:ctrlPr>
+          </m:sSupPr>
+          <m:e>
+            <m:r>
+              <w:rPr>
+                <w:rFonts w:ascii="Cambria Math" w:eastAsia="Times New Roman" w:hAnsi="Cambria Math" w:cs="Times New Roman"/>
+                <w:color w:val="000000"/>
+                <w:kern w:val="0"/>
+                <w:sz w:val="28"/>
+                <w:szCs w:val="28"/>
+                <w14:ligatures w14:val="none"/>
+              </w:rPr>
+              <m:t>1</m:t>
+            </m:r>
+            <m:r>
+              <w:rPr>
+                <w:rFonts w:ascii="Cambria Math" w:hAnsi="Cambria Math" w:cs="Times New Roman"/>
+                <w:color w:val="000000"/>
+                <w:kern w:val="0"/>
+                <w:sz w:val="28"/>
+                <w:szCs w:val="28"/>
+                <w14:ligatures w14:val="none"/>
+              </w:rPr>
+              <m:t>0</m:t>
+            </m:r>
+          </m:e>
+          <m:sup>
+            <m:r>
+              <m:rPr>
+                <m:sty m:val="p"/>
+              </m:rPr>
+              <w:rPr>
+                <w:rFonts w:ascii="Cambria Math" w:eastAsia="Times New Roman" w:hAnsi="Cambria Math" w:cs="Times New Roman"/>
+                <w:color w:val="000000"/>
+                <w:kern w:val="0"/>
+                <w:sz w:val="28"/>
+                <w:szCs w:val="28"/>
+                <w14:ligatures w14:val="none"/>
+              </w:rPr>
+              <m:t>-</m:t>
+            </m:r>
+            <m:r>
+              <m:rPr>
+                <m:sty m:val="p"/>
+              </m:rPr>
+              <w:rPr>
+                <w:rFonts w:ascii="Cambria Math" w:eastAsia="Times New Roman" w:hAnsi="Cambria Math" w:cs="Times New Roman"/>
+                <w:color w:val="000000"/>
+                <w:kern w:val="0"/>
+                <w:sz w:val="28"/>
+                <w:szCs w:val="28"/>
+                <w14:ligatures w14:val="none"/>
+              </w:rPr>
+              <m:t>6</m:t>
+            </m:r>
+          </m:sup>
+        </m:sSup>
+      </m:oMath>
       <w:r>
         <w:rPr>
           <w:rFonts w:ascii="Times New Roman" w:hAnsi="Times New Roman" w:cs="Times New Roman" w:hint="eastAsia"/>
@@ -16314,10 +18071,21 @@
           <w:kern w:val="0"/>
           <w:sz w:val="28"/>
           <w:szCs w:val="28"/>
+          <w14:ligatures w14:val="none"/>
+        </w:rPr>
+        <w:t>)</w:t>
+      </w:r>
+      <w:r>
+        <w:rPr>
+          <w:rFonts w:ascii="Times New Roman" w:eastAsia="Times New Roman" w:hAnsi="Times New Roman" w:cs="Times New Roman"/>
+          <w:color w:val="000000"/>
+          <w:kern w:val="0"/>
+          <w:sz w:val="28"/>
+          <w:szCs w:val="28"/>
           <w:lang w:val="en-US"/>
           <w14:ligatures w14:val="none"/>
         </w:rPr>
-        <w:t>fo</w:t>
+        <w:t xml:space="preserve">. Then a regression model with one factor was built </w:t>
       </w:r>
       <w:r>
         <w:rPr>
@@ -16329,30 +18097,7 @@
           <w:lang w:val="en-US"/>
           <w14:ligatures w14:val="none"/>
         </w:rPr>
-        <w:t>r male</w:t>
-      </w:r>
-      <w:r>
-        <w:rPr>
-          <w:rFonts w:ascii="Times New Roman" w:hAnsi="Times New Roman" w:cs="Times New Roman"/>
-          <w:color w:val="000000"/>
-          <w:kern w:val="0"/>
-          <w:sz w:val="28"/>
-          <w:szCs w:val="28"/>
-          <w14:ligatures w14:val="none"/>
-        </w:rPr>
-        <w:t xml:space="preserve"> (</w:t>
-      </w:r>
-      <w:r>
-        <w:rPr>
-          <w:rFonts w:ascii="Times New Roman" w:hAnsi="Times New Roman" w:cs="Times New Roman"/>
-          <w:color w:val="000000"/>
-          <w:kern w:val="0"/>
-          <w:sz w:val="28"/>
-          <w:szCs w:val="28"/>
-          <w:lang w:val="en-US"/>
-          <w14:ligatures w14:val="none"/>
-        </w:rPr>
-        <w:t>figure 6)</w:t>
+        <w:t>fo</w:t>
       </w:r>
       <w:r>
         <w:rPr>
@@ -16364,7 +18109,7 @@
           <w:lang w:val="en-US"/>
           <w14:ligatures w14:val="none"/>
         </w:rPr>
-        <w:t xml:space="preserve"> and female</w:t>
+        <w:t>r male</w:t>
       </w:r>
       <w:r>
         <w:rPr>
@@ -16373,10 +18118,21 @@
           <w:kern w:val="0"/>
           <w:sz w:val="28"/>
           <w:szCs w:val="28"/>
+          <w14:ligatures w14:val="none"/>
+        </w:rPr>
+        <w:t xml:space="preserve"> (</w:t>
+      </w:r>
+      <w:r>
+        <w:rPr>
+          <w:rFonts w:ascii="Times New Roman" w:hAnsi="Times New Roman" w:cs="Times New Roman"/>
+          <w:color w:val="000000"/>
+          <w:kern w:val="0"/>
+          <w:sz w:val="28"/>
+          <w:szCs w:val="28"/>
           <w:lang w:val="en-US"/>
           <w14:ligatures w14:val="none"/>
         </w:rPr>
-        <w:t xml:space="preserve"> (figure 7)</w:t>
+        <w:t>figure 6)</w:t>
       </w:r>
       <w:r>
         <w:rPr>
@@ -16388,6 +18144,30 @@
           <w:lang w:val="en-US"/>
           <w14:ligatures w14:val="none"/>
         </w:rPr>
+        <w:t xml:space="preserve"> and female</w:t>
+      </w:r>
+      <w:r>
+        <w:rPr>
+          <w:rFonts w:ascii="Times New Roman" w:hAnsi="Times New Roman" w:cs="Times New Roman"/>
+          <w:color w:val="000000"/>
+          <w:kern w:val="0"/>
+          <w:sz w:val="28"/>
+          <w:szCs w:val="28"/>
+          <w:lang w:val="en-US"/>
+          <w14:ligatures w14:val="none"/>
+        </w:rPr>
+        <w:t xml:space="preserve"> (figure 7)</w:t>
+      </w:r>
+      <w:r>
+        <w:rPr>
+          <w:rFonts w:ascii="Times New Roman" w:hAnsi="Times New Roman" w:cs="Times New Roman" w:hint="eastAsia"/>
+          <w:color w:val="000000"/>
+          <w:kern w:val="0"/>
+          <w:sz w:val="28"/>
+          <w:szCs w:val="28"/>
+          <w:lang w:val="en-US"/>
+          <w14:ligatures w14:val="none"/>
+        </w:rPr>
         <w:t xml:space="preserve"> respectively.</w:t>
       </w:r>
     </w:p>
@@ -16399,6 +18179,7 @@
         <w:rPr>
           <w:noProof/>
         </w:rPr>
+        <w:lastRenderedPageBreak/>
         <w:drawing>
           <wp:inline distT="0" distB="0" distL="0" distR="0" wp14:anchorId="3A270290" wp14:editId="459E28FB">
             <wp:extent cx="5505450" cy="4371975"/>
@@ -16497,7 +18278,6 @@
         <w:rPr>
           <w:noProof/>
         </w:rPr>
-        <w:lastRenderedPageBreak/>
         <w:drawing>
           <wp:inline distT="0" distB="0" distL="0" distR="0" wp14:anchorId="3533B192" wp14:editId="5091E3FE">
             <wp:extent cx="5676900" cy="4381500"/>
@@ -16621,6 +18401,7 @@
           <w:bCs/>
           <w:lang w:val="en-US"/>
         </w:rPr>
+        <w:lastRenderedPageBreak/>
         <w:t>Results</w:t>
       </w:r>
     </w:p>
@@ -16920,7 +18701,7 @@
     <w:p>
       <w:r>
         <w:pict w14:anchorId="69031EE7">
-          <v:rect id="_x0000_i1028" style="width:0;height:1.5pt" o:hralign="center" o:hrstd="t" o:hr="t" fillcolor="#a0a0a0" stroked="f"/>
+          <v:rect id="_x0000_i1026" style="width:0;height:1.5pt" o:hralign="center" o:hrstd="t" o:hr="t" fillcolor="#a0a0a0" stroked="f"/>
         </w:pict>
       </w:r>
     </w:p>
@@ -17046,7 +18827,7 @@
     <w:p>
       <w:r>
         <w:pict w14:anchorId="37C56F71">
-          <v:rect id="_x0000_i1029" style="width:0;height:1.5pt" o:hralign="center" o:hrstd="t" o:hr="t" fillcolor="#a0a0a0" stroked="f"/>
+          <v:rect id="_x0000_i1027" style="width:0;height:1.5pt" o:hralign="center" o:hrstd="t" o:hr="t" fillcolor="#a0a0a0" stroked="f"/>
         </w:pict>
       </w:r>
     </w:p>
@@ -17062,7 +18843,6 @@
           <w:b/>
           <w:bCs/>
         </w:rPr>
-        <w:lastRenderedPageBreak/>
         <w:t>5. Discussion</w:t>
       </w:r>
     </w:p>
@@ -17147,7 +18927,7 @@
     <w:p>
       <w:r>
         <w:pict w14:anchorId="2C510EA1">
-          <v:rect id="_x0000_i1030" style="width:0;height:1.5pt" o:hralign="center" o:hrstd="t" o:hr="t" fillcolor="#a0a0a0" stroked="f"/>
+          <v:rect id="_x0000_i1028" style="width:0;height:1.5pt" o:hralign="center" o:hrstd="t" o:hr="t" fillcolor="#a0a0a0" stroked="f"/>
         </w:pict>
       </w:r>
     </w:p>
@@ -17202,7 +18982,7 @@
     <w:p>
       <w:r>
         <w:pict w14:anchorId="3CAB0264">
-          <v:rect id="_x0000_i1031" style="width:0;height:1.5pt" o:hralign="center" o:hrstd="t" o:hr="t" fillcolor="#a0a0a0" stroked="f"/>
+          <v:rect id="_x0000_i1029" style="width:0;height:1.5pt" o:hralign="center" o:hrstd="t" o:hr="t" fillcolor="#a0a0a0" stroked="f"/>
         </w:pict>
       </w:r>
     </w:p>
@@ -17231,6 +19011,7 @@
       </w:pPr>
       <w:proofErr w:type="spellStart"/>
       <w:r>
+        <w:lastRenderedPageBreak/>
         <w:t>Klemera</w:t>
       </w:r>
       <w:proofErr w:type="spellEnd"/>
@@ -17593,7 +19374,6 @@
         </w:rPr>
       </w:pPr>
       <w:r>
-        <w:lastRenderedPageBreak/>
         <w:t>Schumann, A., &amp; Bär, K. (2021). Autonomic Aging: A dataset to quantify changes of cardiovascular autonomic function during healthy aging (version 1.0.0). </w:t>
       </w:r>
       <w:r>
@@ -17620,18 +19400,465 @@
     </w:p>
     <w:p>
       <w:pPr>
-        <w:ind w:left="360"/>
-        <w:rPr>
-          <w:lang w:val="ru-RU"/>
-        </w:rPr>
-      </w:pPr>
+        <w:spacing w:after="0" w:line="240" w:lineRule="auto"/>
+        <w:ind w:left="709" w:hanging="283"/>
+        <w:jc w:val="both"/>
+        <w:rPr>
+          <w:rFonts w:ascii="TimesNewRomanPSMT" w:eastAsia="Times New Roman" w:hAnsi="TimesNewRomanPSMT" w:cs="Times New Roman"/>
+          <w:color w:val="000000"/>
+          <w:kern w:val="0"/>
+          <w:sz w:val="28"/>
+          <w:szCs w:val="28"/>
+          <w14:ligatures w14:val="none"/>
+        </w:rPr>
+      </w:pPr>
+      <w:r>
+        <w:rPr>
+          <w:rFonts w:ascii="TimesNewRomanPSMT" w:eastAsia="Times New Roman" w:hAnsi="TimesNewRomanPSMT" w:cs="Times New Roman"/>
+          <w:color w:val="000000"/>
+          <w:kern w:val="0"/>
+          <w:sz w:val="28"/>
+          <w:szCs w:val="28"/>
+          <w14:ligatures w14:val="none"/>
+        </w:rPr>
+        <w:t>1</w:t>
+      </w:r>
+      <w:r>
+        <w:rPr>
+          <w:rFonts w:ascii="TimesNewRomanPSMT" w:hAnsi="TimesNewRomanPSMT" w:cs="Times New Roman" w:hint="eastAsia"/>
+          <w:color w:val="000000"/>
+          <w:kern w:val="0"/>
+          <w:sz w:val="28"/>
+          <w:szCs w:val="28"/>
+          <w14:ligatures w14:val="none"/>
+        </w:rPr>
+        <w:t>0</w:t>
+      </w:r>
+      <w:r>
+        <w:rPr>
+          <w:rFonts w:ascii="TimesNewRomanPSMT" w:eastAsia="Times New Roman" w:hAnsi="TimesNewRomanPSMT" w:cs="Times New Roman"/>
+          <w:color w:val="000000"/>
+          <w:kern w:val="0"/>
+          <w:sz w:val="28"/>
+          <w:szCs w:val="28"/>
+          <w14:ligatures w14:val="none"/>
+        </w:rPr>
+        <w:t xml:space="preserve">. E. </w:t>
+      </w:r>
+      <w:proofErr w:type="spellStart"/>
+      <w:r>
+        <w:rPr>
+          <w:rFonts w:ascii="TimesNewRomanPSMT" w:eastAsia="Times New Roman" w:hAnsi="TimesNewRomanPSMT" w:cs="Times New Roman"/>
+          <w:color w:val="000000"/>
+          <w:kern w:val="0"/>
+          <w:sz w:val="28"/>
+          <w:szCs w:val="28"/>
+          <w14:ligatures w14:val="none"/>
+        </w:rPr>
+        <w:t>Johannesson</w:t>
+      </w:r>
+      <w:proofErr w:type="spellEnd"/>
+      <w:r>
+        <w:rPr>
+          <w:rFonts w:ascii="TimesNewRomanPSMT" w:eastAsia="Times New Roman" w:hAnsi="TimesNewRomanPSMT" w:cs="Times New Roman"/>
+          <w:color w:val="000000"/>
+          <w:kern w:val="0"/>
+          <w:sz w:val="28"/>
+          <w:szCs w:val="28"/>
+          <w14:ligatures w14:val="none"/>
+        </w:rPr>
+        <w:t xml:space="preserve">, J. </w:t>
+      </w:r>
+      <w:proofErr w:type="spellStart"/>
+      <w:r>
+        <w:rPr>
+          <w:rFonts w:ascii="TimesNewRomanPSMT" w:eastAsia="Times New Roman" w:hAnsi="TimesNewRomanPSMT" w:cs="Times New Roman"/>
+          <w:color w:val="000000"/>
+          <w:kern w:val="0"/>
+          <w:sz w:val="28"/>
+          <w:szCs w:val="28"/>
+          <w14:ligatures w14:val="none"/>
+        </w:rPr>
+        <w:t>Ohlson</w:t>
+      </w:r>
+      <w:proofErr w:type="spellEnd"/>
+      <w:r>
+        <w:rPr>
+          <w:rFonts w:ascii="TimesNewRomanPSMT" w:eastAsia="Times New Roman" w:hAnsi="TimesNewRomanPSMT" w:cs="Times New Roman"/>
+          <w:color w:val="000000"/>
+          <w:kern w:val="0"/>
+          <w:sz w:val="28"/>
+          <w:szCs w:val="28"/>
+          <w14:ligatures w14:val="none"/>
+        </w:rPr>
+        <w:t xml:space="preserve">, </w:t>
+      </w:r>
+      <w:proofErr w:type="spellStart"/>
+      <w:r>
+        <w:rPr>
+          <w:rFonts w:ascii="TimesNewRomanPSMT" w:eastAsia="Times New Roman" w:hAnsi="TimesNewRomanPSMT" w:cs="Times New Roman"/>
+          <w:color w:val="000000"/>
+          <w:kern w:val="0"/>
+          <w:sz w:val="28"/>
+          <w:szCs w:val="28"/>
+          <w14:ligatures w14:val="none"/>
+        </w:rPr>
+        <w:t>and</w:t>
+      </w:r>
+      <w:proofErr w:type="spellEnd"/>
+      <w:r>
+        <w:rPr>
+          <w:rFonts w:ascii="TimesNewRomanPSMT" w:eastAsia="Times New Roman" w:hAnsi="TimesNewRomanPSMT" w:cs="Times New Roman"/>
+          <w:color w:val="000000"/>
+          <w:kern w:val="0"/>
+          <w:sz w:val="28"/>
+          <w:szCs w:val="28"/>
+          <w14:ligatures w14:val="none"/>
+        </w:rPr>
+        <w:t xml:space="preserve"> S. </w:t>
+      </w:r>
+      <w:proofErr w:type="spellStart"/>
+      <w:r>
+        <w:rPr>
+          <w:rFonts w:ascii="TimesNewRomanPSMT" w:eastAsia="Times New Roman" w:hAnsi="TimesNewRomanPSMT" w:cs="Times New Roman"/>
+          <w:color w:val="000000"/>
+          <w:kern w:val="0"/>
+          <w:sz w:val="28"/>
+          <w:szCs w:val="28"/>
+          <w14:ligatures w14:val="none"/>
+        </w:rPr>
+        <w:t>Zhai</w:t>
+      </w:r>
+      <w:proofErr w:type="spellEnd"/>
+      <w:r>
+        <w:rPr>
+          <w:rFonts w:ascii="TimesNewRomanPSMT" w:eastAsia="Times New Roman" w:hAnsi="TimesNewRomanPSMT" w:cs="Times New Roman"/>
+          <w:color w:val="000000"/>
+          <w:kern w:val="0"/>
+          <w:sz w:val="28"/>
+          <w:szCs w:val="28"/>
+          <w14:ligatures w14:val="none"/>
+        </w:rPr>
+        <w:t>, “</w:t>
+      </w:r>
+      <w:proofErr w:type="spellStart"/>
+      <w:r>
+        <w:rPr>
+          <w:rFonts w:ascii="TimesNewRomanPSMT" w:eastAsia="Times New Roman" w:hAnsi="TimesNewRomanPSMT" w:cs="Times New Roman"/>
+          <w:color w:val="000000"/>
+          <w:kern w:val="0"/>
+          <w:sz w:val="28"/>
+          <w:szCs w:val="28"/>
+          <w14:ligatures w14:val="none"/>
+        </w:rPr>
+        <w:t>The</w:t>
+      </w:r>
+      <w:proofErr w:type="spellEnd"/>
+      <w:r>
+        <w:rPr>
+          <w:rFonts w:ascii="TimesNewRomanPSMT" w:eastAsia="Times New Roman" w:hAnsi="TimesNewRomanPSMT" w:cs="Times New Roman"/>
+          <w:color w:val="000000"/>
+          <w:kern w:val="0"/>
+          <w:sz w:val="28"/>
+          <w:szCs w:val="28"/>
+          <w14:ligatures w14:val="none"/>
+        </w:rPr>
+        <w:t xml:space="preserve"> </w:t>
+      </w:r>
+      <w:proofErr w:type="spellStart"/>
+      <w:r>
+        <w:rPr>
+          <w:rFonts w:ascii="TimesNewRomanPSMT" w:eastAsia="Times New Roman" w:hAnsi="TimesNewRomanPSMT" w:cs="Times New Roman"/>
+          <w:color w:val="000000"/>
+          <w:kern w:val="0"/>
+          <w:sz w:val="28"/>
+          <w:szCs w:val="28"/>
+          <w14:ligatures w14:val="none"/>
+        </w:rPr>
+        <w:t>Explanatory</w:t>
+      </w:r>
+      <w:proofErr w:type="spellEnd"/>
+      <w:r>
+        <w:rPr>
+          <w:rFonts w:ascii="TimesNewRomanPSMT" w:eastAsia="Times New Roman" w:hAnsi="TimesNewRomanPSMT" w:cs="Times New Roman"/>
+          <w:color w:val="000000"/>
+          <w:kern w:val="0"/>
+          <w:sz w:val="28"/>
+          <w:szCs w:val="28"/>
+          <w14:ligatures w14:val="none"/>
+        </w:rPr>
+        <w:t xml:space="preserve"> </w:t>
+      </w:r>
+      <w:proofErr w:type="spellStart"/>
+      <w:r>
+        <w:rPr>
+          <w:rFonts w:ascii="TimesNewRomanPSMT" w:eastAsia="Times New Roman" w:hAnsi="TimesNewRomanPSMT" w:cs="Times New Roman"/>
+          <w:color w:val="000000"/>
+          <w:kern w:val="0"/>
+          <w:sz w:val="28"/>
+          <w:szCs w:val="28"/>
+          <w14:ligatures w14:val="none"/>
+        </w:rPr>
+        <w:t>Power</w:t>
+      </w:r>
+      <w:proofErr w:type="spellEnd"/>
+      <w:r>
+        <w:rPr>
+          <w:rFonts w:ascii="TimesNewRomanPSMT" w:eastAsia="Times New Roman" w:hAnsi="TimesNewRomanPSMT" w:cs="Times New Roman"/>
+          <w:color w:val="000000"/>
+          <w:kern w:val="0"/>
+          <w:sz w:val="28"/>
+          <w:szCs w:val="28"/>
+          <w14:ligatures w14:val="none"/>
+        </w:rPr>
+        <w:t xml:space="preserve"> </w:t>
+      </w:r>
+      <w:proofErr w:type="spellStart"/>
+      <w:r>
+        <w:rPr>
+          <w:rFonts w:ascii="TimesNewRomanPSMT" w:eastAsia="Times New Roman" w:hAnsi="TimesNewRomanPSMT" w:cs="Times New Roman"/>
+          <w:color w:val="000000"/>
+          <w:kern w:val="0"/>
+          <w:sz w:val="28"/>
+          <w:szCs w:val="28"/>
+          <w14:ligatures w14:val="none"/>
+        </w:rPr>
+        <w:t>of</w:t>
+      </w:r>
+      <w:proofErr w:type="spellEnd"/>
+      <w:r>
+        <w:rPr>
+          <w:rFonts w:ascii="TimesNewRomanPSMT" w:hAnsi="TimesNewRomanPSMT" w:cs="Times New Roman" w:hint="eastAsia"/>
+          <w:color w:val="000000"/>
+          <w:kern w:val="0"/>
+          <w:sz w:val="28"/>
+          <w:szCs w:val="28"/>
+          <w14:ligatures w14:val="none"/>
+        </w:rPr>
+        <w:t xml:space="preserve"> </w:t>
+      </w:r>
+      <w:proofErr w:type="spellStart"/>
+      <w:r>
+        <w:rPr>
+          <w:rFonts w:ascii="TimesNewRomanPSMT" w:eastAsia="Times New Roman" w:hAnsi="TimesNewRomanPSMT" w:cs="Times New Roman"/>
+          <w:color w:val="000000"/>
+          <w:kern w:val="0"/>
+          <w:sz w:val="28"/>
+          <w:szCs w:val="28"/>
+          <w14:ligatures w14:val="none"/>
+        </w:rPr>
+        <w:t>Explanatory</w:t>
+      </w:r>
+      <w:proofErr w:type="spellEnd"/>
+      <w:r>
+        <w:rPr>
+          <w:rFonts w:ascii="TimesNewRomanPSMT" w:eastAsia="Times New Roman" w:hAnsi="TimesNewRomanPSMT" w:cs="Times New Roman"/>
+          <w:color w:val="000000"/>
+          <w:kern w:val="0"/>
+          <w:sz w:val="28"/>
+          <w:szCs w:val="28"/>
+          <w14:ligatures w14:val="none"/>
+        </w:rPr>
+        <w:t xml:space="preserve"> </w:t>
+      </w:r>
+      <w:proofErr w:type="spellStart"/>
+      <w:r>
+        <w:rPr>
+          <w:rFonts w:ascii="TimesNewRomanPSMT" w:eastAsia="Times New Roman" w:hAnsi="TimesNewRomanPSMT" w:cs="Times New Roman"/>
+          <w:color w:val="000000"/>
+          <w:kern w:val="0"/>
+          <w:sz w:val="28"/>
+          <w:szCs w:val="28"/>
+          <w14:ligatures w14:val="none"/>
+        </w:rPr>
+        <w:t>Variables</w:t>
+      </w:r>
+      <w:proofErr w:type="spellEnd"/>
+      <w:r>
+        <w:rPr>
+          <w:rFonts w:ascii="TimesNewRomanPSMT" w:eastAsia="Times New Roman" w:hAnsi="TimesNewRomanPSMT" w:cs="Times New Roman"/>
+          <w:color w:val="000000"/>
+          <w:kern w:val="0"/>
+          <w:sz w:val="28"/>
+          <w:szCs w:val="28"/>
+          <w14:ligatures w14:val="none"/>
+        </w:rPr>
+        <w:t xml:space="preserve">,” </w:t>
+      </w:r>
+      <w:proofErr w:type="spellStart"/>
+      <w:r>
+        <w:rPr>
+          <w:rFonts w:ascii="TimesNewRomanPSMT" w:eastAsia="Times New Roman" w:hAnsi="TimesNewRomanPSMT" w:cs="Times New Roman"/>
+          <w:color w:val="000000"/>
+          <w:kern w:val="0"/>
+          <w:sz w:val="28"/>
+          <w:szCs w:val="28"/>
+          <w14:ligatures w14:val="none"/>
+        </w:rPr>
+        <w:t>Rev</w:t>
+      </w:r>
+      <w:proofErr w:type="spellEnd"/>
+      <w:r>
+        <w:rPr>
+          <w:rFonts w:ascii="TimesNewRomanPSMT" w:eastAsia="Times New Roman" w:hAnsi="TimesNewRomanPSMT" w:cs="Times New Roman"/>
+          <w:color w:val="000000"/>
+          <w:kern w:val="0"/>
+          <w:sz w:val="28"/>
+          <w:szCs w:val="28"/>
+          <w14:ligatures w14:val="none"/>
+        </w:rPr>
+        <w:t xml:space="preserve"> </w:t>
+      </w:r>
+      <w:proofErr w:type="spellStart"/>
+      <w:r>
+        <w:rPr>
+          <w:rFonts w:ascii="TimesNewRomanPSMT" w:eastAsia="Times New Roman" w:hAnsi="TimesNewRomanPSMT" w:cs="Times New Roman"/>
+          <w:color w:val="000000"/>
+          <w:kern w:val="0"/>
+          <w:sz w:val="28"/>
+          <w:szCs w:val="28"/>
+          <w14:ligatures w14:val="none"/>
+        </w:rPr>
+        <w:t>Account</w:t>
+      </w:r>
+      <w:proofErr w:type="spellEnd"/>
+      <w:r>
+        <w:rPr>
+          <w:rFonts w:ascii="TimesNewRomanPSMT" w:eastAsia="Times New Roman" w:hAnsi="TimesNewRomanPSMT" w:cs="Times New Roman"/>
+          <w:color w:val="000000"/>
+          <w:kern w:val="0"/>
+          <w:sz w:val="28"/>
+          <w:szCs w:val="28"/>
+          <w14:ligatures w14:val="none"/>
+        </w:rPr>
+        <w:t xml:space="preserve"> </w:t>
+      </w:r>
+      <w:proofErr w:type="spellStart"/>
+      <w:r>
+        <w:rPr>
+          <w:rFonts w:ascii="TimesNewRomanPSMT" w:eastAsia="Times New Roman" w:hAnsi="TimesNewRomanPSMT" w:cs="Times New Roman"/>
+          <w:color w:val="000000"/>
+          <w:kern w:val="0"/>
+          <w:sz w:val="28"/>
+          <w:szCs w:val="28"/>
+          <w14:ligatures w14:val="none"/>
+        </w:rPr>
+        <w:t>Stud</w:t>
+      </w:r>
+      <w:proofErr w:type="spellEnd"/>
+      <w:r>
+        <w:rPr>
+          <w:rFonts w:ascii="TimesNewRomanPSMT" w:eastAsia="Times New Roman" w:hAnsi="TimesNewRomanPSMT" w:cs="Times New Roman"/>
+          <w:color w:val="000000"/>
+          <w:kern w:val="0"/>
+          <w:sz w:val="28"/>
+          <w:szCs w:val="28"/>
+          <w14:ligatures w14:val="none"/>
+        </w:rPr>
+        <w:t xml:space="preserve">, </w:t>
+      </w:r>
+      <w:proofErr w:type="spellStart"/>
+      <w:r>
+        <w:rPr>
+          <w:rFonts w:ascii="TimesNewRomanPSMT" w:eastAsia="Times New Roman" w:hAnsi="TimesNewRomanPSMT" w:cs="Times New Roman"/>
+          <w:color w:val="000000"/>
+          <w:kern w:val="0"/>
+          <w:sz w:val="28"/>
+          <w:szCs w:val="28"/>
+          <w14:ligatures w14:val="none"/>
+        </w:rPr>
+        <w:t>vol</w:t>
+      </w:r>
+      <w:proofErr w:type="spellEnd"/>
+      <w:r>
+        <w:rPr>
+          <w:rFonts w:ascii="TimesNewRomanPSMT" w:eastAsia="Times New Roman" w:hAnsi="TimesNewRomanPSMT" w:cs="Times New Roman"/>
+          <w:color w:val="000000"/>
+          <w:kern w:val="0"/>
+          <w:sz w:val="28"/>
+          <w:szCs w:val="28"/>
+          <w14:ligatures w14:val="none"/>
+        </w:rPr>
+        <w:t xml:space="preserve">. 29, </w:t>
+      </w:r>
+      <w:proofErr w:type="spellStart"/>
+      <w:r>
+        <w:rPr>
+          <w:rFonts w:ascii="TimesNewRomanPSMT" w:eastAsia="Times New Roman" w:hAnsi="TimesNewRomanPSMT" w:cs="Times New Roman"/>
+          <w:color w:val="000000"/>
+          <w:kern w:val="0"/>
+          <w:sz w:val="28"/>
+          <w:szCs w:val="28"/>
+          <w14:ligatures w14:val="none"/>
+        </w:rPr>
+        <w:t>pp</w:t>
+      </w:r>
+      <w:proofErr w:type="spellEnd"/>
+      <w:r>
+        <w:rPr>
+          <w:rFonts w:ascii="TimesNewRomanPSMT" w:eastAsia="Times New Roman" w:hAnsi="TimesNewRomanPSMT" w:cs="Times New Roman"/>
+          <w:color w:val="000000"/>
+          <w:kern w:val="0"/>
+          <w:sz w:val="28"/>
+          <w:szCs w:val="28"/>
+          <w14:ligatures w14:val="none"/>
+        </w:rPr>
+        <w:t xml:space="preserve">. 3053–3083, </w:t>
+      </w:r>
+      <w:proofErr w:type="spellStart"/>
+      <w:r>
+        <w:rPr>
+          <w:rFonts w:ascii="TimesNewRomanPSMT" w:eastAsia="Times New Roman" w:hAnsi="TimesNewRomanPSMT" w:cs="Times New Roman"/>
+          <w:color w:val="000000"/>
+          <w:kern w:val="0"/>
+          <w:sz w:val="28"/>
+          <w:szCs w:val="28"/>
+          <w14:ligatures w14:val="none"/>
+        </w:rPr>
+        <w:t>Jul</w:t>
+      </w:r>
+      <w:proofErr w:type="spellEnd"/>
+      <w:r>
+        <w:rPr>
+          <w:rFonts w:ascii="TimesNewRomanPSMT" w:eastAsia="Times New Roman" w:hAnsi="TimesNewRomanPSMT" w:cs="Times New Roman"/>
+          <w:color w:val="000000"/>
+          <w:kern w:val="0"/>
+          <w:sz w:val="28"/>
+          <w:szCs w:val="28"/>
+          <w14:ligatures w14:val="none"/>
+        </w:rPr>
+        <w:t xml:space="preserve">. 2023, </w:t>
+      </w:r>
+      <w:proofErr w:type="spellStart"/>
+      <w:r>
+        <w:rPr>
+          <w:rFonts w:ascii="TimesNewRomanPSMT" w:eastAsia="Times New Roman" w:hAnsi="TimesNewRomanPSMT" w:cs="Times New Roman"/>
+          <w:color w:val="000000"/>
+          <w:kern w:val="0"/>
+          <w:sz w:val="28"/>
+          <w:szCs w:val="28"/>
+          <w14:ligatures w14:val="none"/>
+        </w:rPr>
+        <w:t>doi:https</w:t>
+      </w:r>
+      <w:proofErr w:type="spellEnd"/>
+      <w:r>
+        <w:rPr>
+          <w:rFonts w:ascii="TimesNewRomanPSMT" w:eastAsia="Times New Roman" w:hAnsi="TimesNewRomanPSMT" w:cs="Times New Roman"/>
+          <w:color w:val="000000"/>
+          <w:kern w:val="0"/>
+          <w:sz w:val="28"/>
+          <w:szCs w:val="28"/>
+          <w14:ligatures w14:val="none"/>
+        </w:rPr>
+        <w:t>://doi.org/10.1007/s11142-023-09781-w</w:t>
+      </w:r>
     </w:p>
     <w:p>
       <w:pPr>
         <w:ind w:left="360"/>
-        <w:jc w:val="center"/>
-        <w:rPr>
-          <w:lang w:val="ru-RU"/>
+        <w:rPr>
+          <w:lang w:val="en-US"/>
         </w:rPr>
       </w:pPr>
     </w:p>
@@ -17639,18 +19866,27 @@
       <w:pPr>
         <w:ind w:left="360"/>
         <w:jc w:val="center"/>
+        <w:rPr>
+          <w:lang w:val="en-US"/>
+        </w:rPr>
+      </w:pPr>
+    </w:p>
+    <w:p>
+      <w:pPr>
+        <w:ind w:left="360"/>
+        <w:jc w:val="center"/>
+        <w:rPr>
+          <w:b/>
+          <w:bCs/>
+          <w:lang w:val="en-US"/>
+        </w:rPr>
+      </w:pPr>
+      <w:r>
         <w:rPr>
           <w:b/>
           <w:bCs/>
           <w:lang w:val="ru-RU"/>
         </w:rPr>
-      </w:pPr>
-      <w:r>
-        <w:rPr>
-          <w:b/>
-          <w:bCs/>
-          <w:lang w:val="ru-RU"/>
-        </w:rPr>
         <w:t>Изолиния</w:t>
       </w:r>
     </w:p>
@@ -17667,8 +19903,21 @@
         </w:rPr>
         <w:t>М</w:t>
       </w:r>
-      <w:r>
-        <w:t>ежду волной Р и началом комплекса QRS</w:t>
+      <w:proofErr w:type="spellStart"/>
+      <w:r>
+        <w:t>ежду</w:t>
+      </w:r>
+      <w:proofErr w:type="spellEnd"/>
+      <w:r>
+        <w:t xml:space="preserve"> </w:t>
+      </w:r>
+      <w:proofErr w:type="spellStart"/>
+      <w:r>
+        <w:t>волной</w:t>
+      </w:r>
+      <w:proofErr w:type="spellEnd"/>
+      <w:r>
+        <w:t xml:space="preserve"> Р и началом комплекса QRS</w:t>
       </w:r>
       <w:r>
         <w:rPr>
@@ -17743,6 +19992,7 @@
           <w:b/>
           <w:bCs/>
         </w:rPr>
+        <w:lastRenderedPageBreak/>
         <w:t>Смотреть на сегмент PR (или PQ)</w:t>
       </w:r>
       <w:r>
@@ -17812,7 +20062,7 @@
       </w:pPr>
       <w:r>
         <w:pict w14:anchorId="7E1759E5">
-          <v:rect id="_x0000_i1032" style="width:0;height:1.5pt" o:hralign="center" o:hrstd="t" o:hr="t" fillcolor="#a0a0a0" stroked="f"/>
+          <v:rect id="_x0000_i1030" style="width:0;height:1.5pt" o:hralign="center" o:hrstd="t" o:hr="t" fillcolor="#a0a0a0" stroked="f"/>
         </w:pict>
       </w:r>
     </w:p>
@@ -17968,7 +20218,6 @@
         <w:ind w:left="360"/>
       </w:pPr>
       <w:r>
-        <w:lastRenderedPageBreak/>
         <w:t>То есть нужно отсчитывать P сегмент от начала выпуклости вниз от изолинии?</w:t>
       </w:r>
     </w:p>
@@ -18002,7 +20251,7 @@
       </w:pPr>
       <w:r>
         <w:pict w14:anchorId="3FE66185">
-          <v:rect id="_x0000_i1033" style="width:0;height:1.5pt" o:hralign="center" o:hrstd="t" o:hr="t" fillcolor="#a0a0a0" stroked="f"/>
+          <v:rect id="_x0000_i1031" style="width:0;height:1.5pt" o:hralign="center" o:hrstd="t" o:hr="t" fillcolor="#a0a0a0" stroked="f"/>
         </w:pict>
       </w:r>
     </w:p>
@@ -18048,7 +20297,7 @@
       </w:pPr>
       <w:r>
         <w:pict w14:anchorId="0437FDBE">
-          <v:rect id="_x0000_i1034" style="width:0;height:1.5pt" o:hralign="center" o:hrstd="t" o:hr="t" fillcolor="#a0a0a0" stroked="f"/>
+          <v:rect id="_x0000_i1032" style="width:0;height:1.5pt" o:hralign="center" o:hrstd="t" o:hr="t" fillcolor="#a0a0a0" stroked="f"/>
         </w:pict>
       </w:r>
     </w:p>
@@ -18156,6 +20405,7 @@
           <w:b/>
           <w:bCs/>
         </w:rPr>
+        <w:lastRenderedPageBreak/>
         <w:t>🔹</w:t>
       </w:r>
       <w:r>
@@ -18245,7 +20495,7 @@
       </w:pPr>
       <w:r>
         <w:pict w14:anchorId="730E0E01">
-          <v:rect id="_x0000_i1035" style="width:0;height:1.5pt" o:hralign="center" o:hrstd="t" o:hr="t" fillcolor="#a0a0a0" stroked="f"/>
+          <v:rect id="_x0000_i1033" style="width:0;height:1.5pt" o:hralign="center" o:hrstd="t" o:hr="t" fillcolor="#a0a0a0" stroked="f"/>
         </w:pict>
       </w:r>
     </w:p>
@@ -18321,7 +20571,7 @@
       </w:pPr>
       <w:r>
         <w:pict w14:anchorId="7D3C2E1A">
-          <v:rect id="_x0000_i1036" style="width:0;height:1.5pt" o:hralign="center" o:hrstd="t" o:hr="t" fillcolor="#a0a0a0" stroked="f"/>
+          <v:rect id="_x0000_i1034" style="width:0;height:1.5pt" o:hralign="center" o:hrstd="t" o:hr="t" fillcolor="#a0a0a0" stroked="f"/>
         </w:pict>
       </w:r>
     </w:p>
@@ -18430,7 +20680,7 @@
       </w:pPr>
       <w:r>
         <w:pict w14:anchorId="08C19176">
-          <v:rect id="_x0000_i1037" style="width:0;height:1.5pt" o:hralign="center" o:hrstd="t" o:hr="t" fillcolor="#a0a0a0" stroked="f"/>
+          <v:rect id="_x0000_i1035" style="width:0;height:1.5pt" o:hralign="center" o:hrstd="t" o:hr="t" fillcolor="#a0a0a0" stroked="f"/>
         </w:pict>
       </w:r>
     </w:p>
@@ -18448,7 +20698,6 @@
           <w:b/>
           <w:bCs/>
         </w:rPr>
-        <w:lastRenderedPageBreak/>
         <w:t>💬</w:t>
       </w:r>
       <w:r>
@@ -18477,7 +20726,7 @@
       </w:pPr>
       <w:r>
         <w:pict w14:anchorId="04F612A5">
-          <v:rect id="_x0000_i1038" style="width:0;height:1.5pt" o:hralign="center" o:hrstd="t" o:hr="t" fillcolor="#a0a0a0" stroked="f"/>
+          <v:rect id="_x0000_i1036" style="width:0;height:1.5pt" o:hralign="center" o:hrstd="t" o:hr="t" fillcolor="#a0a0a0" stroked="f"/>
         </w:pict>
       </w:r>
     </w:p>
@@ -18844,6 +21093,95 @@
     </w:lvl>
   </w:abstractNum>
   <w:abstractNum w:abstractNumId="3" w15:restartNumberingAfterBreak="0">
+    <w:nsid w:val="27232775"/>
+    <w:multiLevelType w:val="hybridMultilevel"/>
+    <w:tmpl w:val="B1D4C6D2"/>
+    <w:lvl w:ilvl="0" w:tplc="FFFFFFFF">
+      <w:start w:val="1"/>
+      <w:numFmt w:val="decimal"/>
+      <w:lvlText w:val="%1."/>
+      <w:lvlJc w:val="left"/>
+      <w:pPr>
+        <w:ind w:left="720" w:hanging="360"/>
+      </w:pPr>
+      <w:rPr>
+        <w:rFonts w:hint="default"/>
+      </w:rPr>
+    </w:lvl>
+    <w:lvl w:ilvl="1" w:tplc="FFFFFFFF" w:tentative="1">
+      <w:start w:val="1"/>
+      <w:numFmt w:val="lowerLetter"/>
+      <w:lvlText w:val="%2."/>
+      <w:lvlJc w:val="left"/>
+      <w:pPr>
+        <w:ind w:left="1440" w:hanging="360"/>
+      </w:pPr>
+    </w:lvl>
+    <w:lvl w:ilvl="2" w:tplc="FFFFFFFF" w:tentative="1">
+      <w:start w:val="1"/>
+      <w:numFmt w:val="lowerRoman"/>
+      <w:lvlText w:val="%3."/>
+      <w:lvlJc w:val="right"/>
+      <w:pPr>
+        <w:ind w:left="2160" w:hanging="180"/>
+      </w:pPr>
+    </w:lvl>
+    <w:lvl w:ilvl="3" w:tplc="FFFFFFFF" w:tentative="1">
+      <w:start w:val="1"/>
+      <w:numFmt w:val="decimal"/>
+      <w:lvlText w:val="%4."/>
+      <w:lvlJc w:val="left"/>
+      <w:pPr>
+        <w:ind w:left="2880" w:hanging="360"/>
+      </w:pPr>
+    </w:lvl>
+    <w:lvl w:ilvl="4" w:tplc="FFFFFFFF" w:tentative="1">
+      <w:start w:val="1"/>
+      <w:numFmt w:val="lowerLetter"/>
+      <w:lvlText w:val="%5."/>
+      <w:lvlJc w:val="left"/>
+      <w:pPr>
+        <w:ind w:left="3600" w:hanging="360"/>
+      </w:pPr>
+    </w:lvl>
+    <w:lvl w:ilvl="5" w:tplc="FFFFFFFF" w:tentative="1">
+      <w:start w:val="1"/>
+      <w:numFmt w:val="lowerRoman"/>
+      <w:lvlText w:val="%6."/>
+      <w:lvlJc w:val="right"/>
+      <w:pPr>
+        <w:ind w:left="4320" w:hanging="180"/>
+      </w:pPr>
+    </w:lvl>
+    <w:lvl w:ilvl="6" w:tplc="FFFFFFFF" w:tentative="1">
+      <w:start w:val="1"/>
+      <w:numFmt w:val="decimal"/>
+      <w:lvlText w:val="%7."/>
+      <w:lvlJc w:val="left"/>
+      <w:pPr>
+        <w:ind w:left="5040" w:hanging="360"/>
+      </w:pPr>
+    </w:lvl>
+    <w:lvl w:ilvl="7" w:tplc="FFFFFFFF" w:tentative="1">
+      <w:start w:val="1"/>
+      <w:numFmt w:val="lowerLetter"/>
+      <w:lvlText w:val="%8."/>
+      <w:lvlJc w:val="left"/>
+      <w:pPr>
+        <w:ind w:left="5760" w:hanging="360"/>
+      </w:pPr>
+    </w:lvl>
+    <w:lvl w:ilvl="8" w:tplc="FFFFFFFF" w:tentative="1">
+      <w:start w:val="1"/>
+      <w:numFmt w:val="lowerRoman"/>
+      <w:lvlText w:val="%9."/>
+      <w:lvlJc w:val="right"/>
+      <w:pPr>
+        <w:ind w:left="6480" w:hanging="180"/>
+      </w:pPr>
+    </w:lvl>
+  </w:abstractNum>
+  <w:abstractNum w:abstractNumId="4" w15:restartNumberingAfterBreak="0">
     <w:nsid w:val="282A20AA"/>
     <w:multiLevelType w:val="multilevel"/>
     <w:tmpl w:val="84F40308"/>
@@ -18992,7 +21330,7 @@
       </w:rPr>
     </w:lvl>
   </w:abstractNum>
-  <w:abstractNum w:abstractNumId="4" w15:restartNumberingAfterBreak="0">
+  <w:abstractNum w:abstractNumId="5" w15:restartNumberingAfterBreak="0">
     <w:nsid w:val="2A943504"/>
     <w:multiLevelType w:val="multilevel"/>
     <w:tmpl w:val="4ADAF57E"/>
@@ -19141,7 +21479,7 @@
       </w:rPr>
     </w:lvl>
   </w:abstractNum>
-  <w:abstractNum w:abstractNumId="5" w15:restartNumberingAfterBreak="0">
+  <w:abstractNum w:abstractNumId="6" w15:restartNumberingAfterBreak="0">
     <w:nsid w:val="3B462032"/>
     <w:multiLevelType w:val="multilevel"/>
     <w:tmpl w:val="882A495E"/>
@@ -19290,7 +21628,7 @@
       </w:rPr>
     </w:lvl>
   </w:abstractNum>
-  <w:abstractNum w:abstractNumId="6" w15:restartNumberingAfterBreak="0">
+  <w:abstractNum w:abstractNumId="7" w15:restartNumberingAfterBreak="0">
     <w:nsid w:val="3CA25334"/>
     <w:multiLevelType w:val="multilevel"/>
     <w:tmpl w:val="81E4B086"/>
@@ -19439,7 +21777,7 @@
       </w:rPr>
     </w:lvl>
   </w:abstractNum>
-  <w:abstractNum w:abstractNumId="7" w15:restartNumberingAfterBreak="0">
+  <w:abstractNum w:abstractNumId="8" w15:restartNumberingAfterBreak="0">
     <w:nsid w:val="42FE528D"/>
     <w:multiLevelType w:val="multilevel"/>
     <w:tmpl w:val="7F623ED8"/>
@@ -19556,7 +21894,7 @@
       </w:pPr>
     </w:lvl>
   </w:abstractNum>
-  <w:abstractNum w:abstractNumId="8" w15:restartNumberingAfterBreak="0">
+  <w:abstractNum w:abstractNumId="9" w15:restartNumberingAfterBreak="0">
     <w:nsid w:val="561F271E"/>
     <w:multiLevelType w:val="multilevel"/>
     <w:tmpl w:val="CC92AF1A"/>
@@ -19669,7 +22007,7 @@
       </w:pPr>
     </w:lvl>
   </w:abstractNum>
-  <w:abstractNum w:abstractNumId="9" w15:restartNumberingAfterBreak="0">
+  <w:abstractNum w:abstractNumId="10" w15:restartNumberingAfterBreak="0">
     <w:nsid w:val="579E1552"/>
     <w:multiLevelType w:val="multilevel"/>
     <w:tmpl w:val="3F5AAC4A"/>
@@ -19818,7 +22156,7 @@
       </w:rPr>
     </w:lvl>
   </w:abstractNum>
-  <w:abstractNum w:abstractNumId="10" w15:restartNumberingAfterBreak="0">
+  <w:abstractNum w:abstractNumId="11" w15:restartNumberingAfterBreak="0">
     <w:nsid w:val="57D5468B"/>
     <w:multiLevelType w:val="multilevel"/>
     <w:tmpl w:val="031A70CC"/>
@@ -19967,7 +22305,7 @@
       </w:rPr>
     </w:lvl>
   </w:abstractNum>
-  <w:abstractNum w:abstractNumId="11" w15:restartNumberingAfterBreak="0">
+  <w:abstractNum w:abstractNumId="12" w15:restartNumberingAfterBreak="0">
     <w:nsid w:val="5A332F54"/>
     <w:multiLevelType w:val="multilevel"/>
     <w:tmpl w:val="CDC23758"/>
@@ -20116,7 +22454,7 @@
       </w:rPr>
     </w:lvl>
   </w:abstractNum>
-  <w:abstractNum w:abstractNumId="12" w15:restartNumberingAfterBreak="0">
+  <w:abstractNum w:abstractNumId="13" w15:restartNumberingAfterBreak="0">
     <w:nsid w:val="63DA5C21"/>
     <w:multiLevelType w:val="multilevel"/>
     <w:tmpl w:val="31FE498A"/>
@@ -20265,7 +22603,7 @@
       </w:rPr>
     </w:lvl>
   </w:abstractNum>
-  <w:abstractNum w:abstractNumId="13" w15:restartNumberingAfterBreak="0">
+  <w:abstractNum w:abstractNumId="14" w15:restartNumberingAfterBreak="0">
     <w:nsid w:val="65233FB3"/>
     <w:multiLevelType w:val="multilevel"/>
     <w:tmpl w:val="CE14814A"/>
@@ -20414,7 +22752,7 @@
       </w:rPr>
     </w:lvl>
   </w:abstractNum>
-  <w:abstractNum w:abstractNumId="14" w15:restartNumberingAfterBreak="0">
+  <w:abstractNum w:abstractNumId="15" w15:restartNumberingAfterBreak="0">
     <w:nsid w:val="664A6845"/>
     <w:multiLevelType w:val="hybridMultilevel"/>
     <w:tmpl w:val="B1D4C6D2"/>
@@ -20503,7 +22841,7 @@
       </w:pPr>
     </w:lvl>
   </w:abstractNum>
-  <w:abstractNum w:abstractNumId="15" w15:restartNumberingAfterBreak="0">
+  <w:abstractNum w:abstractNumId="16" w15:restartNumberingAfterBreak="0">
     <w:nsid w:val="6DEB3257"/>
     <w:multiLevelType w:val="multilevel"/>
     <w:tmpl w:val="DCD2EFDC"/>
@@ -20653,52 +22991,55 @@
     </w:lvl>
   </w:abstractNum>
   <w:num w:numId="1" w16cid:durableId="1287392488">
-    <w:abstractNumId w:val="6"/>
+    <w:abstractNumId w:val="7"/>
   </w:num>
   <w:num w:numId="2" w16cid:durableId="1101144823">
-    <w:abstractNumId w:val="11"/>
+    <w:abstractNumId w:val="12"/>
   </w:num>
   <w:num w:numId="3" w16cid:durableId="1406293613">
     <w:abstractNumId w:val="0"/>
   </w:num>
   <w:num w:numId="4" w16cid:durableId="1262445275">
+    <w:abstractNumId w:val="14"/>
+  </w:num>
+  <w:num w:numId="5" w16cid:durableId="995764128">
+    <w:abstractNumId w:val="5"/>
+  </w:num>
+  <w:num w:numId="6" w16cid:durableId="1463033085">
     <w:abstractNumId w:val="13"/>
   </w:num>
-  <w:num w:numId="5" w16cid:durableId="995764128">
-    <w:abstractNumId w:val="4"/>
-  </w:num>
-  <w:num w:numId="6" w16cid:durableId="1463033085">
-    <w:abstractNumId w:val="12"/>
-  </w:num>
   <w:num w:numId="7" w16cid:durableId="1548033728">
-    <w:abstractNumId w:val="10"/>
+    <w:abstractNumId w:val="11"/>
   </w:num>
   <w:num w:numId="8" w16cid:durableId="425856020">
     <w:abstractNumId w:val="2"/>
   </w:num>
   <w:num w:numId="9" w16cid:durableId="731342943">
-    <w:abstractNumId w:val="14"/>
+    <w:abstractNumId w:val="15"/>
   </w:num>
   <w:num w:numId="10" w16cid:durableId="2143228945">
-    <w:abstractNumId w:val="8"/>
+    <w:abstractNumId w:val="9"/>
   </w:num>
   <w:num w:numId="11" w16cid:durableId="261693045">
-    <w:abstractNumId w:val="9"/>
+    <w:abstractNumId w:val="10"/>
   </w:num>
   <w:num w:numId="12" w16cid:durableId="160703934">
-    <w:abstractNumId w:val="5"/>
+    <w:abstractNumId w:val="6"/>
   </w:num>
   <w:num w:numId="13" w16cid:durableId="1140732963">
-    <w:abstractNumId w:val="3"/>
+    <w:abstractNumId w:val="4"/>
   </w:num>
   <w:num w:numId="14" w16cid:durableId="1021661317">
-    <w:abstractNumId w:val="15"/>
+    <w:abstractNumId w:val="16"/>
   </w:num>
   <w:num w:numId="15" w16cid:durableId="779376771">
-    <w:abstractNumId w:val="7"/>
+    <w:abstractNumId w:val="8"/>
   </w:num>
   <w:num w:numId="16" w16cid:durableId="754282616">
     <w:abstractNumId w:val="1"/>
+  </w:num>
+  <w:num w:numId="17" w16cid:durableId="1684437235">
+    <w:abstractNumId w:val="3"/>
   </w:num>
 </w:numbering>
 </file>
@@ -21722,6 +24063,21 @@
       </w:tblBorders>
     </w:tblPr>
   </w:style>
+  <w:style w:type="character" w:customStyle="1" w:styleId="fontstyle01">
+    <w:name w:val="fontstyle01"/>
+    <w:basedOn w:val="a0"/>
+    <w:rsid w:val="00A63BD3"/>
+    <w:rPr>
+      <w:rFonts w:ascii="TimesNewRomanPSMT" w:hAnsi="TimesNewRomanPSMT" w:hint="default"/>
+      <w:b w:val="0"/>
+      <w:bCs w:val="0"/>
+      <w:i w:val="0"/>
+      <w:iCs w:val="0"/>
+      <w:color w:val="000000"/>
+      <w:sz w:val="28"/>
+      <w:szCs w:val="28"/>
+    </w:rPr>
+  </w:style>
 </w:styles>
 </file>
 

--- a/HIGUCHI FRACTAL DIMENSION FOR BIOLOGICAL AGE ESTIMATION.docx
+++ b/HIGUCHI FRACTAL DIMENSION FOR BIOLOGICAL AGE ESTIMATION.docx
@@ -159,8 +159,19 @@
           <w:sz w:val="28"/>
           <w:szCs w:val="28"/>
         </w:rPr>
-        <w:t>Liubov Poliahushko</w:t>
-      </w:r>
+        <w:t xml:space="preserve">Liubov </w:t>
+      </w:r>
+      <w:proofErr w:type="spellStart"/>
+      <w:r>
+        <w:rPr>
+          <w:i/>
+          <w:iCs/>
+          <w:sz w:val="28"/>
+          <w:szCs w:val="28"/>
+        </w:rPr>
+        <w:t>Poliahushko</w:t>
+      </w:r>
+      <w:proofErr w:type="spellEnd"/>
     </w:p>
     <w:p>
       <w:pPr>
@@ -589,7 +600,31 @@
           <w:sz w:val="28"/>
           <w:szCs w:val="28"/>
         </w:rPr>
-        <w:t>6 Polytechnichna St., Kyiv, Ukraine, 03056</w:t>
+        <w:t xml:space="preserve">6 </w:t>
+      </w:r>
+      <w:proofErr w:type="spellStart"/>
+      <w:r>
+        <w:rPr>
+          <w:b w:val="0"/>
+          <w:bCs/>
+          <w:i/>
+          <w:iCs/>
+          <w:sz w:val="28"/>
+          <w:szCs w:val="28"/>
+        </w:rPr>
+        <w:t>Polytechnichna</w:t>
+      </w:r>
+      <w:proofErr w:type="spellEnd"/>
+      <w:r>
+        <w:rPr>
+          <w:b w:val="0"/>
+          <w:bCs/>
+          <w:i/>
+          <w:iCs/>
+          <w:sz w:val="28"/>
+          <w:szCs w:val="28"/>
+        </w:rPr>
+        <w:t xml:space="preserve"> St., Kyiv, Ukraine, 03056</w:t>
       </w:r>
     </w:p>
     <w:p>
@@ -643,7 +678,43 @@
           <w:szCs w:val="28"/>
           <w:lang w:val="en-US"/>
         </w:rPr>
-        <w:t xml:space="preserve"> using machine learning methods and neural networks. Biological age is an indicator that demonstrates the degree of aging of the human body, taking into account not only the number of days since birth but also the biological characteristics of the body or individual organs. Accurate determination of this indicator will help medical professionals understand patients' conditions and detect </w:t>
+        <w:t xml:space="preserve"> using machine learning methods and neural networks. Biological age is an indicator that demonstrates the degree of </w:t>
+      </w:r>
+      <w:proofErr w:type="gramStart"/>
+      <w:r>
+        <w:rPr>
+          <w:sz w:val="28"/>
+          <w:szCs w:val="28"/>
+          <w:lang w:val="en-US"/>
+        </w:rPr>
+        <w:t>aging</w:t>
+      </w:r>
+      <w:proofErr w:type="gramEnd"/>
+      <w:r>
+        <w:rPr>
+          <w:sz w:val="28"/>
+          <w:szCs w:val="28"/>
+          <w:lang w:val="en-US"/>
+        </w:rPr>
+        <w:t xml:space="preserve"> of the human body, </w:t>
+      </w:r>
+      <w:proofErr w:type="gramStart"/>
+      <w:r>
+        <w:rPr>
+          <w:sz w:val="28"/>
+          <w:szCs w:val="28"/>
+          <w:lang w:val="en-US"/>
+        </w:rPr>
+        <w:t>taking into account</w:t>
+      </w:r>
+      <w:proofErr w:type="gramEnd"/>
+      <w:r>
+        <w:rPr>
+          <w:sz w:val="28"/>
+          <w:szCs w:val="28"/>
+          <w:lang w:val="en-US"/>
+        </w:rPr>
+        <w:t xml:space="preserve"> not only the number of days since birth but also the biological characteristics of the body or individual organs. Accurate determination of this indicator will help medical professionals understand patients' conditions and detect </w:t>
       </w:r>
       <w:r>
         <w:rPr>
@@ -795,7 +866,25 @@
           <w:szCs w:val="28"/>
           <w:lang w:val="en-US"/>
         </w:rPr>
-        <w:t xml:space="preserve">.), followed by accuracy testing on the test set. Additionally, the method for assessing biological age based on two neural networks and the Klemera-Doubal method was tested. As a result of the research, the chosen set of models and machine learning methods for assessing the </w:t>
+        <w:t xml:space="preserve">.), followed by accuracy testing on the test set. Additionally, the method for assessing biological age based on two neural networks and the </w:t>
+      </w:r>
+      <w:proofErr w:type="spellStart"/>
+      <w:r>
+        <w:rPr>
+          <w:sz w:val="28"/>
+          <w:szCs w:val="28"/>
+          <w:lang w:val="en-US"/>
+        </w:rPr>
+        <w:t>Klemera-Doubal</w:t>
+      </w:r>
+      <w:proofErr w:type="spellEnd"/>
+      <w:r>
+        <w:rPr>
+          <w:sz w:val="28"/>
+          <w:szCs w:val="28"/>
+          <w:lang w:val="en-US"/>
+        </w:rPr>
+        <w:t xml:space="preserve"> method was tested. As a result of the research, the chosen set of models and machine learning methods for assessing the </w:t>
       </w:r>
       <w:r>
         <w:rPr>
@@ -813,8 +902,59 @@
           <w:highlight w:val="yellow"/>
           <w:lang w:val="en-US"/>
         </w:rPr>
-        <w:t>boosting method, such as XGBRegressor, LGBMRegressor, and CatBoostRegressor</w:t>
-      </w:r>
+        <w:t xml:space="preserve">boosting method, such as </w:t>
+      </w:r>
+      <w:proofErr w:type="spellStart"/>
+      <w:r>
+        <w:rPr>
+          <w:sz w:val="28"/>
+          <w:szCs w:val="28"/>
+          <w:highlight w:val="yellow"/>
+          <w:lang w:val="en-US"/>
+        </w:rPr>
+        <w:t>XGBRegressor</w:t>
+      </w:r>
+      <w:proofErr w:type="spellEnd"/>
+      <w:r>
+        <w:rPr>
+          <w:sz w:val="28"/>
+          <w:szCs w:val="28"/>
+          <w:highlight w:val="yellow"/>
+          <w:lang w:val="en-US"/>
+        </w:rPr>
+        <w:t xml:space="preserve">, </w:t>
+      </w:r>
+      <w:proofErr w:type="spellStart"/>
+      <w:r>
+        <w:rPr>
+          <w:sz w:val="28"/>
+          <w:szCs w:val="28"/>
+          <w:highlight w:val="yellow"/>
+          <w:lang w:val="en-US"/>
+        </w:rPr>
+        <w:t>LGBMRegressor</w:t>
+      </w:r>
+      <w:proofErr w:type="spellEnd"/>
+      <w:r>
+        <w:rPr>
+          <w:sz w:val="28"/>
+          <w:szCs w:val="28"/>
+          <w:highlight w:val="yellow"/>
+          <w:lang w:val="en-US"/>
+        </w:rPr>
+        <w:t xml:space="preserve">, and </w:t>
+      </w:r>
+      <w:proofErr w:type="spellStart"/>
+      <w:r>
+        <w:rPr>
+          <w:sz w:val="28"/>
+          <w:szCs w:val="28"/>
+          <w:highlight w:val="yellow"/>
+          <w:lang w:val="en-US"/>
+        </w:rPr>
+        <w:t>CatBoostRegressor</w:t>
+      </w:r>
+      <w:proofErr w:type="spellEnd"/>
       <w:r>
         <w:rPr>
           <w:sz w:val="28"/>
@@ -975,6 +1115,7 @@
         </w:rPr>
         <w:t xml:space="preserve"> </w:t>
       </w:r>
+      <w:proofErr w:type="gramStart"/>
       <w:r>
         <w:rPr>
           <w:rFonts w:ascii="Times New Roman" w:hAnsi="Times New Roman" w:cs="Times New Roman"/>
@@ -984,6 +1125,7 @@
         </w:rPr>
         <w:t>hypothesis</w:t>
       </w:r>
+      <w:proofErr w:type="gramEnd"/>
       <w:r>
         <w:rPr>
           <w:rFonts w:ascii="Times New Roman" w:hAnsi="Times New Roman" w:cs="Times New Roman"/>
@@ -1177,7 +1319,47 @@
           <w:szCs w:val="28"/>
           <w:lang w:val="en-US"/>
         </w:rPr>
-        <w:t xml:space="preserve"> Assessment of biological age is important not only for clinical medicine, but also for preventive measures, as well as for monitoring the effectiveness of various anti-aging interventions, the use of geroprotectors. Determination of biological age will make it possible to differentiate geroprotectors based on the sign of slowing down aging at different stages of </w:t>
+        <w:t xml:space="preserve"> Assessment of biological age is important not only for clinical medicine, but also for preventive measures, as well as for monitoring the effectiveness of various anti-aging interventions, the use of </w:t>
+      </w:r>
+      <w:proofErr w:type="spellStart"/>
+      <w:r>
+        <w:rPr>
+          <w:rFonts w:ascii="Times New Roman" w:hAnsi="Times New Roman" w:cs="Times New Roman"/>
+          <w:sz w:val="28"/>
+          <w:szCs w:val="28"/>
+          <w:lang w:val="en-US"/>
+        </w:rPr>
+        <w:t>geroprotectors</w:t>
+      </w:r>
+      <w:proofErr w:type="spellEnd"/>
+      <w:r>
+        <w:rPr>
+          <w:rFonts w:ascii="Times New Roman" w:hAnsi="Times New Roman" w:cs="Times New Roman"/>
+          <w:sz w:val="28"/>
+          <w:szCs w:val="28"/>
+          <w:lang w:val="en-US"/>
+        </w:rPr>
+        <w:t xml:space="preserve">. Determination of biological age will make it possible to differentiate </w:t>
+      </w:r>
+      <w:proofErr w:type="spellStart"/>
+      <w:r>
+        <w:rPr>
+          <w:rFonts w:ascii="Times New Roman" w:hAnsi="Times New Roman" w:cs="Times New Roman"/>
+          <w:sz w:val="28"/>
+          <w:szCs w:val="28"/>
+          <w:lang w:val="en-US"/>
+        </w:rPr>
+        <w:t>geroprotectors</w:t>
+      </w:r>
+      <w:proofErr w:type="spellEnd"/>
+      <w:r>
+        <w:rPr>
+          <w:rFonts w:ascii="Times New Roman" w:hAnsi="Times New Roman" w:cs="Times New Roman"/>
+          <w:sz w:val="28"/>
+          <w:szCs w:val="28"/>
+          <w:lang w:val="en-US"/>
+        </w:rPr>
+        <w:t xml:space="preserve"> based on the sign of slowing down aging at different stages of </w:t>
       </w:r>
       <w:r>
         <w:rPr>
@@ -3308,8 +3490,22 @@
           <w:lang w:val="en-US"/>
           <w14:ligatures w14:val="none"/>
         </w:rPr>
-        <w:t>Figure 5 - Rhythmogram</w:t>
-      </w:r>
+        <w:t xml:space="preserve">Figure 5 - </w:t>
+      </w:r>
+      <w:proofErr w:type="spellStart"/>
+      <w:r>
+        <w:rPr>
+          <w:rFonts w:ascii="Times New Roman" w:eastAsia="Times New Roman" w:hAnsi="Times New Roman" w:cs="Times New Roman"/>
+          <w:color w:val="212529"/>
+          <w:kern w:val="36"/>
+          <w:sz w:val="28"/>
+          <w:szCs w:val="28"/>
+          <w:lang w:val="en-US"/>
+          <w14:ligatures w14:val="none"/>
+        </w:rPr>
+        <w:t>Rhythmogram</w:t>
+      </w:r>
+      <w:proofErr w:type="spellEnd"/>
     </w:p>
     <w:p>
       <w:pPr>
@@ -5477,61 +5673,58 @@
         <w:ind w:firstLine="709"/>
         <w:jc w:val="both"/>
         <w:rPr>
-          <w:rFonts w:ascii="Times New Roman" w:hAnsi="Times New Roman" w:cs="Times New Roman"/>
-          <w:color w:val="000000"/>
-          <w:kern w:val="0"/>
-          <w:sz w:val="28"/>
-          <w:szCs w:val="28"/>
-          <w:lang w:val="en-US"/>
-          <w14:ligatures w14:val="none"/>
-        </w:rPr>
-      </w:pPr>
-      <w:r>
-        <w:rPr>
-          <w:rFonts w:ascii="Times New Roman" w:hAnsi="Times New Roman" w:cs="Times New Roman"/>
-          <w:sz w:val="28"/>
-          <w:szCs w:val="28"/>
-        </w:rPr>
-        <w:t>For each patient, the expected age was determined by averaging the values ​​of the age range.</w:t>
-      </w:r>
-      <w:r>
-        <w:rPr>
-          <w:rFonts w:ascii="Times New Roman" w:hAnsi="Times New Roman" w:cs="Times New Roman"/>
-          <w:sz w:val="28"/>
-          <w:szCs w:val="28"/>
-        </w:rPr>
-        <w:t xml:space="preserve"> </w:t>
-      </w:r>
-      <w:r>
-        <w:rPr>
-          <w:rFonts w:ascii="Times New Roman" w:hAnsi="Times New Roman" w:cs="Times New Roman"/>
-          <w:sz w:val="28"/>
-          <w:szCs w:val="28"/>
-        </w:rPr>
-        <w:t xml:space="preserve">Higuchi fractal dimension (HFD) was calculated for </w:t>
-      </w:r>
-      <w:r>
-        <w:rPr>
-          <w:rFonts w:ascii="Times New Roman" w:hAnsi="Times New Roman" w:cs="Times New Roman"/>
-          <w:color w:val="000000"/>
-          <w:kern w:val="0"/>
-          <w:sz w:val="28"/>
-          <w:szCs w:val="28"/>
-          <w:lang w:val="en-US"/>
-          <w14:ligatures w14:val="none"/>
-        </w:rPr>
-        <w:t xml:space="preserve">368 men and correlated with age with r = </w:t>
-      </w:r>
-      <w:r>
-        <w:rPr>
           <w:rFonts w:ascii="Times New Roman" w:eastAsia="Times New Roman" w:hAnsi="Times New Roman" w:cs="Times New Roman"/>
           <w:color w:val="000000"/>
           <w:kern w:val="0"/>
           <w:sz w:val="28"/>
           <w:szCs w:val="28"/>
+          <w:lang w:val="en-US"/>
           <w14:ligatures w14:val="none"/>
         </w:rPr>
-        <w:t>-0,23918</w:t>
+      </w:pPr>
+      <w:r>
+        <w:rPr>
+          <w:rFonts w:ascii="Times New Roman" w:hAnsi="Times New Roman" w:cs="Times New Roman"/>
+          <w:sz w:val="28"/>
+          <w:szCs w:val="28"/>
+        </w:rPr>
+        <w:t>For each patient, the expected age was determined by averaging the values ​​of the age range.</w:t>
+      </w:r>
+      <w:r>
+        <w:rPr>
+          <w:rFonts w:ascii="Times New Roman" w:hAnsi="Times New Roman" w:cs="Times New Roman"/>
+          <w:sz w:val="28"/>
+          <w:szCs w:val="28"/>
+        </w:rPr>
+        <w:t xml:space="preserve"> </w:t>
+      </w:r>
+    </w:p>
+    <w:p>
+      <w:pPr>
+        <w:spacing w:after="0" w:line="360" w:lineRule="auto"/>
+        <w:ind w:firstLine="709"/>
+        <w:jc w:val="both"/>
+        <w:rPr>
+          <w:rFonts w:ascii="Times New Roman" w:eastAsia="Times New Roman" w:hAnsi="Times New Roman" w:cs="Times New Roman"/>
+          <w:color w:val="000000"/>
+          <w:kern w:val="0"/>
+          <w:sz w:val="28"/>
+          <w:szCs w:val="28"/>
+          <w:lang w:val="en-US"/>
+          <w14:ligatures w14:val="none"/>
+        </w:rPr>
+      </w:pPr>
+      <w:r>
+        <w:rPr>
+          <w:rFonts w:ascii="Times New Roman" w:eastAsia="Times New Roman" w:hAnsi="Times New Roman" w:cs="Times New Roman"/>
+          <w:color w:val="000000"/>
+          <w:kern w:val="0"/>
+          <w:sz w:val="28"/>
+          <w:szCs w:val="28"/>
+          <w:lang w:val="en-US"/>
+          <w14:ligatures w14:val="none"/>
+        </w:rPr>
+        <w:t xml:space="preserve">Then a regression model with one factor was built </w:t>
       </w:r>
       <w:r>
         <w:rPr>
@@ -5540,11 +5733,88 @@
           <w:kern w:val="0"/>
           <w:sz w:val="28"/>
           <w:szCs w:val="28"/>
+          <w:lang w:val="en-US"/>
           <w14:ligatures w14:val="none"/>
         </w:rPr>
-        <w:t xml:space="preserve"> </w:t>
-      </w:r>
-      <w:r>
+        <w:t>fo</w:t>
+      </w:r>
+      <w:r>
+        <w:rPr>
+          <w:rFonts w:ascii="Times New Roman" w:hAnsi="Times New Roman" w:cs="Times New Roman" w:hint="eastAsia"/>
+          <w:color w:val="000000"/>
+          <w:kern w:val="0"/>
+          <w:sz w:val="28"/>
+          <w:szCs w:val="28"/>
+          <w:lang w:val="en-US"/>
+          <w14:ligatures w14:val="none"/>
+        </w:rPr>
+        <w:t>r male</w:t>
+      </w:r>
+      <w:r>
+        <w:rPr>
+          <w:rFonts w:ascii="Times New Roman" w:hAnsi="Times New Roman" w:cs="Times New Roman"/>
+          <w:color w:val="000000"/>
+          <w:kern w:val="0"/>
+          <w:sz w:val="28"/>
+          <w:szCs w:val="28"/>
+          <w14:ligatures w14:val="none"/>
+        </w:rPr>
+        <w:t xml:space="preserve"> (</w:t>
+      </w:r>
+      <w:r>
+        <w:rPr>
+          <w:rFonts w:ascii="Times New Roman" w:hAnsi="Times New Roman" w:cs="Times New Roman"/>
+          <w:color w:val="000000"/>
+          <w:kern w:val="0"/>
+          <w:sz w:val="28"/>
+          <w:szCs w:val="28"/>
+          <w:lang w:val="en-US"/>
+          <w14:ligatures w14:val="none"/>
+        </w:rPr>
+        <w:t>figure 6)</w:t>
+      </w:r>
+      <w:r>
+        <w:rPr>
+          <w:rFonts w:ascii="Times New Roman" w:hAnsi="Times New Roman" w:cs="Times New Roman" w:hint="eastAsia"/>
+          <w:color w:val="000000"/>
+          <w:kern w:val="0"/>
+          <w:sz w:val="28"/>
+          <w:szCs w:val="28"/>
+          <w:lang w:val="en-US"/>
+          <w14:ligatures w14:val="none"/>
+        </w:rPr>
+        <w:t xml:space="preserve"> and female</w:t>
+      </w:r>
+      <w:r>
+        <w:rPr>
+          <w:rFonts w:ascii="Times New Roman" w:hAnsi="Times New Roman" w:cs="Times New Roman"/>
+          <w:color w:val="000000"/>
+          <w:kern w:val="0"/>
+          <w:sz w:val="28"/>
+          <w:szCs w:val="28"/>
+          <w:lang w:val="en-US"/>
+          <w14:ligatures w14:val="none"/>
+        </w:rPr>
+        <w:t xml:space="preserve"> (figure 7)</w:t>
+      </w:r>
+      <w:r>
+        <w:rPr>
+          <w:rFonts w:ascii="Times New Roman" w:hAnsi="Times New Roman" w:cs="Times New Roman" w:hint="eastAsia"/>
+          <w:color w:val="000000"/>
+          <w:kern w:val="0"/>
+          <w:sz w:val="28"/>
+          <w:szCs w:val="28"/>
+          <w:lang w:val="en-US"/>
+          <w14:ligatures w14:val="none"/>
+        </w:rPr>
+        <w:t xml:space="preserve"> respectively.</w:t>
+      </w:r>
+    </w:p>
+    <w:p>
+      <w:pPr>
+        <w:spacing w:after="0" w:line="360" w:lineRule="auto"/>
+        <w:ind w:firstLine="709"/>
+        <w:jc w:val="both"/>
         <w:rPr>
           <w:rFonts w:ascii="Times New Roman" w:eastAsia="Times New Roman" w:hAnsi="Times New Roman" w:cs="Times New Roman"/>
           <w:color w:val="000000"/>
@@ -5554,11 +5824,330 @@
           <w:lang w:val="en-US"/>
           <w14:ligatures w14:val="none"/>
         </w:rPr>
-        <w:t>(</w:t>
-      </w:r>
-      <w:r>
-        <w:rPr>
-          <w:rFonts w:ascii="Times New Roman" w:hAnsi="Times New Roman" w:cs="Times New Roman" w:hint="eastAsia"/>
+      </w:pPr>
+    </w:p>
+    <w:p>
+      <w:pPr>
+        <w:jc w:val="center"/>
+      </w:pPr>
+      <w:r>
+        <w:rPr>
+          <w:noProof/>
+        </w:rPr>
+        <w:lastRenderedPageBreak/>
+        <w:drawing>
+          <wp:inline distT="0" distB="0" distL="0" distR="0" wp14:anchorId="3A270290" wp14:editId="459E28FB">
+            <wp:extent cx="5505450" cy="4371975"/>
+            <wp:effectExtent l="0" t="0" r="0" b="9525"/>
+            <wp:docPr id="1500025614" name="Picture 1" descr="A screen shot of a graph&#10;&#10;AI-generated content may be incorrect."/>
+            <wp:cNvGraphicFramePr>
+              <a:graphicFrameLocks xmlns:a="http://schemas.openxmlformats.org/drawingml/2006/main" noChangeAspect="1"/>
+            </wp:cNvGraphicFramePr>
+            <a:graphic xmlns:a="http://schemas.openxmlformats.org/drawingml/2006/main">
+              <a:graphicData uri="http://schemas.openxmlformats.org/drawingml/2006/picture">
+                <pic:pic xmlns:pic="http://schemas.openxmlformats.org/drawingml/2006/picture">
+                  <pic:nvPicPr>
+                    <pic:cNvPr id="1500025614" name="Picture 1" descr="A screen shot of a graph&#10;&#10;AI-generated content may be incorrect."/>
+                    <pic:cNvPicPr/>
+                  </pic:nvPicPr>
+                  <pic:blipFill rotWithShape="1">
+                    <a:blip r:embed="rId11"/>
+                    <a:srcRect l="2492" t="8844" r="7477" b="8303"/>
+                    <a:stretch>
+                      <a:fillRect/>
+                    </a:stretch>
+                  </pic:blipFill>
+                  <pic:spPr bwMode="auto">
+                    <a:xfrm>
+                      <a:off x="0" y="0"/>
+                      <a:ext cx="5505450" cy="4371975"/>
+                    </a:xfrm>
+                    <a:prstGeom prst="rect">
+                      <a:avLst/>
+                    </a:prstGeom>
+                    <a:ln>
+                      <a:noFill/>
+                    </a:ln>
+                    <a:extLst>
+                      <a:ext uri="{53640926-AAD7-44D8-BBD7-CCE9431645EC}">
+                        <a14:shadowObscured xmlns:a14="http://schemas.microsoft.com/office/drawing/2010/main"/>
+                      </a:ext>
+                    </a:extLst>
+                  </pic:spPr>
+                </pic:pic>
+              </a:graphicData>
+            </a:graphic>
+          </wp:inline>
+        </w:drawing>
+      </w:r>
+    </w:p>
+    <w:p>
+      <w:pPr>
+        <w:jc w:val="center"/>
+        <w:rPr>
+          <w:rFonts w:ascii="Times New Roman" w:hAnsi="Times New Roman" w:cs="Times New Roman"/>
+          <w:noProof/>
+          <w:sz w:val="28"/>
+          <w:szCs w:val="28"/>
+          <w:lang w:val="en-US"/>
+        </w:rPr>
+      </w:pPr>
+      <w:r>
+        <w:rPr>
+          <w:rFonts w:ascii="Times New Roman" w:hAnsi="Times New Roman" w:cs="Times New Roman"/>
+          <w:noProof/>
+          <w:sz w:val="28"/>
+          <w:szCs w:val="28"/>
+          <w:lang w:val="en-US"/>
+        </w:rPr>
+        <w:t xml:space="preserve">Figure 6 - </w:t>
+      </w:r>
+      <w:r>
+        <w:rPr>
+          <w:rFonts w:ascii="Times New Roman" w:hAnsi="Times New Roman" w:cs="Times New Roman"/>
+          <w:noProof/>
+          <w:sz w:val="28"/>
+          <w:szCs w:val="28"/>
+        </w:rPr>
+        <w:t xml:space="preserve">Linear regression model for </w:t>
+      </w:r>
+      <w:r>
+        <w:rPr>
+          <w:rFonts w:ascii="Times New Roman" w:hAnsi="Times New Roman" w:cs="Times New Roman"/>
+          <w:noProof/>
+          <w:sz w:val="28"/>
+          <w:szCs w:val="28"/>
+          <w:lang w:val="en-US"/>
+        </w:rPr>
+        <w:t>male</w:t>
+      </w:r>
+    </w:p>
+    <w:p>
+      <w:pPr>
+        <w:jc w:val="center"/>
+        <w:rPr>
+          <w:lang w:val="en-US"/>
+        </w:rPr>
+      </w:pPr>
+      <w:r>
+        <w:rPr>
+          <w:noProof/>
+        </w:rPr>
+        <w:drawing>
+          <wp:inline distT="0" distB="0" distL="0" distR="0" wp14:anchorId="3533B192" wp14:editId="5091E3FE">
+            <wp:extent cx="5676900" cy="4381500"/>
+            <wp:effectExtent l="0" t="0" r="0" b="0"/>
+            <wp:docPr id="480360015" name="Picture 1" descr="A screen shot of a graph&#10;&#10;AI-generated content may be incorrect."/>
+            <wp:cNvGraphicFramePr>
+              <a:graphicFrameLocks xmlns:a="http://schemas.openxmlformats.org/drawingml/2006/main" noChangeAspect="1"/>
+            </wp:cNvGraphicFramePr>
+            <a:graphic xmlns:a="http://schemas.openxmlformats.org/drawingml/2006/main">
+              <a:graphicData uri="http://schemas.openxmlformats.org/drawingml/2006/picture">
+                <pic:pic xmlns:pic="http://schemas.openxmlformats.org/drawingml/2006/picture">
+                  <pic:nvPicPr>
+                    <pic:cNvPr id="480360015" name="Picture 1" descr="A screen shot of a graph&#10;&#10;AI-generated content may be incorrect."/>
+                    <pic:cNvPicPr/>
+                  </pic:nvPicPr>
+                  <pic:blipFill rotWithShape="1">
+                    <a:blip r:embed="rId12"/>
+                    <a:srcRect l="1246" t="9206" r="5919" b="7761"/>
+                    <a:stretch>
+                      <a:fillRect/>
+                    </a:stretch>
+                  </pic:blipFill>
+                  <pic:spPr bwMode="auto">
+                    <a:xfrm>
+                      <a:off x="0" y="0"/>
+                      <a:ext cx="5676900" cy="4381500"/>
+                    </a:xfrm>
+                    <a:prstGeom prst="rect">
+                      <a:avLst/>
+                    </a:prstGeom>
+                    <a:ln>
+                      <a:noFill/>
+                    </a:ln>
+                    <a:extLst>
+                      <a:ext uri="{53640926-AAD7-44D8-BBD7-CCE9431645EC}">
+                        <a14:shadowObscured xmlns:a14="http://schemas.microsoft.com/office/drawing/2010/main"/>
+                      </a:ext>
+                    </a:extLst>
+                  </pic:spPr>
+                </pic:pic>
+              </a:graphicData>
+            </a:graphic>
+          </wp:inline>
+        </w:drawing>
+      </w:r>
+    </w:p>
+    <w:p>
+      <w:pPr>
+        <w:jc w:val="center"/>
+        <w:rPr>
+          <w:rFonts w:ascii="Times New Roman" w:hAnsi="Times New Roman" w:cs="Times New Roman"/>
+          <w:noProof/>
+          <w:sz w:val="28"/>
+          <w:szCs w:val="28"/>
+          <w:lang w:val="en-US"/>
+        </w:rPr>
+      </w:pPr>
+      <w:r>
+        <w:rPr>
+          <w:rFonts w:ascii="Times New Roman" w:hAnsi="Times New Roman" w:cs="Times New Roman"/>
+          <w:noProof/>
+          <w:sz w:val="28"/>
+          <w:szCs w:val="28"/>
+          <w:lang w:val="en-US"/>
+        </w:rPr>
+        <w:t xml:space="preserve">Figure </w:t>
+      </w:r>
+      <w:r>
+        <w:rPr>
+          <w:rFonts w:ascii="Times New Roman" w:hAnsi="Times New Roman" w:cs="Times New Roman"/>
+          <w:noProof/>
+          <w:sz w:val="28"/>
+          <w:szCs w:val="28"/>
+          <w:lang w:val="en-US"/>
+        </w:rPr>
+        <w:t>7</w:t>
+      </w:r>
+      <w:r>
+        <w:rPr>
+          <w:rFonts w:ascii="Times New Roman" w:hAnsi="Times New Roman" w:cs="Times New Roman"/>
+          <w:noProof/>
+          <w:sz w:val="28"/>
+          <w:szCs w:val="28"/>
+          <w:lang w:val="en-US"/>
+        </w:rPr>
+        <w:t xml:space="preserve"> - </w:t>
+      </w:r>
+      <w:r>
+        <w:rPr>
+          <w:rFonts w:ascii="Times New Roman" w:hAnsi="Times New Roman" w:cs="Times New Roman"/>
+          <w:noProof/>
+          <w:sz w:val="28"/>
+          <w:szCs w:val="28"/>
+        </w:rPr>
+        <w:t xml:space="preserve">Linear regression model for </w:t>
+      </w:r>
+      <w:r>
+        <w:rPr>
+          <w:rFonts w:ascii="Times New Roman" w:hAnsi="Times New Roman" w:cs="Times New Roman"/>
+          <w:noProof/>
+          <w:sz w:val="28"/>
+          <w:szCs w:val="28"/>
+          <w:lang w:val="en-US"/>
+        </w:rPr>
+        <w:t>fe</w:t>
+      </w:r>
+      <w:r>
+        <w:rPr>
+          <w:rFonts w:ascii="Times New Roman" w:hAnsi="Times New Roman" w:cs="Times New Roman"/>
+          <w:noProof/>
+          <w:sz w:val="28"/>
+          <w:szCs w:val="28"/>
+          <w:lang w:val="en-US"/>
+        </w:rPr>
+        <w:t>male</w:t>
+      </w:r>
+    </w:p>
+    <w:p>
+      <w:pPr>
+        <w:ind w:firstLine="708"/>
+        <w:jc w:val="both"/>
+        <w:rPr>
+          <w:b/>
+          <w:bCs/>
+          <w:lang w:val="en-US"/>
+        </w:rPr>
+      </w:pPr>
+      <w:r>
+        <w:rPr>
+          <w:b/>
+          <w:bCs/>
+          <w:lang w:val="en-US"/>
+        </w:rPr>
+        <w:lastRenderedPageBreak/>
+        <w:t>Results</w:t>
+      </w:r>
+    </w:p>
+    <w:p>
+      <w:pPr>
+        <w:spacing w:after="0" w:line="360" w:lineRule="auto"/>
+        <w:ind w:firstLine="708"/>
+        <w:jc w:val="both"/>
+        <w:rPr>
+          <w:rFonts w:ascii="Times New Roman" w:hAnsi="Times New Roman" w:cs="Times New Roman"/>
+          <w:sz w:val="28"/>
+          <w:szCs w:val="28"/>
+          <w:lang w:val="en-US"/>
+        </w:rPr>
+      </w:pPr>
+      <w:r>
+        <w:rPr>
+          <w:rFonts w:ascii="Times New Roman" w:hAnsi="Times New Roman" w:cs="Times New Roman"/>
+          <w:sz w:val="28"/>
+          <w:szCs w:val="28"/>
+        </w:rPr>
+        <w:t>As can be seen from the figures, the fractal dimension decreases with age. This means that the complexity of the HRV time series decreases with age.</w:t>
+      </w:r>
+      <w:r>
+        <w:rPr>
+          <w:rFonts w:ascii="Times New Roman" w:hAnsi="Times New Roman" w:cs="Times New Roman"/>
+          <w:sz w:val="28"/>
+          <w:szCs w:val="28"/>
+        </w:rPr>
+        <w:t xml:space="preserve"> The larger the fractal dimension, the smaller</w:t>
+      </w:r>
+      <w:r>
+        <w:rPr>
+          <w:rFonts w:ascii="Times New Roman" w:hAnsi="Times New Roman" w:cs="Times New Roman"/>
+          <w:sz w:val="28"/>
+          <w:szCs w:val="28"/>
+          <w:lang w:val="en-US"/>
+        </w:rPr>
+        <w:t xml:space="preserve"> is</w:t>
+      </w:r>
+      <w:r>
+        <w:rPr>
+          <w:rFonts w:ascii="Times New Roman" w:hAnsi="Times New Roman" w:cs="Times New Roman"/>
+          <w:sz w:val="28"/>
+          <w:szCs w:val="28"/>
+        </w:rPr>
+        <w:t xml:space="preserve"> the biological </w:t>
+      </w:r>
+      <w:r>
+        <w:rPr>
+          <w:rFonts w:ascii="Times New Roman" w:hAnsi="Times New Roman" w:cs="Times New Roman"/>
+          <w:sz w:val="28"/>
+          <w:szCs w:val="28"/>
+          <w:lang w:val="en-US"/>
+        </w:rPr>
+        <w:t>age.</w:t>
+      </w:r>
+    </w:p>
+    <w:p>
+      <w:pPr>
+        <w:spacing w:after="0" w:line="360" w:lineRule="auto"/>
+        <w:ind w:firstLine="708"/>
+        <w:jc w:val="both"/>
+        <w:rPr>
+          <w:rFonts w:ascii="Times New Roman" w:hAnsi="Times New Roman" w:cs="Times New Roman"/>
+          <w:sz w:val="28"/>
+          <w:szCs w:val="28"/>
+          <w:lang w:val="en-US"/>
+        </w:rPr>
+      </w:pPr>
+      <w:r>
+        <w:rPr>
+          <w:rFonts w:ascii="Times New Roman" w:hAnsi="Times New Roman" w:cs="Times New Roman"/>
+          <w:sz w:val="28"/>
+          <w:szCs w:val="28"/>
+        </w:rPr>
+        <w:t xml:space="preserve">Higuchi fractal dimension (HFD) was calculated for </w:t>
+      </w:r>
+      <w:r>
+        <w:rPr>
+          <w:rFonts w:ascii="Times New Roman" w:hAnsi="Times New Roman" w:cs="Times New Roman"/>
           <w:color w:val="000000"/>
           <w:kern w:val="0"/>
           <w:sz w:val="28"/>
@@ -5566,11 +6155,11 @@
           <w:lang w:val="en-US"/>
           <w14:ligatures w14:val="none"/>
         </w:rPr>
-        <w:t>p</w:t>
-      </w:r>
-      <w:r>
-        <w:rPr>
-          <w:rFonts w:ascii="Times New Roman" w:hAnsi="Times New Roman" w:cs="Times New Roman" w:hint="eastAsia"/>
+        <w:t xml:space="preserve">368 men and </w:t>
+      </w:r>
+      <w:r>
+        <w:rPr>
+          <w:rFonts w:ascii="Times New Roman" w:hAnsi="Times New Roman" w:cs="Times New Roman"/>
           <w:color w:val="000000"/>
           <w:kern w:val="0"/>
           <w:sz w:val="28"/>
@@ -5578,7 +6167,65 @@
           <w:lang w:val="en-US"/>
           <w14:ligatures w14:val="none"/>
         </w:rPr>
-        <w:t xml:space="preserve">-value = </w:t>
+        <w:t>had Pearson correlation</w:t>
+      </w:r>
+      <w:r>
+        <w:rPr>
+          <w:rFonts w:ascii="Times New Roman" w:hAnsi="Times New Roman" w:cs="Times New Roman"/>
+          <w:color w:val="000000"/>
+          <w:kern w:val="0"/>
+          <w:sz w:val="28"/>
+          <w:szCs w:val="28"/>
+          <w:lang w:val="en-US"/>
+          <w14:ligatures w14:val="none"/>
+        </w:rPr>
+        <w:t xml:space="preserve"> with age r = </w:t>
+      </w:r>
+      <w:r>
+        <w:rPr>
+          <w:rFonts w:ascii="Times New Roman" w:eastAsia="Times New Roman" w:hAnsi="Times New Roman" w:cs="Times New Roman"/>
+          <w:color w:val="000000"/>
+          <w:kern w:val="0"/>
+          <w:sz w:val="28"/>
+          <w:szCs w:val="28"/>
+          <w14:ligatures w14:val="none"/>
+        </w:rPr>
+        <w:t>-0,23918</w:t>
+      </w:r>
+      <w:r>
+        <w:rPr>
+          <w:rFonts w:ascii="Times New Roman" w:hAnsi="Times New Roman" w:cs="Times New Roman"/>
+          <w:color w:val="000000"/>
+          <w:kern w:val="0"/>
+          <w:sz w:val="28"/>
+          <w:szCs w:val="28"/>
+          <w14:ligatures w14:val="none"/>
+        </w:rPr>
+        <w:t xml:space="preserve"> </w:t>
+      </w:r>
+      <w:r>
+        <w:rPr>
+          <w:rFonts w:ascii="Times New Roman" w:eastAsia="Times New Roman" w:hAnsi="Times New Roman" w:cs="Times New Roman"/>
+          <w:color w:val="000000"/>
+          <w:kern w:val="0"/>
+          <w:sz w:val="28"/>
+          <w:szCs w:val="28"/>
+          <w:lang w:val="en-US"/>
+          <w14:ligatures w14:val="none"/>
+        </w:rPr>
+        <w:t>(</w:t>
+      </w:r>
+      <w:r>
+        <w:rPr>
+          <w:rFonts w:ascii="Times New Roman" w:hAnsi="Times New Roman" w:cs="Times New Roman"/>
+          <w:color w:val="000000"/>
+          <w:kern w:val="0"/>
+          <w:sz w:val="28"/>
+          <w:szCs w:val="28"/>
+          <w:lang w:val="en-US"/>
+          <w14:ligatures w14:val="none"/>
+        </w:rPr>
+        <w:t xml:space="preserve">p-value = </w:t>
       </w:r>
       <w:r>
         <w:rPr>
@@ -5650,7 +6297,7 @@
       </m:oMath>
       <w:r>
         <w:rPr>
-          <w:rFonts w:ascii="Times New Roman" w:hAnsi="Times New Roman" w:cs="Times New Roman" w:hint="eastAsia"/>
+          <w:rFonts w:ascii="Times New Roman" w:hAnsi="Times New Roman" w:cs="Times New Roman"/>
           <w:color w:val="000000"/>
           <w:kern w:val="0"/>
           <w:sz w:val="28"/>
@@ -5669,7 +6316,67 @@
           <w:lang w:val="en-US"/>
           <w14:ligatures w14:val="none"/>
         </w:rPr>
-        <w:t>.</w:t>
+        <w:t xml:space="preserve">. </w:t>
+      </w:r>
+      <w:proofErr w:type="gramStart"/>
+      <w:r>
+        <w:rPr>
+          <w:rFonts w:ascii="Times New Roman" w:hAnsi="Times New Roman" w:cs="Times New Roman"/>
+          <w:color w:val="000000"/>
+          <w:kern w:val="0"/>
+          <w:sz w:val="28"/>
+          <w:szCs w:val="28"/>
+          <w:lang w:val="en-US"/>
+          <w14:ligatures w14:val="none"/>
+        </w:rPr>
+        <w:t>Also</w:t>
+      </w:r>
+      <w:proofErr w:type="gramEnd"/>
+      <w:r>
+        <w:rPr>
+          <w:rFonts w:ascii="Times New Roman" w:hAnsi="Times New Roman" w:cs="Times New Roman"/>
+          <w:color w:val="000000"/>
+          <w:kern w:val="0"/>
+          <w:sz w:val="28"/>
+          <w:szCs w:val="28"/>
+          <w:lang w:val="en-US"/>
+          <w14:ligatures w14:val="none"/>
+        </w:rPr>
+        <w:t xml:space="preserve"> HFD was calculated for</w:t>
+      </w:r>
+      <w:r>
+        <w:rPr>
+          <w:rFonts w:ascii="Times New Roman" w:hAnsi="Times New Roman" w:cs="Times New Roman"/>
+          <w:sz w:val="28"/>
+          <w:szCs w:val="28"/>
+        </w:rPr>
+        <w:t xml:space="preserve"> 593 women and </w:t>
+      </w:r>
+      <w:r>
+        <w:rPr>
+          <w:rFonts w:ascii="Times New Roman" w:hAnsi="Times New Roman" w:cs="Times New Roman"/>
+          <w:sz w:val="28"/>
+          <w:szCs w:val="28"/>
+          <w:lang w:val="en-US"/>
+        </w:rPr>
+        <w:t>had Pearson correlation</w:t>
+      </w:r>
+      <w:r>
+        <w:rPr>
+          <w:rFonts w:ascii="Times New Roman" w:hAnsi="Times New Roman" w:cs="Times New Roman"/>
+          <w:sz w:val="28"/>
+          <w:szCs w:val="28"/>
+        </w:rPr>
+        <w:t xml:space="preserve"> with age r</w:t>
+      </w:r>
+      <w:r>
+        <w:rPr>
+          <w:rFonts w:ascii="Times New Roman" w:hAnsi="Times New Roman" w:cs="Times New Roman"/>
+          <w:sz w:val="28"/>
+          <w:szCs w:val="28"/>
+          <w:lang w:val="en-US"/>
+        </w:rPr>
+        <w:t xml:space="preserve"> = </w:t>
       </w:r>
       <w:r>
         <w:rPr>
@@ -5678,10 +6385,9 @@
           <w:kern w:val="0"/>
           <w:sz w:val="28"/>
           <w:szCs w:val="28"/>
-          <w:lang w:val="en-US"/>
           <w14:ligatures w14:val="none"/>
         </w:rPr>
-        <w:t xml:space="preserve"> </w:t>
+        <w:t>-0,2769</w:t>
       </w:r>
       <w:r>
         <w:rPr>
@@ -5693,11 +6399,11 @@
           <w:lang w:val="en-US"/>
           <w14:ligatures w14:val="none"/>
         </w:rPr>
-        <w:t>Mean Squared Error (MSE): 526.2093</w:t>
-      </w:r>
-      <w:r>
-        <w:rPr>
-          <w:rFonts w:ascii="Times New Roman" w:eastAsia="Times New Roman" w:hAnsi="Times New Roman" w:cs="Times New Roman"/>
+        <w:t xml:space="preserve"> (</w:t>
+      </w:r>
+      <w:r>
+        <w:rPr>
+          <w:rFonts w:ascii="Times New Roman" w:hAnsi="Times New Roman" w:cs="Times New Roman"/>
           <w:color w:val="000000"/>
           <w:kern w:val="0"/>
           <w:sz w:val="28"/>
@@ -5705,108 +6411,7 @@
           <w:lang w:val="en-US"/>
           <w14:ligatures w14:val="none"/>
         </w:rPr>
-        <w:t xml:space="preserve"> </w:t>
-      </w:r>
-      <w:r>
-        <w:rPr>
-          <w:rFonts w:ascii="Times New Roman" w:hAnsi="Times New Roman" w:cs="Times New Roman"/>
-          <w:color w:val="000000"/>
-          <w:kern w:val="0"/>
-          <w:sz w:val="28"/>
-          <w:szCs w:val="28"/>
-          <w:lang w:val="en-US"/>
-          <w14:ligatures w14:val="none"/>
-        </w:rPr>
-        <w:t>Also HFD was calculated for</w:t>
-      </w:r>
-      <w:r>
-        <w:rPr>
-          <w:rFonts w:ascii="Times New Roman" w:hAnsi="Times New Roman" w:cs="Times New Roman"/>
-          <w:sz w:val="28"/>
-          <w:szCs w:val="28"/>
-        </w:rPr>
-        <w:t xml:space="preserve"> </w:t>
-      </w:r>
-      <w:r>
-        <w:rPr>
-          <w:rFonts w:ascii="Times New Roman" w:hAnsi="Times New Roman" w:cs="Times New Roman"/>
-          <w:sz w:val="28"/>
-          <w:szCs w:val="28"/>
-        </w:rPr>
-        <w:t xml:space="preserve">593 women and correlated with age </w:t>
-      </w:r>
-      <w:r>
-        <w:rPr>
-          <w:rFonts w:ascii="Times New Roman" w:hAnsi="Times New Roman" w:cs="Times New Roman"/>
-          <w:sz w:val="28"/>
-          <w:szCs w:val="28"/>
-          <w:lang w:val="en-US"/>
-        </w:rPr>
-        <w:t xml:space="preserve">with </w:t>
-      </w:r>
-      <w:r>
-        <w:rPr>
-          <w:rFonts w:ascii="Times New Roman" w:hAnsi="Times New Roman" w:cs="Times New Roman"/>
-          <w:sz w:val="28"/>
-          <w:szCs w:val="28"/>
-        </w:rPr>
-        <w:t>r</w:t>
-      </w:r>
-      <w:r>
-        <w:rPr>
-          <w:rFonts w:ascii="Times New Roman" w:hAnsi="Times New Roman" w:cs="Times New Roman"/>
-          <w:sz w:val="28"/>
-          <w:szCs w:val="28"/>
-          <w:lang w:val="en-US"/>
-        </w:rPr>
-        <w:t xml:space="preserve"> = </w:t>
-      </w:r>
-      <w:r>
-        <w:rPr>
-          <w:rFonts w:ascii="Times New Roman" w:eastAsia="Times New Roman" w:hAnsi="Times New Roman" w:cs="Times New Roman"/>
-          <w:color w:val="000000"/>
-          <w:kern w:val="0"/>
-          <w:sz w:val="28"/>
-          <w:szCs w:val="28"/>
-          <w14:ligatures w14:val="none"/>
-        </w:rPr>
-        <w:t>-0,2769</w:t>
-      </w:r>
-      <w:r>
-        <w:rPr>
-          <w:rFonts w:ascii="Times New Roman" w:eastAsia="Times New Roman" w:hAnsi="Times New Roman" w:cs="Times New Roman"/>
-          <w:color w:val="000000"/>
-          <w:kern w:val="0"/>
-          <w:sz w:val="28"/>
-          <w:szCs w:val="28"/>
-          <w:lang w:val="en-US"/>
-          <w14:ligatures w14:val="none"/>
-        </w:rPr>
-        <w:t xml:space="preserve"> (</w:t>
-      </w:r>
-      <w:r>
-        <w:rPr>
-          <w:rFonts w:ascii="Times New Roman" w:hAnsi="Times New Roman" w:cs="Times New Roman" w:hint="eastAsia"/>
-          <w:color w:val="000000"/>
-          <w:kern w:val="0"/>
-          <w:sz w:val="28"/>
-          <w:szCs w:val="28"/>
-          <w:lang w:val="en-US"/>
-          <w14:ligatures w14:val="none"/>
-        </w:rPr>
-        <w:t>p</w:t>
-      </w:r>
-      <w:r>
-        <w:rPr>
-          <w:rFonts w:ascii="Times New Roman" w:hAnsi="Times New Roman" w:cs="Times New Roman" w:hint="eastAsia"/>
-          <w:color w:val="000000"/>
-          <w:kern w:val="0"/>
-          <w:sz w:val="28"/>
-          <w:szCs w:val="28"/>
-          <w:lang w:val="en-US"/>
-          <w14:ligatures w14:val="none"/>
-        </w:rPr>
-        <w:t xml:space="preserve">-value = </w:t>
+        <w:t xml:space="preserve">p-value = </w:t>
       </w:r>
       <w:r>
         <w:rPr>
@@ -5878,7 +6483,7 @@
       </m:oMath>
       <w:r>
         <w:rPr>
-          <w:rFonts w:ascii="Times New Roman" w:hAnsi="Times New Roman" w:cs="Times New Roman" w:hint="eastAsia"/>
+          <w:rFonts w:ascii="Times New Roman" w:hAnsi="Times New Roman" w:cs="Times New Roman"/>
           <w:color w:val="000000"/>
           <w:kern w:val="0"/>
           <w:sz w:val="28"/>
@@ -5897,8 +6502,21 @@
           <w:lang w:val="en-US"/>
           <w14:ligatures w14:val="none"/>
         </w:rPr>
-        <w:t>.</w:t>
-      </w:r>
+        <w:t xml:space="preserve">.  </w:t>
+      </w:r>
+    </w:p>
+    <w:p>
+      <w:pPr>
+        <w:spacing w:after="0" w:line="360" w:lineRule="auto"/>
+        <w:ind w:firstLine="708"/>
+        <w:jc w:val="both"/>
+        <w:rPr>
+          <w:rFonts w:ascii="Times New Roman" w:hAnsi="Times New Roman" w:cs="Times New Roman"/>
+          <w:sz w:val="28"/>
+          <w:szCs w:val="28"/>
+          <w:lang w:val="en-US"/>
+        </w:rPr>
+      </w:pPr>
       <w:r>
         <w:rPr>
           <w:rFonts w:ascii="Times New Roman" w:eastAsia="Times New Roman" w:hAnsi="Times New Roman" w:cs="Times New Roman"/>
@@ -5909,403 +6527,7 @@
           <w:lang w:val="en-US"/>
           <w14:ligatures w14:val="none"/>
         </w:rPr>
-        <w:t xml:space="preserve"> </w:t>
-      </w:r>
-      <w:r>
-        <w:rPr>
-          <w:rFonts w:ascii="Times New Roman" w:eastAsia="Times New Roman" w:hAnsi="Times New Roman" w:cs="Times New Roman"/>
-          <w:color w:val="000000"/>
-          <w:kern w:val="0"/>
-          <w:sz w:val="28"/>
-          <w:szCs w:val="28"/>
-          <w:lang w:val="en-US"/>
-          <w14:ligatures w14:val="none"/>
-        </w:rPr>
-        <w:t>Mean Squared Error (MSE): 511.0530</w:t>
-      </w:r>
-      <w:r>
-        <w:rPr>
-          <w:rFonts w:ascii="Times New Roman" w:eastAsia="Times New Roman" w:hAnsi="Times New Roman" w:cs="Times New Roman"/>
-          <w:color w:val="000000"/>
-          <w:kern w:val="0"/>
-          <w:sz w:val="28"/>
-          <w:szCs w:val="28"/>
-          <w:lang w:val="en-US"/>
-          <w14:ligatures w14:val="none"/>
-        </w:rPr>
-        <w:t xml:space="preserve"> </w:t>
-      </w:r>
-      <w:r>
-        <w:rPr>
-          <w:rFonts w:ascii="Times New Roman" w:eastAsia="Times New Roman" w:hAnsi="Times New Roman" w:cs="Times New Roman"/>
-          <w:color w:val="000000"/>
-          <w:kern w:val="0"/>
-          <w:sz w:val="28"/>
-          <w:szCs w:val="28"/>
-          <w:lang w:val="en-US"/>
-          <w14:ligatures w14:val="none"/>
-        </w:rPr>
-        <w:t xml:space="preserve">Then a regression model with one factor was built </w:t>
-      </w:r>
-      <w:r>
-        <w:rPr>
-          <w:rFonts w:ascii="Times New Roman" w:hAnsi="Times New Roman" w:cs="Times New Roman" w:hint="eastAsia"/>
-          <w:color w:val="000000"/>
-          <w:kern w:val="0"/>
-          <w:sz w:val="28"/>
-          <w:szCs w:val="28"/>
-          <w:lang w:val="en-US"/>
-          <w14:ligatures w14:val="none"/>
-        </w:rPr>
-        <w:t>fo</w:t>
-      </w:r>
-      <w:r>
-        <w:rPr>
-          <w:rFonts w:ascii="Times New Roman" w:hAnsi="Times New Roman" w:cs="Times New Roman" w:hint="eastAsia"/>
-          <w:color w:val="000000"/>
-          <w:kern w:val="0"/>
-          <w:sz w:val="28"/>
-          <w:szCs w:val="28"/>
-          <w:lang w:val="en-US"/>
-          <w14:ligatures w14:val="none"/>
-        </w:rPr>
-        <w:t>r male</w:t>
-      </w:r>
-      <w:r>
-        <w:rPr>
-          <w:rFonts w:ascii="Times New Roman" w:hAnsi="Times New Roman" w:cs="Times New Roman"/>
-          <w:color w:val="000000"/>
-          <w:kern w:val="0"/>
-          <w:sz w:val="28"/>
-          <w:szCs w:val="28"/>
-          <w14:ligatures w14:val="none"/>
-        </w:rPr>
-        <w:t xml:space="preserve"> (</w:t>
-      </w:r>
-      <w:r>
-        <w:rPr>
-          <w:rFonts w:ascii="Times New Roman" w:hAnsi="Times New Roman" w:cs="Times New Roman"/>
-          <w:color w:val="000000"/>
-          <w:kern w:val="0"/>
-          <w:sz w:val="28"/>
-          <w:szCs w:val="28"/>
-          <w:lang w:val="en-US"/>
-          <w14:ligatures w14:val="none"/>
-        </w:rPr>
-        <w:t>figure 6)</w:t>
-      </w:r>
-      <w:r>
-        <w:rPr>
-          <w:rFonts w:ascii="Times New Roman" w:hAnsi="Times New Roman" w:cs="Times New Roman" w:hint="eastAsia"/>
-          <w:color w:val="000000"/>
-          <w:kern w:val="0"/>
-          <w:sz w:val="28"/>
-          <w:szCs w:val="28"/>
-          <w:lang w:val="en-US"/>
-          <w14:ligatures w14:val="none"/>
-        </w:rPr>
-        <w:t xml:space="preserve"> and female</w:t>
-      </w:r>
-      <w:r>
-        <w:rPr>
-          <w:rFonts w:ascii="Times New Roman" w:hAnsi="Times New Roman" w:cs="Times New Roman"/>
-          <w:color w:val="000000"/>
-          <w:kern w:val="0"/>
-          <w:sz w:val="28"/>
-          <w:szCs w:val="28"/>
-          <w:lang w:val="en-US"/>
-          <w14:ligatures w14:val="none"/>
-        </w:rPr>
-        <w:t xml:space="preserve"> (figure 7)</w:t>
-      </w:r>
-      <w:r>
-        <w:rPr>
-          <w:rFonts w:ascii="Times New Roman" w:hAnsi="Times New Roman" w:cs="Times New Roman" w:hint="eastAsia"/>
-          <w:color w:val="000000"/>
-          <w:kern w:val="0"/>
-          <w:sz w:val="28"/>
-          <w:szCs w:val="28"/>
-          <w:lang w:val="en-US"/>
-          <w14:ligatures w14:val="none"/>
-        </w:rPr>
-        <w:t xml:space="preserve"> respectively.</w:t>
-      </w:r>
-    </w:p>
-    <w:p>
-      <w:pPr>
-        <w:jc w:val="center"/>
-      </w:pPr>
-      <w:r>
-        <w:rPr>
-          <w:noProof/>
-        </w:rPr>
-        <w:lastRenderedPageBreak/>
-        <w:drawing>
-          <wp:inline distT="0" distB="0" distL="0" distR="0" wp14:anchorId="3A270290" wp14:editId="459E28FB">
-            <wp:extent cx="5505450" cy="4371975"/>
-            <wp:effectExtent l="0" t="0" r="0" b="9525"/>
-            <wp:docPr id="1500025614" name="Picture 1" descr="A screen shot of a graph&#10;&#10;AI-generated content may be incorrect."/>
-            <wp:cNvGraphicFramePr>
-              <a:graphicFrameLocks xmlns:a="http://schemas.openxmlformats.org/drawingml/2006/main" noChangeAspect="1"/>
-            </wp:cNvGraphicFramePr>
-            <a:graphic xmlns:a="http://schemas.openxmlformats.org/drawingml/2006/main">
-              <a:graphicData uri="http://schemas.openxmlformats.org/drawingml/2006/picture">
-                <pic:pic xmlns:pic="http://schemas.openxmlformats.org/drawingml/2006/picture">
-                  <pic:nvPicPr>
-                    <pic:cNvPr id="1500025614" name="Picture 1" descr="A screen shot of a graph&#10;&#10;AI-generated content may be incorrect."/>
-                    <pic:cNvPicPr/>
-                  </pic:nvPicPr>
-                  <pic:blipFill rotWithShape="1">
-                    <a:blip r:embed="rId11"/>
-                    <a:srcRect l="2492" t="8844" r="7477" b="8303"/>
-                    <a:stretch>
-                      <a:fillRect/>
-                    </a:stretch>
-                  </pic:blipFill>
-                  <pic:spPr bwMode="auto">
-                    <a:xfrm>
-                      <a:off x="0" y="0"/>
-                      <a:ext cx="5505450" cy="4371975"/>
-                    </a:xfrm>
-                    <a:prstGeom prst="rect">
-                      <a:avLst/>
-                    </a:prstGeom>
-                    <a:ln>
-                      <a:noFill/>
-                    </a:ln>
-                    <a:extLst>
-                      <a:ext uri="{53640926-AAD7-44D8-BBD7-CCE9431645EC}">
-                        <a14:shadowObscured xmlns:a14="http://schemas.microsoft.com/office/drawing/2010/main"/>
-                      </a:ext>
-                    </a:extLst>
-                  </pic:spPr>
-                </pic:pic>
-              </a:graphicData>
-            </a:graphic>
-          </wp:inline>
-        </w:drawing>
-      </w:r>
-    </w:p>
-    <w:p>
-      <w:pPr>
-        <w:jc w:val="center"/>
-        <w:rPr>
-          <w:rFonts w:ascii="Times New Roman" w:hAnsi="Times New Roman" w:cs="Times New Roman"/>
-          <w:noProof/>
-          <w:sz w:val="28"/>
-          <w:szCs w:val="28"/>
-          <w:lang w:val="en-US"/>
-        </w:rPr>
-      </w:pPr>
-      <w:r>
-        <w:rPr>
-          <w:rFonts w:ascii="Times New Roman" w:hAnsi="Times New Roman" w:cs="Times New Roman"/>
-          <w:noProof/>
-          <w:sz w:val="28"/>
-          <w:szCs w:val="28"/>
-          <w:lang w:val="en-US"/>
-        </w:rPr>
-        <w:t xml:space="preserve">Figure 6 - </w:t>
-      </w:r>
-      <w:r>
-        <w:rPr>
-          <w:rFonts w:ascii="Times New Roman" w:hAnsi="Times New Roman" w:cs="Times New Roman"/>
-          <w:noProof/>
-          <w:sz w:val="28"/>
-          <w:szCs w:val="28"/>
-        </w:rPr>
-        <w:t xml:space="preserve">Linear regression model for </w:t>
-      </w:r>
-      <w:r>
-        <w:rPr>
-          <w:rFonts w:ascii="Times New Roman" w:hAnsi="Times New Roman" w:cs="Times New Roman"/>
-          <w:noProof/>
-          <w:sz w:val="28"/>
-          <w:szCs w:val="28"/>
-          <w:lang w:val="en-US"/>
-        </w:rPr>
-        <w:t>male</w:t>
-      </w:r>
-    </w:p>
-    <w:p>
-      <w:pPr>
-        <w:jc w:val="center"/>
-        <w:rPr>
-          <w:lang w:val="en-US"/>
-        </w:rPr>
-      </w:pPr>
-      <w:r>
-        <w:rPr>
-          <w:noProof/>
-        </w:rPr>
-        <w:drawing>
-          <wp:inline distT="0" distB="0" distL="0" distR="0" wp14:anchorId="3533B192" wp14:editId="5091E3FE">
-            <wp:extent cx="5676900" cy="4381500"/>
-            <wp:effectExtent l="0" t="0" r="0" b="0"/>
-            <wp:docPr id="480360015" name="Picture 1" descr="A screen shot of a graph&#10;&#10;AI-generated content may be incorrect."/>
-            <wp:cNvGraphicFramePr>
-              <a:graphicFrameLocks xmlns:a="http://schemas.openxmlformats.org/drawingml/2006/main" noChangeAspect="1"/>
-            </wp:cNvGraphicFramePr>
-            <a:graphic xmlns:a="http://schemas.openxmlformats.org/drawingml/2006/main">
-              <a:graphicData uri="http://schemas.openxmlformats.org/drawingml/2006/picture">
-                <pic:pic xmlns:pic="http://schemas.openxmlformats.org/drawingml/2006/picture">
-                  <pic:nvPicPr>
-                    <pic:cNvPr id="480360015" name="Picture 1" descr="A screen shot of a graph&#10;&#10;AI-generated content may be incorrect."/>
-                    <pic:cNvPicPr/>
-                  </pic:nvPicPr>
-                  <pic:blipFill rotWithShape="1">
-                    <a:blip r:embed="rId12"/>
-                    <a:srcRect l="1246" t="9206" r="5919" b="7761"/>
-                    <a:stretch>
-                      <a:fillRect/>
-                    </a:stretch>
-                  </pic:blipFill>
-                  <pic:spPr bwMode="auto">
-                    <a:xfrm>
-                      <a:off x="0" y="0"/>
-                      <a:ext cx="5676900" cy="4381500"/>
-                    </a:xfrm>
-                    <a:prstGeom prst="rect">
-                      <a:avLst/>
-                    </a:prstGeom>
-                    <a:ln>
-                      <a:noFill/>
-                    </a:ln>
-                    <a:extLst>
-                      <a:ext uri="{53640926-AAD7-44D8-BBD7-CCE9431645EC}">
-                        <a14:shadowObscured xmlns:a14="http://schemas.microsoft.com/office/drawing/2010/main"/>
-                      </a:ext>
-                    </a:extLst>
-                  </pic:spPr>
-                </pic:pic>
-              </a:graphicData>
-            </a:graphic>
-          </wp:inline>
-        </w:drawing>
-      </w:r>
-    </w:p>
-    <w:p>
-      <w:pPr>
-        <w:jc w:val="center"/>
-        <w:rPr>
-          <w:rFonts w:ascii="Times New Roman" w:hAnsi="Times New Roman" w:cs="Times New Roman"/>
-          <w:noProof/>
-          <w:sz w:val="28"/>
-          <w:szCs w:val="28"/>
-          <w:lang w:val="en-US"/>
-        </w:rPr>
-      </w:pPr>
-      <w:r>
-        <w:rPr>
-          <w:rFonts w:ascii="Times New Roman" w:hAnsi="Times New Roman" w:cs="Times New Roman"/>
-          <w:noProof/>
-          <w:sz w:val="28"/>
-          <w:szCs w:val="28"/>
-          <w:lang w:val="en-US"/>
-        </w:rPr>
-        <w:t xml:space="preserve">Figure </w:t>
-      </w:r>
-      <w:r>
-        <w:rPr>
-          <w:rFonts w:ascii="Times New Roman" w:hAnsi="Times New Roman" w:cs="Times New Roman"/>
-          <w:noProof/>
-          <w:sz w:val="28"/>
-          <w:szCs w:val="28"/>
-          <w:lang w:val="en-US"/>
-        </w:rPr>
-        <w:t>7</w:t>
-      </w:r>
-      <w:r>
-        <w:rPr>
-          <w:rFonts w:ascii="Times New Roman" w:hAnsi="Times New Roman" w:cs="Times New Roman"/>
-          <w:noProof/>
-          <w:sz w:val="28"/>
-          <w:szCs w:val="28"/>
-          <w:lang w:val="en-US"/>
-        </w:rPr>
-        <w:t xml:space="preserve"> - </w:t>
-      </w:r>
-      <w:r>
-        <w:rPr>
-          <w:rFonts w:ascii="Times New Roman" w:hAnsi="Times New Roman" w:cs="Times New Roman"/>
-          <w:noProof/>
-          <w:sz w:val="28"/>
-          <w:szCs w:val="28"/>
-        </w:rPr>
-        <w:t xml:space="preserve">Linear regression model for </w:t>
-      </w:r>
-      <w:r>
-        <w:rPr>
-          <w:rFonts w:ascii="Times New Roman" w:hAnsi="Times New Roman" w:cs="Times New Roman"/>
-          <w:noProof/>
-          <w:sz w:val="28"/>
-          <w:szCs w:val="28"/>
-          <w:lang w:val="en-US"/>
-        </w:rPr>
-        <w:t>fe</w:t>
-      </w:r>
-      <w:r>
-        <w:rPr>
-          <w:rFonts w:ascii="Times New Roman" w:hAnsi="Times New Roman" w:cs="Times New Roman"/>
-          <w:noProof/>
-          <w:sz w:val="28"/>
-          <w:szCs w:val="28"/>
-          <w:lang w:val="en-US"/>
-        </w:rPr>
-        <w:t>male</w:t>
-      </w:r>
-    </w:p>
-    <w:p>
-      <w:pPr>
-        <w:ind w:firstLine="708"/>
-        <w:jc w:val="both"/>
-        <w:rPr>
-          <w:b/>
-          <w:bCs/>
-          <w:lang w:val="en-US"/>
-        </w:rPr>
-      </w:pPr>
-      <w:r>
-        <w:rPr>
-          <w:b/>
-          <w:bCs/>
-          <w:lang w:val="en-US"/>
-        </w:rPr>
-        <w:lastRenderedPageBreak/>
-        <w:t>Results</w:t>
-      </w:r>
-    </w:p>
-    <w:p>
-      <w:pPr>
-        <w:ind w:firstLine="708"/>
-        <w:jc w:val="both"/>
-        <w:rPr>
-          <w:lang w:val="en-US"/>
-        </w:rPr>
-      </w:pPr>
-      <w:r>
-        <w:t>As can be seen from the figures, the fractal dimension decreases with age.</w:t>
-      </w:r>
-      <w:r>
-        <w:t xml:space="preserve"> </w:t>
-      </w:r>
-      <w:r>
-        <w:t>This means that the complexity of the HRV time series decreases with age.</w:t>
-      </w:r>
-      <w:r>
-        <w:t xml:space="preserve"> </w:t>
-      </w:r>
-      <w:r>
-        <w:t>The larger the fractal dimension, the smaller the biological</w:t>
-      </w:r>
-      <w:r>
-        <w:t xml:space="preserve"> </w:t>
-      </w:r>
-      <w:r>
-        <w:rPr>
-          <w:lang w:val="en-US"/>
-        </w:rPr>
-        <w:t>age.</w:t>
+        <w:t>For male LR model had Mean Squared Error (MSE): 526.2093, for female had Mean Squared Error (MSE): 511.0530</w:t>
       </w:r>
     </w:p>
     <w:p>
@@ -6313,99 +6535,6 @@
         <w:pict w14:anchorId="69031EE7">
           <v:rect id="_x0000_i1026" style="width:0;height:1.5pt" o:hralign="center" o:hrstd="t" o:hr="t" fillcolor="#a0a0a0" stroked="f"/>
         </w:pict>
-      </w:r>
-    </w:p>
-    <w:p>
-      <w:pPr>
-        <w:rPr>
-          <w:b/>
-          <w:bCs/>
-        </w:rPr>
-      </w:pPr>
-      <w:r>
-        <w:rPr>
-          <w:b/>
-          <w:bCs/>
-        </w:rPr>
-        <w:t>4. Results</w:t>
-      </w:r>
-    </w:p>
-    <w:p>
-      <w:pPr>
-        <w:numPr>
-          <w:ilvl w:val="0"/>
-          <w:numId w:val="4"/>
-        </w:numPr>
-      </w:pPr>
-      <w:r>
-        <w:rPr>
-          <w:b/>
-          <w:bCs/>
-        </w:rPr>
-        <w:t>Fractal Dimension vs. Age:</w:t>
-      </w:r>
-    </w:p>
-    <w:p>
-      <w:pPr>
-        <w:numPr>
-          <w:ilvl w:val="1"/>
-          <w:numId w:val="4"/>
-        </w:numPr>
-      </w:pPr>
-      <w:r>
-        <w:t>Present findings on how FD changes with age.</w:t>
-      </w:r>
-    </w:p>
-    <w:p>
-      <w:pPr>
-        <w:numPr>
-          <w:ilvl w:val="0"/>
-          <w:numId w:val="4"/>
-        </w:numPr>
-      </w:pPr>
-      <w:r>
-        <w:rPr>
-          <w:b/>
-          <w:bCs/>
-        </w:rPr>
-        <w:t>Statistical Analysis:</w:t>
-      </w:r>
-    </w:p>
-    <w:p>
-      <w:pPr>
-        <w:numPr>
-          <w:ilvl w:val="1"/>
-          <w:numId w:val="4"/>
-        </w:numPr>
-      </w:pPr>
-      <w:r>
-        <w:t>Correlation coefficients, significance tests (e.g., Pearson/Spearman correlation).</w:t>
-      </w:r>
-    </w:p>
-    <w:p>
-      <w:pPr>
-        <w:numPr>
-          <w:ilvl w:val="0"/>
-          <w:numId w:val="4"/>
-        </w:numPr>
-      </w:pPr>
-      <w:r>
-        <w:rPr>
-          <w:b/>
-          <w:bCs/>
-        </w:rPr>
-        <w:t>Performance Evaluation:</w:t>
-      </w:r>
-    </w:p>
-    <w:p>
-      <w:pPr>
-        <w:numPr>
-          <w:ilvl w:val="1"/>
-          <w:numId w:val="4"/>
-        </w:numPr>
-      </w:pPr>
-      <w:r>
-        <w:t>If ML models are used, report RMSE, R², MAE, or classification accuracy.</w:t>
       </w:r>
     </w:p>
     <w:p>
@@ -6620,7 +6749,6 @@
         </w:numPr>
       </w:pPr>
       <w:r>
-        <w:lastRenderedPageBreak/>
         <w:t xml:space="preserve">Klemera, P. and Doubal, S. (2006) ‘A new approach to the concept and computation of biological age’, </w:t>
       </w:r>
       <w:r>
@@ -6653,6 +6781,7 @@
           <w:shd w:val="clear" w:color="auto" w:fill="FFFFFF"/>
           <w:lang w:val="en-US"/>
         </w:rPr>
+        <w:lastRenderedPageBreak/>
         <w:t xml:space="preserve">HIGUCHI T. APPROACH TO AN IRREGULAR TIME SERIES ON THE BASIS OF THE FRACTAL THEORY. </w:t>
       </w:r>
       <w:r>
@@ -7198,21 +7327,21 @@
           <w:b/>
           <w:bCs/>
         </w:rPr>
+        <w:t>Смотреть на сегмент PR (или PQ)</w:t>
+      </w:r>
+      <w:r>
+        <w:t xml:space="preserve"> — он часто более устойчив, особенно у медленного или нормального ритма.</w:t>
+      </w:r>
+    </w:p>
+    <w:p>
+      <w:pPr>
+        <w:ind w:left="360"/>
+        <w:rPr>
+          <w:lang w:val="ru-RU"/>
+        </w:rPr>
+      </w:pPr>
+      <w:r>
         <w:lastRenderedPageBreak/>
-        <w:t>Смотреть на сегмент PR (или PQ)</w:t>
-      </w:r>
-      <w:r>
-        <w:t xml:space="preserve"> — он часто более устойчив, особенно у медленного или нормального ритма.</w:t>
-      </w:r>
-    </w:p>
-    <w:p>
-      <w:pPr>
-        <w:ind w:left="360"/>
-        <w:rPr>
-          <w:lang w:val="ru-RU"/>
-        </w:rPr>
-      </w:pPr>
-      <w:r>
         <w:t>Изолиния — это идеализированная базовая линия, которая может не совпадать с TP. Она определяется по максимально плоским, спокойным участкам ЭКГ, и лучше всего — по PQ или между окончаниями T и началом P, если сигнал чист.</w:t>
       </w:r>
     </w:p>
@@ -7611,7 +7740,6 @@
           <w:b/>
           <w:bCs/>
         </w:rPr>
-        <w:lastRenderedPageBreak/>
         <w:t>🔹</w:t>
       </w:r>
       <w:r>
@@ -7651,6 +7779,7 @@
         </w:numPr>
       </w:pPr>
       <w:r>
+        <w:lastRenderedPageBreak/>
         <w:t xml:space="preserve">Это может быть как </w:t>
       </w:r>
       <w:r>
